--- a/00-首页/题组Word/第一轮习题集/结构化学/配位化合物练习题组-学生版.docx
+++ b/00-首页/题组Word/第一轮习题集/结构化学/配位化合物练习题组-学生版.docx
@@ -2,7 +2,7 @@
 <file path=word/document.xml><?xml version="1.0" encoding="utf-8"?>
 <w:document xmlns:w="http://schemas.openxmlformats.org/wordprocessingml/2006/main" xmlns:m="http://schemas.openxmlformats.org/officeDocument/2006/math" xmlns:r="http://schemas.openxmlformats.org/officeDocument/2006/relationships" xmlns:o="urn:schemas-microsoft-com:office:office" xmlns:v="urn:schemas-microsoft-com:vml" xmlns:w10="urn:schemas-microsoft-com:office:word" xmlns:a="http://schemas.openxmlformats.org/drawingml/2006/main" xmlns:pic="http://schemas.openxmlformats.org/drawingml/2006/picture" xmlns:wp="http://schemas.openxmlformats.org/drawingml/2006/wordprocessingDrawing">
   <w:body>
-    <w:bookmarkStart w:id="117" w:name="配位化合物基础-第一轮练习题"/>
+    <w:bookmarkStart w:id="111" w:name="配位化合物基础-第一轮练习题"/>
     <w:p>
       <w:pPr>
         <w:pStyle w:val="Heading1"/>
@@ -713,98 +713,6 @@
               <w:rPr>
                 <w:rFonts w:ascii="Times New Roman" w:hAnsi="Times New Roman" w:eastAsia="Times New Roman" w:cs="Times New Roman"/>
               </w:rPr>
-              <w:t xml:space="preserve">⭐⭐⭐ </w:t>
-            </w:r>
-            <w:r>
-              <w:rPr>
-                <w:rFonts w:hint="eastAsia" w:ascii="Times New Roman" w:hAnsi="Times New Roman" w:eastAsia="FangSong" w:cs="Times New Roman"/>
-              </w:rPr>
-              <w:t xml:space="preserve">教材习题精选</w:t>
-            </w:r>
-          </w:p>
-        </w:tc>
-        <w:tc>
-          <w:tcPr/>
-          <w:p>
-            <w:pPr>
-              <w:pStyle w:val="Compact"/>
-              <w:jc w:val="center"/>
-            </w:pPr>
-            <w:r>
-              <w:rPr>
-                <w:rFonts w:ascii="Times New Roman" w:hAnsi="Times New Roman" w:eastAsia="Times New Roman" w:cs="Times New Roman"/>
-              </w:rPr>
-              <w:t xml:space="preserve">74–78</w:t>
-            </w:r>
-          </w:p>
-        </w:tc>
-        <w:tc>
-          <w:tcPr/>
-          <w:p>
-            <w:pPr>
-              <w:pStyle w:val="Compact"/>
-              <w:jc w:val="center"/>
-            </w:pPr>
-            <w:r>
-              <w:rPr>
-                <w:rFonts w:ascii="Times New Roman" w:hAnsi="Times New Roman" w:eastAsia="Times New Roman" w:cs="Times New Roman"/>
-              </w:rPr>
-              <w:t xml:space="preserve">5</w:t>
-            </w:r>
-          </w:p>
-        </w:tc>
-        <w:tc>
-          <w:tcPr/>
-          <w:p>
-            <w:pPr>
-              <w:pStyle w:val="Compact"/>
-              <w:jc w:val="center"/>
-            </w:pPr>
-            <w:r>
-              <w:rPr>
-                <w:rFonts w:hint="eastAsia" w:ascii="Times New Roman" w:hAnsi="Times New Roman" w:eastAsia="FangSong" w:cs="Times New Roman"/>
-              </w:rPr>
-              <w:t>稳定常数</w:t>
-            </w:r>
-            <w:r>
-              <w:rPr>
-                <w:rFonts w:hint="eastAsia" w:ascii="Times New Roman" w:hAnsi="Times New Roman" w:eastAsia="Times New Roman" w:cs="Times New Roman"/>
-              </w:rPr>
-              <w:t>、</w:t>
-            </w:r>
-            <w:r>
-              <w:rPr>
-                <w:rFonts w:hint="eastAsia" w:ascii="Times New Roman" w:hAnsi="Times New Roman" w:eastAsia="FangSong" w:cs="Times New Roman"/>
-              </w:rPr>
-              <w:t>电极电势</w:t>
-            </w:r>
-            <w:r>
-              <w:rPr>
-                <w:rFonts w:hint="eastAsia" w:ascii="Times New Roman" w:hAnsi="Times New Roman" w:eastAsia="Times New Roman" w:cs="Times New Roman"/>
-              </w:rPr>
-              <w:t>、</w:t>
-            </w:r>
-            <w:r>
-              <w:rPr>
-                <w:rFonts w:hint="eastAsia" w:ascii="Times New Roman" w:hAnsi="Times New Roman" w:eastAsia="FangSong" w:cs="Times New Roman"/>
-              </w:rPr>
-              <w:t>配位平衡计算</w:t>
-            </w:r>
-          </w:p>
-        </w:tc>
-      </w:tr>
-      <w:tr>
-        <w:tc>
-          <w:tcPr/>
-          <w:p>
-            <w:pPr>
-              <w:pStyle w:val="Compact"/>
-              <w:jc w:val="center"/>
-            </w:pPr>
-            <w:r>
-              <w:rPr>
-                <w:rFonts w:ascii="Times New Roman" w:hAnsi="Times New Roman" w:eastAsia="Times New Roman" w:cs="Times New Roman"/>
-              </w:rPr>
               <w:t xml:space="preserve">⭐⭐⭐⭐ </w:t>
             </w:r>
             <w:r>
@@ -3738,15 +3646,22 @@
         <w:rPr>
           <w:rFonts w:hint="eastAsia" w:ascii="Times New Roman" w:hAnsi="Times New Roman" w:eastAsia="Times New Roman" w:cs="Times New Roman"/>
         </w:rPr>
-        <w:t>，d</w:t>
-      </w:r>
-      <w:r>
-        <w:rPr>
-          <w:rFonts w:hint="eastAsia" w:ascii="Times New Roman" w:hAnsi="Times New Roman" w:eastAsia="Times New Roman" w:cs="Times New Roman"/>
-          <w:vertAlign w:val="superscript"/>
-        </w:rPr>
-        <w:t>8</w:t>
-      </w:r>
+        <w:t>，</w:t>
+      </w:r>
+      <m:oMath>
+        <m:sSup>
+          <m:e>
+            <m:r>
+              <m:t>d</m:t>
+            </m:r>
+          </m:e>
+          <m:sup>
+            <m:r>
+              <m:t>8</m:t>
+            </m:r>
+          </m:sup>
+        </m:sSup>
+      </m:oMath>
       <w:r>
         <w:rPr>
           <w:rFonts w:hint="eastAsia" w:ascii="Times New Roman" w:hAnsi="Times New Roman" w:eastAsia="FangSong" w:cs="Times New Roman"/>
@@ -3757,20 +3672,27 @@
         <w:rPr>
           <w:rFonts w:hint="eastAsia" w:ascii="Times New Roman" w:hAnsi="Times New Roman" w:eastAsia="Times New Roman" w:cs="Times New Roman"/>
         </w:rPr>
-        <w:t>，d</w:t>
-      </w:r>
-      <w:r>
-        <w:rPr>
-          <w:rFonts w:hint="eastAsia" w:ascii="Times New Roman" w:hAnsi="Times New Roman" w:eastAsia="Times New Roman" w:cs="Times New Roman"/>
-          <w:vertAlign w:val="superscript"/>
-        </w:rPr>
-        <w:t>10</w:t>
-      </w:r>
-      <w:r>
-        <w:rPr>
-          <w:rFonts w:hint="eastAsia" w:ascii="Times New Roman" w:hAnsi="Times New Roman" w:eastAsia="FangSong" w:cs="Times New Roman"/>
-        </w:rPr>
-        <w:t>配合物取四面体</w:t>
+        <w:t>，</w:t>
+      </w:r>
+      <m:oMath>
+        <m:sSup>
+          <m:e>
+            <m:r>
+              <m:t>d</m:t>
+            </m:r>
+          </m:e>
+          <m:sup>
+            <m:r>
+              <m:t>10</m:t>
+            </m:r>
+          </m:sup>
+        </m:sSup>
+      </m:oMath>
+      <w:r>
+        <w:rPr>
+          <w:rFonts w:hint="eastAsia" w:ascii="Times New Roman" w:hAnsi="Times New Roman" w:eastAsia="FangSong" w:cs="Times New Roman"/>
+        </w:rPr>
+        <w:t xml:space="preserve">配合物取四面体</w:t>
       </w:r>
     </w:p>
     <w:p>
@@ -8037,17 +7959,24 @@
       </m:oMath>
       <w:r>
         <w:rPr>
-          <w:rFonts w:hint="eastAsia" w:ascii="Times New Roman" w:hAnsi="Times New Roman" w:eastAsia="Times New Roman" w:cs="Times New Roman"/>
-        </w:rPr>
-        <w:t>(d</w:t>
-      </w:r>
-      <w:r>
-        <w:rPr>
-          <w:rFonts w:hint="eastAsia" w:ascii="Times New Roman" w:hAnsi="Times New Roman" w:eastAsia="Times New Roman" w:cs="Times New Roman"/>
-          <w:vertAlign w:val="superscript"/>
-        </w:rPr>
-        <w:t>8</w:t>
-      </w:r>
+          <w:rFonts w:ascii="Times New Roman" w:hAnsi="Times New Roman" w:eastAsia="Times New Roman" w:cs="Times New Roman"/>
+        </w:rPr>
+        <w:t xml:space="preserve">(</w:t>
+      </w:r>
+      <m:oMath>
+        <m:sSup>
+          <m:e>
+            <m:r>
+              <m:t>d</m:t>
+            </m:r>
+          </m:e>
+          <m:sup>
+            <m:r>
+              <m:t>8</m:t>
+            </m:r>
+          </m:sup>
+        </m:sSup>
+      </m:oMath>
       <w:r>
         <w:rPr>
           <w:rFonts w:hint="eastAsia" w:ascii="Times New Roman" w:hAnsi="Times New Roman" w:eastAsia="Times New Roman" w:cs="Times New Roman"/>
@@ -8939,15 +8868,22 @@
         <w:rPr>
           <w:rFonts w:hint="eastAsia" w:ascii="Times New Roman" w:hAnsi="Times New Roman" w:eastAsia="Times New Roman" w:cs="Times New Roman"/>
         </w:rPr>
-        <w:t>（d</w:t>
-      </w:r>
-      <w:r>
-        <w:rPr>
-          <w:rFonts w:hint="eastAsia" w:ascii="Times New Roman" w:hAnsi="Times New Roman" w:eastAsia="Times New Roman" w:cs="Times New Roman"/>
-          <w:vertAlign w:val="superscript"/>
-        </w:rPr>
-        <w:t>6</w:t>
-      </w:r>
+        <w:t xml:space="preserve">（</w:t>
+      </w:r>
+      <m:oMath>
+        <m:sSup>
+          <m:e>
+            <m:r>
+              <m:t>d</m:t>
+            </m:r>
+          </m:e>
+          <m:sup>
+            <m:r>
+              <m:t>6</m:t>
+            </m:r>
+          </m:sup>
+        </m:sSup>
+      </m:oMath>
       <w:r>
         <w:rPr>
           <w:rFonts w:hint="eastAsia" w:ascii="Times New Roman" w:hAnsi="Times New Roman" w:eastAsia="Times New Roman" w:cs="Times New Roman"/>
@@ -9049,15 +8985,22 @@
         <w:rPr>
           <w:rFonts w:hint="eastAsia" w:ascii="Times New Roman" w:hAnsi="Times New Roman" w:eastAsia="Times New Roman" w:cs="Times New Roman"/>
         </w:rPr>
-        <w:t>（d</w:t>
-      </w:r>
-      <w:r>
-        <w:rPr>
-          <w:rFonts w:hint="eastAsia" w:ascii="Times New Roman" w:hAnsi="Times New Roman" w:eastAsia="Times New Roman" w:cs="Times New Roman"/>
-          <w:vertAlign w:val="superscript"/>
-        </w:rPr>
-        <w:t>6</w:t>
-      </w:r>
+        <w:t xml:space="preserve">（</w:t>
+      </w:r>
+      <m:oMath>
+        <m:sSup>
+          <m:e>
+            <m:r>
+              <m:t>d</m:t>
+            </m:r>
+          </m:e>
+          <m:sup>
+            <m:r>
+              <m:t>6</m:t>
+            </m:r>
+          </m:sup>
+        </m:sSup>
+      </m:oMath>
       <w:r>
         <w:rPr>
           <w:rFonts w:hint="eastAsia" w:ascii="Times New Roman" w:hAnsi="Times New Roman" w:eastAsia="Times New Roman" w:cs="Times New Roman"/>
@@ -9189,15 +9132,22 @@
         <w:rPr>
           <w:rFonts w:hint="eastAsia" w:ascii="Times New Roman" w:hAnsi="Times New Roman" w:eastAsia="Times New Roman" w:cs="Times New Roman"/>
         </w:rPr>
-        <w:t>（d</w:t>
-      </w:r>
-      <w:r>
-        <w:rPr>
-          <w:rFonts w:hint="eastAsia" w:ascii="Times New Roman" w:hAnsi="Times New Roman" w:eastAsia="Times New Roman" w:cs="Times New Roman"/>
-          <w:vertAlign w:val="superscript"/>
-        </w:rPr>
-        <w:t>5</w:t>
-      </w:r>
+        <w:t xml:space="preserve">（</w:t>
+      </w:r>
+      <m:oMath>
+        <m:sSup>
+          <m:e>
+            <m:r>
+              <m:t>d</m:t>
+            </m:r>
+          </m:e>
+          <m:sup>
+            <m:r>
+              <m:t>5</m:t>
+            </m:r>
+          </m:sup>
+        </m:sSup>
+      </m:oMath>
       <w:r>
         <w:rPr>
           <w:rFonts w:hint="eastAsia" w:ascii="Times New Roman" w:hAnsi="Times New Roman" w:eastAsia="Times New Roman" w:cs="Times New Roman"/>
@@ -9329,20 +9279,27 @@
         <w:rPr>
           <w:rFonts w:hint="eastAsia" w:ascii="Times New Roman" w:hAnsi="Times New Roman" w:eastAsia="Times New Roman" w:cs="Times New Roman"/>
         </w:rPr>
-        <w:t>（d</w:t>
-      </w:r>
-      <w:r>
-        <w:rPr>
-          <w:rFonts w:hint="eastAsia" w:ascii="Times New Roman" w:hAnsi="Times New Roman" w:eastAsia="Times New Roman" w:cs="Times New Roman"/>
-          <w:vertAlign w:val="superscript"/>
-        </w:rPr>
-        <w:t>3</w:t>
-      </w:r>
-      <w:r>
-        <w:rPr>
-          <w:rFonts w:hint="eastAsia" w:ascii="Times New Roman" w:hAnsi="Times New Roman" w:eastAsia="Times New Roman" w:cs="Times New Roman"/>
-        </w:rPr>
-        <w:t>）</w:t>
+        <w:t xml:space="preserve">（</w:t>
+      </w:r>
+      <m:oMath>
+        <m:sSup>
+          <m:e>
+            <m:r>
+              <m:t>d</m:t>
+            </m:r>
+          </m:e>
+          <m:sup>
+            <m:r>
+              <m:t>3</m:t>
+            </m:r>
+          </m:sup>
+        </m:sSup>
+      </m:oMath>
+      <w:r>
+        <w:rPr>
+          <w:rFonts w:hint="eastAsia" w:ascii="Times New Roman" w:hAnsi="Times New Roman" w:eastAsia="Times New Roman" w:cs="Times New Roman"/>
+        </w:rPr>
+        <w:t xml:space="preserve">）</w:t>
       </w:r>
     </w:p>
     <w:p>
@@ -10573,20 +10530,27 @@
         <w:rPr>
           <w:rFonts w:hint="eastAsia" w:ascii="Times New Roman" w:hAnsi="Times New Roman" w:eastAsia="Times New Roman" w:cs="Times New Roman"/>
         </w:rPr>
-        <w:t>（d</w:t>
-      </w:r>
-      <w:r>
-        <w:rPr>
-          <w:rFonts w:hint="eastAsia" w:ascii="Times New Roman" w:hAnsi="Times New Roman" w:eastAsia="Times New Roman" w:cs="Times New Roman"/>
-          <w:vertAlign w:val="superscript"/>
-        </w:rPr>
-        <w:t>1</w:t>
-      </w:r>
-      <w:r>
-        <w:rPr>
-          <w:rFonts w:hint="eastAsia" w:ascii="Times New Roman" w:hAnsi="Times New Roman" w:eastAsia="Times New Roman" w:cs="Times New Roman"/>
-        </w:rPr>
-        <w:t>）</w:t>
+        <w:t xml:space="preserve">（</w:t>
+      </w:r>
+      <m:oMath>
+        <m:sSup>
+          <m:e>
+            <m:r>
+              <m:t>d</m:t>
+            </m:r>
+          </m:e>
+          <m:sup>
+            <m:r>
+              <m:t>1</m:t>
+            </m:r>
+          </m:sup>
+        </m:sSup>
+      </m:oMath>
+      <w:r>
+        <w:rPr>
+          <w:rFonts w:hint="eastAsia" w:ascii="Times New Roman" w:hAnsi="Times New Roman" w:eastAsia="Times New Roman" w:cs="Times New Roman"/>
+        </w:rPr>
+        <w:t xml:space="preserve">）</w:t>
       </w:r>
     </w:p>
     <w:p>
@@ -10695,20 +10659,27 @@
         <w:rPr>
           <w:rFonts w:hint="eastAsia" w:ascii="Times New Roman" w:hAnsi="Times New Roman" w:eastAsia="Times New Roman" w:cs="Times New Roman"/>
         </w:rPr>
-        <w:t>（d</w:t>
-      </w:r>
-      <w:r>
-        <w:rPr>
-          <w:rFonts w:hint="eastAsia" w:ascii="Times New Roman" w:hAnsi="Times New Roman" w:eastAsia="Times New Roman" w:cs="Times New Roman"/>
-          <w:vertAlign w:val="superscript"/>
-        </w:rPr>
-        <w:t>2</w:t>
-      </w:r>
-      <w:r>
-        <w:rPr>
-          <w:rFonts w:hint="eastAsia" w:ascii="Times New Roman" w:hAnsi="Times New Roman" w:eastAsia="Times New Roman" w:cs="Times New Roman"/>
-        </w:rPr>
-        <w:t>）</w:t>
+        <w:t xml:space="preserve">（</w:t>
+      </w:r>
+      <m:oMath>
+        <m:sSup>
+          <m:e>
+            <m:r>
+              <m:t>d</m:t>
+            </m:r>
+          </m:e>
+          <m:sup>
+            <m:r>
+              <m:t>2</m:t>
+            </m:r>
+          </m:sup>
+        </m:sSup>
+      </m:oMath>
+      <w:r>
+        <w:rPr>
+          <w:rFonts w:hint="eastAsia" w:ascii="Times New Roman" w:hAnsi="Times New Roman" w:eastAsia="Times New Roman" w:cs="Times New Roman"/>
+        </w:rPr>
+        <w:t xml:space="preserve">）</w:t>
       </w:r>
     </w:p>
     <w:p>
@@ -10823,15 +10794,22 @@
         <w:rPr>
           <w:rFonts w:hint="eastAsia" w:ascii="Times New Roman" w:hAnsi="Times New Roman" w:eastAsia="Times New Roman" w:cs="Times New Roman"/>
         </w:rPr>
-        <w:t>（d</w:t>
-      </w:r>
-      <w:r>
-        <w:rPr>
-          <w:rFonts w:hint="eastAsia" w:ascii="Times New Roman" w:hAnsi="Times New Roman" w:eastAsia="Times New Roman" w:cs="Times New Roman"/>
-          <w:vertAlign w:val="superscript"/>
-        </w:rPr>
-        <w:t>6</w:t>
-      </w:r>
+        <w:t xml:space="preserve">（</w:t>
+      </w:r>
+      <m:oMath>
+        <m:sSup>
+          <m:e>
+            <m:r>
+              <m:t>d</m:t>
+            </m:r>
+          </m:e>
+          <m:sup>
+            <m:r>
+              <m:t>6</m:t>
+            </m:r>
+          </m:sup>
+        </m:sSup>
+      </m:oMath>
       <w:r>
         <w:rPr>
           <w:rFonts w:hint="eastAsia" w:ascii="Times New Roman" w:hAnsi="Times New Roman" w:eastAsia="FangSong" w:cs="Times New Roman"/>
@@ -10945,15 +10923,22 @@
         <w:rPr>
           <w:rFonts w:hint="eastAsia" w:ascii="Times New Roman" w:hAnsi="Times New Roman" w:eastAsia="Times New Roman" w:cs="Times New Roman"/>
         </w:rPr>
-        <w:t>（d</w:t>
-      </w:r>
-      <w:r>
-        <w:rPr>
-          <w:rFonts w:hint="eastAsia" w:ascii="Times New Roman" w:hAnsi="Times New Roman" w:eastAsia="Times New Roman" w:cs="Times New Roman"/>
-          <w:vertAlign w:val="superscript"/>
-        </w:rPr>
-        <w:t>5</w:t>
-      </w:r>
+        <w:t xml:space="preserve">（</w:t>
+      </w:r>
+      <m:oMath>
+        <m:sSup>
+          <m:e>
+            <m:r>
+              <m:t>d</m:t>
+            </m:r>
+          </m:e>
+          <m:sup>
+            <m:r>
+              <m:t>5</m:t>
+            </m:r>
+          </m:sup>
+        </m:sSup>
+      </m:oMath>
       <w:r>
         <w:rPr>
           <w:rFonts w:hint="eastAsia" w:ascii="Times New Roman" w:hAnsi="Times New Roman" w:eastAsia="FangSong" w:cs="Times New Roman"/>
@@ -11079,20 +11064,27 @@
         <w:rPr>
           <w:rFonts w:hint="eastAsia" w:ascii="Times New Roman" w:hAnsi="Times New Roman" w:eastAsia="Times New Roman" w:cs="Times New Roman"/>
         </w:rPr>
-        <w:t>（d</w:t>
-      </w:r>
-      <w:r>
-        <w:rPr>
-          <w:rFonts w:hint="eastAsia" w:ascii="Times New Roman" w:hAnsi="Times New Roman" w:eastAsia="Times New Roman" w:cs="Times New Roman"/>
-          <w:vertAlign w:val="superscript"/>
-        </w:rPr>
-        <w:t>9</w:t>
-      </w:r>
-      <w:r>
-        <w:rPr>
-          <w:rFonts w:hint="eastAsia" w:ascii="Times New Roman" w:hAnsi="Times New Roman" w:eastAsia="Times New Roman" w:cs="Times New Roman"/>
-        </w:rPr>
-        <w:t>）</w:t>
+        <w:t xml:space="preserve">（</w:t>
+      </w:r>
+      <m:oMath>
+        <m:sSup>
+          <m:e>
+            <m:r>
+              <m:t>d</m:t>
+            </m:r>
+          </m:e>
+          <m:sup>
+            <m:r>
+              <m:t>9</m:t>
+            </m:r>
+          </m:sup>
+        </m:sSup>
+      </m:oMath>
+      <w:r>
+        <w:rPr>
+          <w:rFonts w:hint="eastAsia" w:ascii="Times New Roman" w:hAnsi="Times New Roman" w:eastAsia="Times New Roman" w:cs="Times New Roman"/>
+        </w:rPr>
+        <w:t xml:space="preserve">）</w:t>
       </w:r>
     </w:p>
     <w:p>
@@ -15265,20 +15257,27 @@
         <w:rPr>
           <w:rFonts w:hint="eastAsia" w:ascii="Times New Roman" w:hAnsi="Times New Roman" w:eastAsia="Times New Roman" w:cs="Times New Roman"/>
         </w:rPr>
-        <w:t>（d</w:t>
-      </w:r>
-      <w:r>
-        <w:rPr>
-          <w:rFonts w:hint="eastAsia" w:ascii="Times New Roman" w:hAnsi="Times New Roman" w:eastAsia="Times New Roman" w:cs="Times New Roman"/>
-          <w:vertAlign w:val="superscript"/>
-        </w:rPr>
-        <w:t>9</w:t>
-      </w:r>
-      <w:r>
-        <w:rPr>
-          <w:rFonts w:hint="eastAsia" w:ascii="Times New Roman" w:hAnsi="Times New Roman" w:eastAsia="Times New Roman" w:cs="Times New Roman"/>
-        </w:rPr>
-        <w:t>）</w:t>
+        <w:t xml:space="preserve">（</w:t>
+      </w:r>
+      <m:oMath>
+        <m:sSup>
+          <m:e>
+            <m:r>
+              <m:t>d</m:t>
+            </m:r>
+          </m:e>
+          <m:sup>
+            <m:r>
+              <m:t>9</m:t>
+            </m:r>
+          </m:sup>
+        </m:sSup>
+      </m:oMath>
+      <w:r>
+        <w:rPr>
+          <w:rFonts w:hint="eastAsia" w:ascii="Times New Roman" w:hAnsi="Times New Roman" w:eastAsia="Times New Roman" w:cs="Times New Roman"/>
+        </w:rPr>
+        <w:t xml:space="preserve">）</w:t>
       </w:r>
     </w:p>
     <w:p>
@@ -15393,20 +15392,27 @@
         <w:rPr>
           <w:rFonts w:hint="eastAsia" w:ascii="Times New Roman" w:hAnsi="Times New Roman" w:eastAsia="Times New Roman" w:cs="Times New Roman"/>
         </w:rPr>
-        <w:t>（d</w:t>
-      </w:r>
-      <w:r>
-        <w:rPr>
-          <w:rFonts w:hint="eastAsia" w:ascii="Times New Roman" w:hAnsi="Times New Roman" w:eastAsia="Times New Roman" w:cs="Times New Roman"/>
-          <w:vertAlign w:val="superscript"/>
-        </w:rPr>
-        <w:t>1</w:t>
-      </w:r>
-      <w:r>
-        <w:rPr>
-          <w:rFonts w:hint="eastAsia" w:ascii="Times New Roman" w:hAnsi="Times New Roman" w:eastAsia="Times New Roman" w:cs="Times New Roman"/>
-        </w:rPr>
-        <w:t>）</w:t>
+        <w:t xml:space="preserve">（</w:t>
+      </w:r>
+      <m:oMath>
+        <m:sSup>
+          <m:e>
+            <m:r>
+              <m:t>d</m:t>
+            </m:r>
+          </m:e>
+          <m:sup>
+            <m:r>
+              <m:t>1</m:t>
+            </m:r>
+          </m:sup>
+        </m:sSup>
+      </m:oMath>
+      <w:r>
+        <w:rPr>
+          <w:rFonts w:hint="eastAsia" w:ascii="Times New Roman" w:hAnsi="Times New Roman" w:eastAsia="Times New Roman" w:cs="Times New Roman"/>
+        </w:rPr>
+        <w:t xml:space="preserve">）</w:t>
       </w:r>
     </w:p>
     <w:p>
@@ -15521,20 +15527,27 @@
         <w:rPr>
           <w:rFonts w:hint="eastAsia" w:ascii="Times New Roman" w:hAnsi="Times New Roman" w:eastAsia="Times New Roman" w:cs="Times New Roman"/>
         </w:rPr>
-        <w:t>（d</w:t>
-      </w:r>
-      <w:r>
-        <w:rPr>
-          <w:rFonts w:hint="eastAsia" w:ascii="Times New Roman" w:hAnsi="Times New Roman" w:eastAsia="Times New Roman" w:cs="Times New Roman"/>
-          <w:vertAlign w:val="superscript"/>
-        </w:rPr>
-        <w:t>3</w:t>
-      </w:r>
-      <w:r>
-        <w:rPr>
-          <w:rFonts w:hint="eastAsia" w:ascii="Times New Roman" w:hAnsi="Times New Roman" w:eastAsia="Times New Roman" w:cs="Times New Roman"/>
-        </w:rPr>
-        <w:t>）</w:t>
+        <w:t xml:space="preserve">（</w:t>
+      </w:r>
+      <m:oMath>
+        <m:sSup>
+          <m:e>
+            <m:r>
+              <m:t>d</m:t>
+            </m:r>
+          </m:e>
+          <m:sup>
+            <m:r>
+              <m:t>3</m:t>
+            </m:r>
+          </m:sup>
+        </m:sSup>
+      </m:oMath>
+      <w:r>
+        <w:rPr>
+          <w:rFonts w:hint="eastAsia" w:ascii="Times New Roman" w:hAnsi="Times New Roman" w:eastAsia="Times New Roman" w:cs="Times New Roman"/>
+        </w:rPr>
+        <w:t xml:space="preserve">）</w:t>
       </w:r>
     </w:p>
     <w:p>
@@ -15649,15 +15662,22 @@
         <w:rPr>
           <w:rFonts w:hint="eastAsia" w:ascii="Times New Roman" w:hAnsi="Times New Roman" w:eastAsia="Times New Roman" w:cs="Times New Roman"/>
         </w:rPr>
-        <w:t>（d</w:t>
-      </w:r>
-      <w:r>
-        <w:rPr>
-          <w:rFonts w:hint="eastAsia" w:ascii="Times New Roman" w:hAnsi="Times New Roman" w:eastAsia="Times New Roman" w:cs="Times New Roman"/>
-          <w:vertAlign w:val="superscript"/>
-        </w:rPr>
-        <w:t>4</w:t>
-      </w:r>
+        <w:t xml:space="preserve">（</w:t>
+      </w:r>
+      <m:oMath>
+        <m:sSup>
+          <m:e>
+            <m:r>
+              <m:t>d</m:t>
+            </m:r>
+          </m:e>
+          <m:sup>
+            <m:r>
+              <m:t>4</m:t>
+            </m:r>
+          </m:sup>
+        </m:sSup>
+      </m:oMath>
       <w:r>
         <w:rPr>
           <w:rFonts w:hint="eastAsia" w:ascii="Times New Roman" w:hAnsi="Times New Roman" w:eastAsia="FangSong" w:cs="Times New Roman"/>
@@ -26973,15 +26993,25 @@
         <w:rPr>
           <w:rFonts w:hint="eastAsia" w:ascii="Times New Roman" w:hAnsi="Times New Roman" w:eastAsia="Times New Roman" w:cs="Times New Roman"/>
         </w:rPr>
-        <w:t>（4d</w:t>
-      </w:r>
-      <w:r>
-        <w:rPr>
-          <w:rFonts w:hint="eastAsia" w:ascii="Times New Roman" w:hAnsi="Times New Roman" w:eastAsia="Times New Roman" w:cs="Times New Roman"/>
-          <w:vertAlign w:val="superscript"/>
-        </w:rPr>
-        <w:t>6</w:t>
-      </w:r>
+        <w:t>（</w:t>
+      </w:r>
+      <m:oMath>
+        <m:r>
+          <m:t>4</m:t>
+        </m:r>
+        <m:sSup>
+          <m:e>
+            <m:r>
+              <m:t>d</m:t>
+            </m:r>
+          </m:e>
+          <m:sup>
+            <m:r>
+              <m:t>6</m:t>
+            </m:r>
+          </m:sup>
+        </m:sSup>
+      </m:oMath>
       <w:r>
         <w:rPr>
           <w:rFonts w:hint="eastAsia" w:ascii="Times New Roman" w:hAnsi="Times New Roman" w:eastAsia="FangSong" w:cs="Times New Roman"/>
@@ -35689,7 +35719,7 @@
     </w:p>
     <w:bookmarkEnd w:id="89"/>
     <w:bookmarkEnd w:id="90"/>
-    <w:bookmarkStart w:id="96" w:name="第六部分教材习题精选5题"/>
+    <w:bookmarkStart w:id="96" w:name="第六部分决赛真题精选5题"/>
     <w:p>
       <w:pPr>
         <w:pStyle w:val="Heading2"/>
@@ -35711,7 +35741,7 @@
         <w:rPr>
           <w:rFonts w:hint="eastAsia" w:ascii="Times New Roman" w:hAnsi="Times New Roman" w:eastAsia="SimHei" w:cs="Times New Roman"/>
         </w:rPr>
-        <w:t>教材习题精选</w:t>
+        <w:t>决赛真题精选</w:t>
       </w:r>
       <w:r>
         <w:rPr>
@@ -35740,55 +35770,67 @@
         <w:rPr>
           <w:rFonts w:hint="eastAsia" w:ascii="Times New Roman" w:hAnsi="Times New Roman" w:eastAsia="FangSong" w:cs="Times New Roman"/>
         </w:rPr>
-        <w:t>选自</w:t>
-      </w:r>
-      <w:r>
-        <w:rPr>
-          <w:rFonts w:hint="eastAsia" w:ascii="Times New Roman" w:hAnsi="Times New Roman" w:eastAsia="Times New Roman" w:cs="Times New Roman"/>
-        </w:rPr>
-        <w:t>《</w:t>
-      </w:r>
-      <w:r>
-        <w:rPr>
-          <w:rFonts w:hint="eastAsia" w:ascii="Times New Roman" w:hAnsi="Times New Roman" w:eastAsia="FangSong" w:cs="Times New Roman"/>
-        </w:rPr>
-        <w:t>无机化学例题与习题</w:t>
-      </w:r>
-      <w:r>
-        <w:rPr>
-          <w:rFonts w:hint="eastAsia" w:ascii="Times New Roman" w:hAnsi="Times New Roman" w:eastAsia="Times New Roman" w:cs="Times New Roman"/>
-        </w:rPr>
-        <w:t>》</w:t>
-      </w:r>
-      <w:r>
-        <w:rPr>
-          <w:rFonts w:hint="eastAsia" w:ascii="Times New Roman" w:hAnsi="Times New Roman" w:eastAsia="FangSong" w:cs="Times New Roman"/>
-        </w:rPr>
-        <w:t>第</w:t>
-      </w:r>
-      <w:r>
-        <w:rPr>
-          <w:rFonts w:hint="eastAsia" w:ascii="Times New Roman" w:hAnsi="Times New Roman" w:eastAsia="Times New Roman" w:cs="Times New Roman"/>
-        </w:rPr>
-        <w:t>4</w:t>
-      </w:r>
-      <w:r>
-        <w:rPr>
-          <w:rFonts w:hint="eastAsia" w:ascii="Times New Roman" w:hAnsi="Times New Roman" w:eastAsia="FangSong" w:cs="Times New Roman"/>
-        </w:rPr>
-        <w:t>版</w:t>
-      </w:r>
-      <w:r>
-        <w:rPr>
-          <w:rFonts w:hint="eastAsia" w:ascii="Times New Roman" w:hAnsi="Times New Roman" w:eastAsia="Times New Roman" w:cs="Times New Roman"/>
-        </w:rPr>
-        <w:t>Ch11，</w:t>
-      </w:r>
-      <w:r>
-        <w:rPr>
-          <w:rFonts w:hint="eastAsia" w:ascii="Times New Roman" w:hAnsi="Times New Roman" w:eastAsia="FangSong" w:cs="Times New Roman"/>
-        </w:rPr>
-        <w:t>补充稳定常数计算和电化学</w:t>
+        <w:t>选自近</w:t>
+      </w:r>
+      <w:r>
+        <w:rPr>
+          <w:rFonts w:hint="eastAsia" w:ascii="Times New Roman" w:hAnsi="Times New Roman" w:eastAsia="Times New Roman" w:cs="Times New Roman"/>
+        </w:rPr>
+        <w:t>8</w:t>
+      </w:r>
+      <w:r>
+        <w:rPr>
+          <w:rFonts w:hint="eastAsia" w:ascii="Times New Roman" w:hAnsi="Times New Roman" w:eastAsia="FangSong" w:cs="Times New Roman"/>
+        </w:rPr>
+        <w:t>年决赛真题</w:t>
+      </w:r>
+      <w:r>
+        <w:rPr>
+          <w:rFonts w:hint="eastAsia" w:ascii="Times New Roman" w:hAnsi="Times New Roman" w:eastAsia="Times New Roman" w:cs="Times New Roman"/>
+        </w:rPr>
+        <w:t>，</w:t>
+      </w:r>
+      <w:r>
+        <w:rPr>
+          <w:rFonts w:hint="eastAsia" w:ascii="Times New Roman" w:hAnsi="Times New Roman" w:eastAsia="FangSong" w:cs="Times New Roman"/>
+        </w:rPr>
+        <w:t>覆盖铜配位化学</w:t>
+      </w:r>
+      <w:r>
+        <w:rPr>
+          <w:rFonts w:hint="eastAsia" w:ascii="Times New Roman" w:hAnsi="Times New Roman" w:eastAsia="Times New Roman" w:cs="Times New Roman"/>
+        </w:rPr>
+        <w:t>、</w:t>
+      </w:r>
+      <w:r>
+        <w:rPr>
+          <w:rFonts w:hint="eastAsia" w:ascii="Times New Roman" w:hAnsi="Times New Roman" w:eastAsia="FangSong" w:cs="Times New Roman"/>
+        </w:rPr>
+        <w:t>电化学与配位平衡</w:t>
+      </w:r>
+      <w:r>
+        <w:rPr>
+          <w:rFonts w:hint="eastAsia" w:ascii="Times New Roman" w:hAnsi="Times New Roman" w:eastAsia="Times New Roman" w:cs="Times New Roman"/>
+        </w:rPr>
+        <w:t>、NO</w:t>
+      </w:r>
+      <w:r>
+        <w:rPr>
+          <w:rFonts w:hint="eastAsia" w:ascii="Times New Roman" w:hAnsi="Times New Roman" w:eastAsia="FangSong" w:cs="Times New Roman"/>
+        </w:rPr>
+        <w:t>配位</w:t>
+      </w:r>
+      <w:r>
+        <w:rPr>
+          <w:rFonts w:hint="eastAsia" w:ascii="Times New Roman" w:hAnsi="Times New Roman" w:eastAsia="Times New Roman" w:cs="Times New Roman"/>
+        </w:rPr>
+        <w:t>、</w:t>
+      </w:r>
+      <w:r>
+        <w:rPr>
+          <w:rFonts w:hint="eastAsia" w:ascii="Times New Roman" w:hAnsi="Times New Roman" w:eastAsia="FangSong" w:cs="Times New Roman"/>
+        </w:rPr>
+        <w:t>配位聚合物等考点</w:t>
       </w:r>
       <w:r>
         <w:rPr>
@@ -35807,7 +35849,7 @@
         </w:pict>
       </w:r>
     </w:p>
-    <w:bookmarkStart w:id="91" w:name="第74题"/>
+    <w:bookmarkStart w:id="91" w:name="第79题"/>
     <w:p>
       <w:pPr>
         <w:pStyle w:val="Heading3"/>
@@ -35823,7 +35865,7 @@
         <w:rPr>
           <w:rFonts w:hint="eastAsia" w:ascii="Times New Roman" w:hAnsi="Times New Roman" w:eastAsia="Times New Roman" w:cs="Times New Roman"/>
         </w:rPr>
-        <w:t>74</w:t>
+        <w:t>79</w:t>
       </w:r>
       <w:r>
         <w:rPr>
@@ -35835,7 +35877,7 @@
         <w:rPr>
           <w:rFonts w:ascii="Times New Roman" w:hAnsi="Times New Roman" w:eastAsia="Times New Roman" w:cs="Times New Roman"/>
         </w:rPr>
-        <w:t xml:space="preserve"> ⭐⭐⭐</w:t>
+        <w:t xml:space="preserve"> ⭐⭐⭐⭐</w:t>
       </w:r>
     </w:p>
     <w:p>
@@ -35860,13 +35902,55 @@
         <w:rPr>
           <w:rFonts w:hint="eastAsia" w:ascii="Times New Roman" w:hAnsi="Times New Roman" w:eastAsia="FangSong" w:cs="Times New Roman"/>
         </w:rPr>
-        <w:t>教材习题</w:t>
-      </w:r>
-      <w:r>
-        <w:rPr>
-          <w:rFonts w:ascii="Times New Roman" w:hAnsi="Times New Roman" w:eastAsia="Times New Roman" w:cs="Times New Roman"/>
-        </w:rPr>
-        <w:t xml:space="preserve"> 11.2</w:t>
+        <w:t>第</w:t>
+      </w:r>
+      <w:r>
+        <w:rPr>
+          <w:rFonts w:hint="eastAsia" w:ascii="Times New Roman" w:hAnsi="Times New Roman" w:eastAsia="Times New Roman" w:cs="Times New Roman"/>
+        </w:rPr>
+        <w:t>37</w:t>
+      </w:r>
+      <w:r>
+        <w:rPr>
+          <w:rFonts w:hint="eastAsia" w:ascii="Times New Roman" w:hAnsi="Times New Roman" w:eastAsia="FangSong" w:cs="Times New Roman"/>
+        </w:rPr>
+        <w:t>届决赛</w:t>
+      </w:r>
+      <w:r>
+        <w:rPr>
+          <w:rFonts w:hint="eastAsia" w:ascii="Times New Roman" w:hAnsi="Times New Roman" w:eastAsia="Times New Roman" w:cs="Times New Roman"/>
+        </w:rPr>
+        <w:t>（2023</w:t>
+      </w:r>
+      <w:r>
+        <w:rPr>
+          <w:rFonts w:hint="eastAsia" w:ascii="Times New Roman" w:hAnsi="Times New Roman" w:eastAsia="FangSong" w:cs="Times New Roman"/>
+        </w:rPr>
+        <w:t>年</w:t>
+      </w:r>
+      <w:r>
+        <w:rPr>
+          <w:rFonts w:hint="eastAsia" w:ascii="Times New Roman" w:hAnsi="Times New Roman" w:eastAsia="Times New Roman" w:cs="Times New Roman"/>
+        </w:rPr>
+        <w:t>）</w:t>
+      </w:r>
+      <w:r>
+        <w:rPr>
+          <w:rFonts w:hint="eastAsia" w:ascii="Times New Roman" w:hAnsi="Times New Roman" w:eastAsia="FangSong" w:cs="Times New Roman"/>
+        </w:rPr>
+        <w:t>第一场第</w:t>
+      </w:r>
+      <w:r>
+        <w:rPr>
+          <w:rFonts w:hint="eastAsia" w:ascii="Times New Roman" w:hAnsi="Times New Roman" w:eastAsia="Times New Roman" w:cs="Times New Roman"/>
+        </w:rPr>
+        <w:t>1</w:t>
+      </w:r>
+      <w:r>
+        <w:rPr>
+          <w:rFonts w:hint="eastAsia" w:ascii="Times New Roman" w:hAnsi="Times New Roman" w:eastAsia="FangSong" w:cs="Times New Roman"/>
+        </w:rPr>
+        <w:t>题</w:t>
       </w:r>
     </w:p>
     <w:p>
@@ -35877,7 +35961,39 @@
         <w:rPr>
           <w:rFonts w:hint="eastAsia" w:ascii="Times New Roman" w:hAnsi="Times New Roman" w:eastAsia="FangSong" w:cs="Times New Roman"/>
         </w:rPr>
-        <w:t xml:space="preserve">已知</w:t>
+        <w:t>铜的配位化学十分丰富</w:t>
+      </w:r>
+      <w:r>
+        <w:rPr>
+          <w:rFonts w:hint="eastAsia" w:ascii="Times New Roman" w:hAnsi="Times New Roman" w:eastAsia="Times New Roman" w:cs="Times New Roman"/>
+        </w:rPr>
+        <w:t>。</w:t>
+      </w:r>
+    </w:p>
+    <w:p>
+      <w:pPr>
+        <w:numPr>
+          <w:ilvl w:val="0"/>
+          <w:numId w:val="1054"/>
+        </w:numPr>
+      </w:pPr>
+      <w:r>
+        <w:rPr>
+          <w:rFonts w:hint="eastAsia" w:ascii="Times New Roman" w:hAnsi="Times New Roman" w:eastAsia="FangSong" w:cs="Times New Roman"/>
+        </w:rPr>
+        <w:t>掺杂特定元素的铜氧化物常被用作高温超导材料</w:t>
+      </w:r>
+      <w:r>
+        <w:rPr>
+          <w:rFonts w:hint="eastAsia" w:ascii="Times New Roman" w:hAnsi="Times New Roman" w:eastAsia="Times New Roman" w:cs="Times New Roman"/>
+        </w:rPr>
+        <w:t>。</w:t>
+      </w:r>
+      <w:r>
+        <w:rPr>
+          <w:rFonts w:hint="eastAsia" w:ascii="Times New Roman" w:hAnsi="Times New Roman" w:eastAsia="FangSong" w:cs="Times New Roman"/>
+        </w:rPr>
+        <w:t>镧锶铜氧</w:t>
       </w:r>
       <m:oMath>
         <m:oMathPr>
@@ -35892,37 +36008,7 @@
           <m:rPr>
             <m:sty m:val="p"/>
           </m:rPr>
-          <m:t>[</m:t>
-        </m:r>
-        <m:r>
-          <m:rPr>
-            <m:sty m:val="p"/>
-          </m:rPr>
-          <m:t>N</m:t>
-        </m:r>
-        <m:r>
-          <m:rPr>
-            <m:sty m:val="p"/>
-          </m:rPr>
-          <m:t>i</m:t>
-        </m:r>
-        <m:r>
-          <m:rPr>
-            <m:sty m:val="p"/>
-          </m:rPr>
-          <m:t>(</m:t>
-        </m:r>
-        <m:r>
-          <m:rPr>
-            <m:sty m:val="p"/>
-          </m:rPr>
-          <m:t>e</m:t>
-        </m:r>
-        <m:r>
-          <m:rPr>
-            <m:sty m:val="p"/>
-          </m:rPr>
-          <m:t>n</m:t>
+          <m:t>L</m:t>
         </m:r>
         <m:sSub>
           <m:e>
@@ -35930,7 +36016,7 @@
               <m:rPr>
                 <m:sty m:val="p"/>
               </m:rPr>
-              <m:t>)</m:t>
+              <m:t>a</m:t>
             </m:r>
           </m:e>
           <m:sub>
@@ -35938,17 +36024,187 @@
               <m:rPr>
                 <m:sty m:val="p"/>
               </m:rPr>
-              <m:t>3</m:t>
+              <m:t>2</m:t>
+            </m:r>
+            <m:r>
+              <m:rPr>
+                <m:sty m:val="p"/>
+              </m:rPr>
+              <m:t>−</m:t>
+            </m:r>
+            <m:r>
+              <m:rPr>
+                <m:sty m:val="p"/>
+              </m:rPr>
+              <m:t>x</m:t>
             </m:r>
           </m:sub>
         </m:sSub>
+        <m:r>
+          <m:rPr>
+            <m:sty m:val="p"/>
+          </m:rPr>
+          <m:t>S</m:t>
+        </m:r>
+        <m:sSub>
+          <m:e>
+            <m:r>
+              <m:rPr>
+                <m:sty m:val="p"/>
+              </m:rPr>
+              <m:t>r</m:t>
+            </m:r>
+          </m:e>
+          <m:sub>
+            <m:r>
+              <m:rPr>
+                <m:sty m:val="p"/>
+              </m:rPr>
+              <m:t>x</m:t>
+            </m:r>
+          </m:sub>
+        </m:sSub>
+        <m:r>
+          <m:rPr>
+            <m:sty m:val="p"/>
+          </m:rPr>
+          <m:t>C</m:t>
+        </m:r>
+        <m:r>
+          <m:rPr>
+            <m:sty m:val="p"/>
+          </m:rPr>
+          <m:t>u</m:t>
+        </m:r>
+        <m:sSub>
+          <m:e>
+            <m:r>
+              <m:rPr>
+                <m:sty m:val="p"/>
+              </m:rPr>
+              <m:t>O</m:t>
+            </m:r>
+          </m:e>
+          <m:sub>
+            <m:r>
+              <m:rPr>
+                <m:sty m:val="p"/>
+              </m:rPr>
+              <m:t>4</m:t>
+            </m:r>
+          </m:sub>
+        </m:sSub>
+      </m:oMath>
+      <w:r>
+        <w:rPr>
+          <w:rFonts w:hint="eastAsia" w:ascii="Times New Roman" w:hAnsi="Times New Roman" w:eastAsia="Times New Roman" w:cs="Times New Roman"/>
+        </w:rPr>
+        <w:t>（LSCO）</w:t>
+      </w:r>
+      <w:r>
+        <w:rPr>
+          <w:rFonts w:hint="eastAsia" w:ascii="Times New Roman" w:hAnsi="Times New Roman" w:eastAsia="FangSong" w:cs="Times New Roman"/>
+        </w:rPr>
+        <w:t>具有典型钙钛矿结构</w:t>
+      </w:r>
+      <w:r>
+        <w:rPr>
+          <w:rFonts w:hint="eastAsia" w:ascii="Times New Roman" w:hAnsi="Times New Roman" w:eastAsia="Times New Roman" w:cs="Times New Roman"/>
+        </w:rPr>
+        <w:t>。</w:t>
+      </w:r>
+      <w:r>
+        <w:rPr>
+          <w:rFonts w:hint="eastAsia" w:ascii="Times New Roman" w:hAnsi="Times New Roman" w:eastAsia="FangSong" w:cs="Times New Roman"/>
+        </w:rPr>
+        <w:t>已知</w:t>
+      </w:r>
+      <w:r>
+        <w:rPr>
+          <w:rFonts w:hint="eastAsia" w:ascii="Times New Roman" w:hAnsi="Times New Roman" w:eastAsia="Times New Roman" w:cs="Times New Roman"/>
+        </w:rPr>
+        <w:t>c</w:t>
+      </w:r>
+      <w:r>
+        <w:rPr>
+          <w:rFonts w:hint="eastAsia" w:ascii="Times New Roman" w:hAnsi="Times New Roman" w:eastAsia="FangSong" w:cs="Times New Roman"/>
+        </w:rPr>
+        <w:t>轴方向</w:t>
+      </w:r>
+      <w:r>
+        <w:rPr>
+          <w:rFonts w:hint="eastAsia" w:ascii="Times New Roman" w:hAnsi="Times New Roman" w:eastAsia="Times New Roman" w:cs="Times New Roman"/>
+        </w:rPr>
+        <w:t>Cu—O</w:t>
+      </w:r>
+      <w:r>
+        <w:rPr>
+          <w:rFonts w:hint="eastAsia" w:ascii="Times New Roman" w:hAnsi="Times New Roman" w:eastAsia="FangSong" w:cs="Times New Roman"/>
+        </w:rPr>
+        <w:t>键长大于</w:t>
+      </w:r>
+      <w:r>
+        <w:rPr>
+          <w:rFonts w:hint="eastAsia" w:ascii="Times New Roman" w:hAnsi="Times New Roman" w:eastAsia="Times New Roman" w:cs="Times New Roman"/>
+        </w:rPr>
+        <w:t>a、b</w:t>
+      </w:r>
+      <w:r>
+        <w:rPr>
+          <w:rFonts w:hint="eastAsia" w:ascii="Times New Roman" w:hAnsi="Times New Roman" w:eastAsia="FangSong" w:cs="Times New Roman"/>
+        </w:rPr>
+        <w:t>轴方向</w:t>
+      </w:r>
+      <w:r>
+        <w:rPr>
+          <w:rFonts w:hint="eastAsia" w:ascii="Times New Roman" w:hAnsi="Times New Roman" w:eastAsia="Times New Roman" w:cs="Times New Roman"/>
+        </w:rPr>
+        <w:t>Cu—O</w:t>
+      </w:r>
+      <w:r>
+        <w:rPr>
+          <w:rFonts w:hint="eastAsia" w:ascii="Times New Roman" w:hAnsi="Times New Roman" w:eastAsia="FangSong" w:cs="Times New Roman"/>
+        </w:rPr>
+        <w:t>键长</w:t>
+      </w:r>
+      <w:r>
+        <w:rPr>
+          <w:rFonts w:hint="eastAsia" w:ascii="Times New Roman" w:hAnsi="Times New Roman" w:eastAsia="Times New Roman" w:cs="Times New Roman"/>
+        </w:rPr>
+        <w:t>。</w:t>
+      </w:r>
+      <w:r>
+        <w:rPr>
+          <w:rFonts w:hint="eastAsia" w:ascii="Times New Roman" w:hAnsi="Times New Roman" w:eastAsia="FangSong" w:cs="Times New Roman"/>
+        </w:rPr>
+        <w:t>画出</w:t>
+      </w:r>
+      <w:r>
+        <w:rPr>
+          <w:rFonts w:hint="eastAsia" w:ascii="Times New Roman" w:hAnsi="Times New Roman" w:eastAsia="Times New Roman" w:cs="Times New Roman"/>
+        </w:rPr>
+        <w:t>LSCO</w:t>
+      </w:r>
+      <w:r>
+        <w:rPr>
+          <w:rFonts w:hint="eastAsia" w:ascii="Times New Roman" w:hAnsi="Times New Roman" w:eastAsia="FangSong" w:cs="Times New Roman"/>
+        </w:rPr>
+        <w:t>中</w:t>
+      </w:r>
+      <m:oMath>
+        <m:r>
+          <m:rPr>
+            <m:sty m:val="p"/>
+          </m:rPr>
+          <m:t>C</m:t>
+        </m:r>
         <m:sSup>
           <m:e>
             <m:r>
               <m:rPr>
                 <m:sty m:val="p"/>
               </m:rPr>
-              <m:t>]</m:t>
+              <m:t>u</m:t>
             </m:r>
           </m:e>
           <m:sup>
@@ -35971,7 +36227,69 @@
         <w:rPr>
           <w:rFonts w:hint="eastAsia" w:ascii="Times New Roman" w:hAnsi="Times New Roman" w:eastAsia="FangSong" w:cs="Times New Roman"/>
         </w:rPr>
-        <w:t xml:space="preserve">的</w:t>
+        <w:t>的</w:t>
+      </w:r>
+      <w:r>
+        <w:rPr>
+          <w:rFonts w:hint="eastAsia" w:ascii="Times New Roman" w:hAnsi="Times New Roman" w:eastAsia="Times New Roman" w:cs="Times New Roman"/>
+        </w:rPr>
+        <w:t>d</w:t>
+      </w:r>
+      <w:r>
+        <w:rPr>
+          <w:rFonts w:hint="eastAsia" w:ascii="Times New Roman" w:hAnsi="Times New Roman" w:eastAsia="FangSong" w:cs="Times New Roman"/>
+        </w:rPr>
+        <w:t>轨道分裂示意图</w:t>
+      </w:r>
+      <w:r>
+        <w:rPr>
+          <w:rFonts w:hint="eastAsia" w:ascii="Times New Roman" w:hAnsi="Times New Roman" w:eastAsia="Times New Roman" w:cs="Times New Roman"/>
+        </w:rPr>
+        <w:t>（</w:t>
+      </w:r>
+      <w:r>
+        <w:rPr>
+          <w:rFonts w:hint="eastAsia" w:ascii="Times New Roman" w:hAnsi="Times New Roman" w:eastAsia="FangSong" w:cs="Times New Roman"/>
+        </w:rPr>
+        <w:t>标注轨道符号</w:t>
+      </w:r>
+      <w:r>
+        <w:rPr>
+          <w:rFonts w:hint="eastAsia" w:ascii="Times New Roman" w:hAnsi="Times New Roman" w:eastAsia="Times New Roman" w:cs="Times New Roman"/>
+        </w:rPr>
+        <w:t>）</w:t>
+      </w:r>
+      <w:r>
+        <w:rPr>
+          <w:rFonts w:hint="eastAsia" w:ascii="Times New Roman" w:hAnsi="Times New Roman" w:eastAsia="FangSong" w:cs="Times New Roman"/>
+        </w:rPr>
+        <w:t>并写出电子填充情况</w:t>
+      </w:r>
+      <w:r>
+        <w:rPr>
+          <w:rFonts w:hint="eastAsia" w:ascii="Times New Roman" w:hAnsi="Times New Roman" w:eastAsia="Times New Roman" w:cs="Times New Roman"/>
+        </w:rPr>
+        <w:t>。</w:t>
+      </w:r>
+    </w:p>
+    <w:p>
+      <w:pPr>
+        <w:numPr>
+          <w:ilvl w:val="0"/>
+          <w:numId w:val="1054"/>
+        </w:numPr>
+      </w:pPr>
+      <w:r>
+        <w:rPr>
+          <w:rFonts w:hint="eastAsia" w:ascii="Times New Roman" w:hAnsi="Times New Roman" w:eastAsia="FangSong" w:cs="Times New Roman"/>
+        </w:rPr>
+        <w:t>过渡金属离子</w:t>
+      </w:r>
+      <w:r>
+        <w:rPr>
+          <w:rFonts w:hint="eastAsia" w:ascii="Times New Roman" w:hAnsi="Times New Roman" w:eastAsia="Times New Roman" w:cs="Times New Roman"/>
+        </w:rPr>
+        <w:t>M（</w:t>
       </w:r>
       <m:oMath>
         <m:oMathPr>
@@ -35982,138 +36300,107 @@
             </w:rPr>
           </m:ctrlPr>
         </m:oMathPr>
-        <m:sSubSup>
-          <m:e>
-            <m:r>
-              <m:t>K</m:t>
-            </m:r>
-          </m:e>
-          <m:sub>
-            <m:r>
-              <m:rPr>
-                <m:nor/>
-                <m:sty m:val="p"/>
-              </m:rPr>
-              <m:t>稳</m:t>
-            </m:r>
-          </m:sub>
+        <m:r>
+          <m:rPr>
+            <m:sty m:val="p"/>
+          </m:rPr>
+          <m:t>M</m:t>
+        </m:r>
+        <m:r>
+          <m:rPr>
+            <m:sty m:val="p"/>
+          </m:rPr>
+          <m:t>=</m:t>
+        </m:r>
+        <m:r>
+          <m:rPr>
+            <m:sty m:val="p"/>
+          </m:rPr>
+          <m:t>C</m:t>
+        </m:r>
+        <m:sSup>
+          <m:e>
+            <m:r>
+              <m:rPr>
+                <m:sty m:val="p"/>
+              </m:rPr>
+              <m:t>u</m:t>
+            </m:r>
+          </m:e>
           <m:sup>
             <m:r>
               <m:rPr>
                 <m:sty m:val="p"/>
               </m:rPr>
-              <m:t>⊖</m:t>
-            </m:r>
-          </m:sup>
-        </m:sSubSup>
-        <m:r>
-          <m:rPr>
-            <m:sty m:val="p"/>
-          </m:rPr>
-          <m:t>=</m:t>
-        </m:r>
-        <m:r>
-          <m:t>2.14</m:t>
-        </m:r>
-        <m:r>
-          <m:rPr>
-            <m:sty m:val="p"/>
-          </m:rPr>
-          <m:t>×</m:t>
-        </m:r>
-        <m:sSup>
-          <m:e>
-            <m:r>
-              <m:t>10</m:t>
-            </m:r>
-          </m:e>
-          <m:sup>
-            <m:r>
-              <m:t>18</m:t>
+              <m:t>2</m:t>
+            </m:r>
+            <m:r>
+              <m:rPr>
+                <m:sty m:val="p"/>
+              </m:rPr>
+              <m:t>+</m:t>
             </m:r>
           </m:sup>
         </m:sSup>
       </m:oMath>
       <w:r>
         <w:rPr>
-          <w:rFonts w:hint="eastAsia" w:ascii="Times New Roman" w:hAnsi="Times New Roman" w:eastAsia="Times New Roman" w:cs="Times New Roman"/>
-        </w:rPr>
-        <w:t>。</w:t>
-      </w:r>
-      <w:r>
-        <w:rPr>
-          <w:rFonts w:hint="eastAsia" w:ascii="Times New Roman" w:hAnsi="Times New Roman" w:eastAsia="FangSong" w:cs="Times New Roman"/>
-        </w:rPr>
-        <w:t>将</w:t>
-      </w:r>
-      <w:r>
-        <w:rPr>
-          <w:rFonts w:hint="eastAsia" w:ascii="Times New Roman" w:hAnsi="Times New Roman" w:eastAsia="Times New Roman" w:cs="Times New Roman"/>
-        </w:rPr>
-        <w:t>2.00</w:t>
-      </w:r>
-      <w:r>
-        <w:rPr>
-          <w:rFonts w:ascii="Times New Roman" w:hAnsi="Times New Roman" w:eastAsia="Times New Roman" w:cs="Times New Roman"/>
-        </w:rPr>
-        <w:t xml:space="preserve"> mol/L </w:t>
-      </w:r>
-      <w:r>
-        <w:rPr>
-          <w:rFonts w:hint="eastAsia" w:ascii="Times New Roman" w:hAnsi="Times New Roman" w:eastAsia="Times New Roman" w:cs="Times New Roman"/>
-        </w:rPr>
-        <w:t>en</w:t>
-      </w:r>
-      <w:r>
-        <w:rPr>
-          <w:rFonts w:hint="eastAsia" w:ascii="Times New Roman" w:hAnsi="Times New Roman" w:eastAsia="FangSong" w:cs="Times New Roman"/>
-        </w:rPr>
-        <w:t>溶液与</w:t>
-      </w:r>
-      <w:r>
-        <w:rPr>
-          <w:rFonts w:hint="eastAsia" w:ascii="Times New Roman" w:hAnsi="Times New Roman" w:eastAsia="Times New Roman" w:cs="Times New Roman"/>
-        </w:rPr>
-        <w:t>0.200</w:t>
-      </w:r>
-      <w:r>
-        <w:rPr>
-          <w:rFonts w:ascii="Times New Roman" w:hAnsi="Times New Roman" w:eastAsia="Times New Roman" w:cs="Times New Roman"/>
-        </w:rPr>
-        <w:t xml:space="preserve"> mol/L</w:t>
-      </w:r>
-      <w:r>
-        <w:rPr>
-          <w:rFonts w:ascii="Times New Roman" w:hAnsi="Times New Roman" w:eastAsia="Times New Roman" w:cs="Times New Roman"/>
-        </w:rPr>
-        <w:t xml:space="preserve"> </w:t>
+          <w:rFonts w:hint="eastAsia" w:ascii="Times New Roman" w:hAnsi="Times New Roman" w:eastAsia="FangSong" w:cs="Times New Roman"/>
+        </w:rPr>
+        <w:t xml:space="preserve">或</w:t>
       </w:r>
       <m:oMath>
         <m:r>
           <m:rPr>
             <m:sty m:val="p"/>
           </m:rPr>
-          <m:t>N</m:t>
-        </m:r>
-        <m:r>
-          <m:rPr>
-            <m:sty m:val="p"/>
-          </m:rPr>
-          <m:t>i</m:t>
-        </m:r>
-        <m:r>
-          <m:rPr>
-            <m:sty m:val="p"/>
-          </m:rPr>
-          <m:t>S</m:t>
-        </m:r>
+          <m:t>Z</m:t>
+        </m:r>
+        <m:sSup>
+          <m:e>
+            <m:r>
+              <m:rPr>
+                <m:sty m:val="p"/>
+              </m:rPr>
+              <m:t>n</m:t>
+            </m:r>
+          </m:e>
+          <m:sup>
+            <m:r>
+              <m:rPr>
+                <m:sty m:val="p"/>
+              </m:rPr>
+              <m:t>2</m:t>
+            </m:r>
+            <m:r>
+              <m:rPr>
+                <m:sty m:val="p"/>
+              </m:rPr>
+              <m:t>+</m:t>
+            </m:r>
+          </m:sup>
+        </m:sSup>
+      </m:oMath>
+      <w:r>
+        <w:rPr>
+          <w:rFonts w:hint="eastAsia" w:ascii="Times New Roman" w:hAnsi="Times New Roman" w:eastAsia="Times New Roman" w:cs="Times New Roman"/>
+        </w:rPr>
+        <w:t>）</w:t>
+      </w:r>
+      <w:r>
+        <w:rPr>
+          <w:rFonts w:hint="eastAsia" w:ascii="Times New Roman" w:hAnsi="Times New Roman" w:eastAsia="FangSong" w:cs="Times New Roman"/>
+        </w:rPr>
+        <w:t>可与席夫碱</w:t>
+      </w:r>
+      <m:oMath>
         <m:sSub>
           <m:e>
             <m:r>
               <m:rPr>
                 <m:sty m:val="p"/>
               </m:rPr>
-              <m:t>O</m:t>
+              <m:t>H</m:t>
             </m:r>
           </m:e>
           <m:sub>
@@ -36121,16 +36408,110 @@
               <m:rPr>
                 <m:sty m:val="p"/>
               </m:rPr>
-              <m:t>4</m:t>
+              <m:t>2</m:t>
+            </m:r>
+          </m:sub>
+        </m:sSub>
+        <m:r>
+          <m:rPr>
+            <m:sty m:val="p"/>
+          </m:rPr>
+          <m:t>L</m:t>
+        </m:r>
+      </m:oMath>
+      <w:r>
+        <w:rPr>
+          <w:rFonts w:hint="eastAsia" w:ascii="Times New Roman" w:hAnsi="Times New Roman" w:eastAsia="FangSong" w:cs="Times New Roman"/>
+        </w:rPr>
+        <w:t>反应生成单核配合物</w:t>
+      </w:r>
+      <w:r>
+        <w:rPr>
+          <w:rFonts w:hint="eastAsia" w:ascii="Times New Roman" w:hAnsi="Times New Roman" w:eastAsia="Times New Roman" w:cs="Times New Roman"/>
+        </w:rPr>
+        <w:t>ML，ML</w:t>
+      </w:r>
+      <w:r>
+        <w:rPr>
+          <w:rFonts w:hint="eastAsia" w:ascii="Times New Roman" w:hAnsi="Times New Roman" w:eastAsia="FangSong" w:cs="Times New Roman"/>
+        </w:rPr>
+        <w:t>又可作为配体通过</w:t>
+      </w:r>
+      <m:oMath>
+        <m:sSub>
+          <m:e>
+            <m:r>
+              <m:t>μ</m:t>
+            </m:r>
+          </m:e>
+          <m:sub>
+            <m:r>
+              <m:t>2</m:t>
             </m:r>
           </m:sub>
         </m:sSub>
       </m:oMath>
       <w:r>
         <w:rPr>
-          <w:rFonts w:hint="eastAsia" w:ascii="Times New Roman" w:hAnsi="Times New Roman" w:eastAsia="FangSong" w:cs="Times New Roman"/>
-        </w:rPr>
-        <w:t>溶液等体积混合</w:t>
+          <w:rFonts w:hint="eastAsia" w:ascii="Times New Roman" w:hAnsi="Times New Roman" w:eastAsia="Times New Roman" w:cs="Times New Roman"/>
+        </w:rPr>
+        <w:t>-</w:t>
+      </w:r>
+      <w:r>
+        <w:rPr>
+          <w:rFonts w:hint="eastAsia" w:ascii="Times New Roman" w:hAnsi="Times New Roman" w:eastAsia="FangSong" w:cs="Times New Roman"/>
+        </w:rPr>
+        <w:t>酯氧桥联其他</w:t>
+      </w:r>
+      <w:r>
+        <w:rPr>
+          <w:rFonts w:hint="eastAsia" w:ascii="Times New Roman" w:hAnsi="Times New Roman" w:eastAsia="Times New Roman" w:cs="Times New Roman"/>
+        </w:rPr>
+        <w:t>M</w:t>
+      </w:r>
+      <w:r>
+        <w:rPr>
+          <w:rFonts w:hint="eastAsia" w:ascii="Times New Roman" w:hAnsi="Times New Roman" w:eastAsia="FangSong" w:cs="Times New Roman"/>
+        </w:rPr>
+        <w:t>形成多核配合物</w:t>
+      </w:r>
+      <w:r>
+        <w:rPr>
+          <w:rFonts w:hint="eastAsia" w:ascii="Times New Roman" w:hAnsi="Times New Roman" w:eastAsia="Times New Roman" w:cs="Times New Roman"/>
+        </w:rPr>
+        <w:t>（</w:t>
+      </w:r>
+      <m:oMath>
+        <m:sSup>
+          <m:e>
+            <m:r>
+              <m:rPr>
+                <m:sty m:val="p"/>
+              </m:rPr>
+              <m:t>L</m:t>
+            </m:r>
+          </m:e>
+          <m:sup>
+            <m:r>
+              <m:rPr>
+                <m:sty m:val="p"/>
+              </m:rPr>
+              <m:t>2</m:t>
+            </m:r>
+            <m:r>
+              <m:rPr>
+                <m:sty m:val="p"/>
+              </m:rPr>
+              <m:t>−</m:t>
+            </m:r>
+          </m:sup>
+        </m:sSup>
+      </m:oMath>
+      <w:r>
+        <w:rPr>
+          <w:rFonts w:hint="eastAsia" w:ascii="Times New Roman" w:hAnsi="Times New Roman" w:eastAsia="FangSong" w:cs="Times New Roman"/>
+        </w:rPr>
+        <w:t>为席夫碱双负离子</w:t>
       </w:r>
       <w:r>
         <w:rPr>
@@ -36142,7 +36523,88 @@
         <w:rPr>
           <w:rFonts w:hint="eastAsia" w:ascii="Times New Roman" w:hAnsi="Times New Roman" w:eastAsia="FangSong" w:cs="Times New Roman"/>
         </w:rPr>
-        <w:t>计算平衡时</w:t>
+        <w:t>以</w:t>
+      </w:r>
+      <w:r>
+        <w:rPr>
+          <w:rFonts w:hint="eastAsia" w:ascii="Times New Roman" w:hAnsi="Times New Roman" w:eastAsia="Times New Roman" w:cs="Times New Roman"/>
+        </w:rPr>
+        <w:t>N</w:t>
+      </w:r>
+      <w:r>
+        <w:rPr>
+          <w:rFonts w:hint="eastAsia" w:ascii="Times New Roman" w:hAnsi="Times New Roman" w:eastAsia="Times New Roman" w:cs="Times New Roman"/>
+          <w:vertAlign w:val="subscript"/>
+        </w:rPr>
+        <w:t>2</w:t>
+      </w:r>
+      <w:r>
+        <w:rPr>
+          <w:rFonts w:hint="eastAsia" w:ascii="Times New Roman" w:hAnsi="Times New Roman" w:eastAsia="Times New Roman" w:cs="Times New Roman"/>
+        </w:rPr>
+        <w:t>O</w:t>
+      </w:r>
+      <w:r>
+        <w:rPr>
+          <w:rFonts w:hint="eastAsia" w:ascii="Times New Roman" w:hAnsi="Times New Roman" w:eastAsia="Times New Roman" w:cs="Times New Roman"/>
+          <w:vertAlign w:val="subscript"/>
+        </w:rPr>
+        <w:t>2</w:t>
+      </w:r>
+      <w:r>
+        <w:rPr>
+          <w:rFonts w:hint="eastAsia" w:ascii="Times New Roman" w:hAnsi="Times New Roman" w:eastAsia="FangSong" w:cs="Times New Roman"/>
+        </w:rPr>
+        <w:t>四齿配位</w:t>
+      </w:r>
+      <w:r>
+        <w:rPr>
+          <w:rFonts w:hint="eastAsia" w:ascii="Times New Roman" w:hAnsi="Times New Roman" w:eastAsia="Times New Roman" w:cs="Times New Roman"/>
+        </w:rPr>
+        <w:t>）。</w:t>
+      </w:r>
+    </w:p>
+    <w:p>
+      <w:pPr>
+        <w:pStyle w:val="FirstParagraph"/>
+      </w:pPr>
+      <w:r>
+        <w:rPr>
+          <w:rFonts w:ascii="Times New Roman" w:hAnsi="Times New Roman" w:eastAsia="Times New Roman" w:cs="Times New Roman"/>
+        </w:rPr>
+        <w:t xml:space="preserve">① </w:t>
+      </w:r>
+      <w:r>
+        <w:rPr>
+          <w:rFonts w:hint="eastAsia" w:ascii="Times New Roman" w:hAnsi="Times New Roman" w:eastAsia="FangSong" w:cs="Times New Roman"/>
+        </w:rPr>
+        <w:t xml:space="preserve">已知高氯酸铜与</w:t>
+      </w:r>
+      <m:oMath>
+        <m:r>
+          <m:rPr>
+            <m:sty m:val="p"/>
+          </m:rPr>
+          <m:t>Z</m:t>
+        </m:r>
+        <m:r>
+          <m:rPr>
+            <m:sty m:val="p"/>
+          </m:rPr>
+          <m:t>n</m:t>
+        </m:r>
+        <m:r>
+          <m:rPr>
+            <m:sty m:val="p"/>
+          </m:rPr>
+          <m:t>L</m:t>
+        </m:r>
+      </m:oMath>
+      <w:r>
+        <w:rPr>
+          <w:rFonts w:hint="eastAsia" w:ascii="Times New Roman" w:hAnsi="Times New Roman" w:eastAsia="FangSong" w:cs="Times New Roman"/>
+        </w:rPr>
+        <w:t xml:space="preserve">反应形成多核配合物</w:t>
       </w:r>
       <m:oMath>
         <m:oMathPr>
@@ -36154,7 +36616,22 @@
           </m:ctrlPr>
         </m:oMathPr>
         <m:r>
-          <m:t>c</m:t>
+          <m:rPr>
+            <m:sty m:val="p"/>
+          </m:rPr>
+          <m:t>[</m:t>
+        </m:r>
+        <m:r>
+          <m:rPr>
+            <m:sty m:val="p"/>
+          </m:rPr>
+          <m:t>C</m:t>
+        </m:r>
+        <m:r>
+          <m:rPr>
+            <m:sty m:val="p"/>
+          </m:rPr>
+          <m:t>u</m:t>
         </m:r>
         <m:r>
           <m:rPr>
@@ -36166,44 +36643,196 @@
           <m:rPr>
             <m:sty m:val="p"/>
           </m:rPr>
-          <m:t>N</m:t>
-        </m:r>
-        <m:sSup>
-          <m:e>
-            <m:r>
-              <m:rPr>
-                <m:sty m:val="p"/>
-              </m:rPr>
-              <m:t>i</m:t>
-            </m:r>
-          </m:e>
-          <m:sup>
+          <m:t>Z</m:t>
+        </m:r>
+        <m:r>
+          <m:rPr>
+            <m:sty m:val="p"/>
+          </m:rPr>
+          <m:t>n</m:t>
+        </m:r>
+        <m:r>
+          <m:rPr>
+            <m:sty m:val="p"/>
+          </m:rPr>
+          <m:t>L</m:t>
+        </m:r>
+        <m:sSub>
+          <m:e>
+            <m:r>
+              <m:rPr>
+                <m:sty m:val="p"/>
+              </m:rPr>
+              <m:t>)</m:t>
+            </m:r>
+          </m:e>
+          <m:sub>
+            <m:r>
+              <m:rPr>
+                <m:sty m:val="p"/>
+              </m:rPr>
+              <m:t>n</m:t>
+            </m:r>
+          </m:sub>
+        </m:sSub>
+        <m:r>
+          <m:rPr>
+            <m:sty m:val="p"/>
+          </m:rPr>
+          <m:t>]</m:t>
+        </m:r>
+        <m:r>
+          <m:rPr>
+            <m:sty m:val="p"/>
+          </m:rPr>
+          <m:t>(</m:t>
+        </m:r>
+        <m:r>
+          <m:rPr>
+            <m:sty m:val="p"/>
+          </m:rPr>
+          <m:t>C</m:t>
+        </m:r>
+        <m:r>
+          <m:rPr>
+            <m:sty m:val="p"/>
+          </m:rPr>
+          <m:t>l</m:t>
+        </m:r>
+        <m:sSub>
+          <m:e>
+            <m:r>
+              <m:rPr>
+                <m:sty m:val="p"/>
+              </m:rPr>
+              <m:t>O</m:t>
+            </m:r>
+          </m:e>
+          <m:sub>
+            <m:r>
+              <m:rPr>
+                <m:sty m:val="p"/>
+              </m:rPr>
+              <m:t>4</m:t>
+            </m:r>
+          </m:sub>
+        </m:sSub>
+        <m:sSub>
+          <m:e>
+            <m:r>
+              <m:rPr>
+                <m:sty m:val="p"/>
+              </m:rPr>
+              <m:t>)</m:t>
+            </m:r>
+          </m:e>
+          <m:sub>
             <m:r>
               <m:rPr>
                 <m:sty m:val="p"/>
               </m:rPr>
               <m:t>2</m:t>
             </m:r>
-            <m:r>
-              <m:rPr>
-                <m:sty m:val="p"/>
-              </m:rPr>
-              <m:t>+</m:t>
-            </m:r>
-          </m:sup>
-        </m:sSup>
-        <m:r>
-          <m:rPr>
-            <m:sty m:val="p"/>
-          </m:rPr>
-          <m:t>)</m:t>
-        </m:r>
+          </m:sub>
+        </m:sSub>
       </m:oMath>
       <w:r>
         <w:rPr>
+          <w:rFonts w:hint="eastAsia" w:ascii="Times New Roman" w:hAnsi="Times New Roman" w:eastAsia="Times New Roman" w:cs="Times New Roman"/>
+        </w:rPr>
+        <w:t>，</w:t>
+      </w:r>
+      <w:r>
+        <w:rPr>
+          <w:rFonts w:hint="eastAsia" w:ascii="Times New Roman" w:hAnsi="Times New Roman" w:eastAsia="FangSong" w:cs="Times New Roman"/>
+        </w:rPr>
+        <w:t>其中的配离子存在一对旋光异构体</w:t>
+      </w:r>
+      <w:r>
+        <w:rPr>
+          <w:rFonts w:hint="eastAsia" w:ascii="Times New Roman" w:hAnsi="Times New Roman" w:eastAsia="Times New Roman" w:cs="Times New Roman"/>
+        </w:rPr>
+        <w:t>。</w:t>
+      </w:r>
+      <w:r>
+        <w:rPr>
+          <w:rFonts w:hint="eastAsia" w:ascii="Times New Roman" w:hAnsi="Times New Roman" w:eastAsia="FangSong" w:cs="Times New Roman"/>
+        </w:rPr>
+        <w:t>画出该配离子的结构</w:t>
+      </w:r>
+      <w:r>
+        <w:rPr>
+          <w:rFonts w:hint="eastAsia" w:ascii="Times New Roman" w:hAnsi="Times New Roman" w:eastAsia="Times New Roman" w:cs="Times New Roman"/>
+        </w:rPr>
+        <w:t>（</w:t>
+      </w:r>
+      <w:r>
+        <w:rPr>
+          <w:rFonts w:hint="eastAsia" w:ascii="Times New Roman" w:hAnsi="Times New Roman" w:eastAsia="FangSong" w:cs="Times New Roman"/>
+        </w:rPr>
+        <w:t>用文字描述其配位环境与异构体关系</w:t>
+      </w:r>
+      <w:r>
+        <w:rPr>
+          <w:rFonts w:hint="eastAsia" w:ascii="Times New Roman" w:hAnsi="Times New Roman" w:eastAsia="Times New Roman" w:cs="Times New Roman"/>
+        </w:rPr>
+        <w:t>）。</w:t>
+      </w:r>
+      <w:r>
+        <w:rPr>
           <w:rFonts w:ascii="Times New Roman" w:hAnsi="Times New Roman" w:eastAsia="Times New Roman" w:cs="Times New Roman"/>
         </w:rPr>
-        <w:t xml:space="preserve">。</w:t>
+        <w:t xml:space="preserve"> </w:t>
+      </w:r>
+      <w:r>
+        <w:rPr>
+          <w:rFonts w:ascii="Times New Roman" w:hAnsi="Times New Roman" w:eastAsia="Times New Roman" w:cs="Times New Roman"/>
+        </w:rPr>
+        <w:t xml:space="preserve">② </w:t>
+      </w:r>
+      <w:r>
+        <w:rPr>
+          <w:rFonts w:hint="eastAsia" w:ascii="Times New Roman" w:hAnsi="Times New Roman" w:eastAsia="FangSong" w:cs="Times New Roman"/>
+        </w:rPr>
+        <w:t>计算上述配离子的理论磁矩</w:t>
+      </w:r>
+      <w:r>
+        <w:rPr>
+          <w:rFonts w:hint="eastAsia" w:ascii="Times New Roman" w:hAnsi="Times New Roman" w:eastAsia="Times New Roman" w:cs="Times New Roman"/>
+        </w:rPr>
+        <w:t>（</w:t>
+      </w:r>
+      <w:r>
+        <w:rPr>
+          <w:rFonts w:hint="eastAsia" w:ascii="Times New Roman" w:hAnsi="Times New Roman" w:eastAsia="FangSong" w:cs="Times New Roman"/>
+        </w:rPr>
+        <w:t>玻尔磁子用</w:t>
+      </w:r>
+      <m:oMath>
+        <m:sSub>
+          <m:e>
+            <m:r>
+              <m:t>μ</m:t>
+            </m:r>
+          </m:e>
+          <m:sub>
+            <m:r>
+              <m:t>B</m:t>
+            </m:r>
+          </m:sub>
+        </m:sSub>
+      </m:oMath>
+      <w:r>
+        <w:rPr>
+          <w:rFonts w:hint="eastAsia" w:ascii="Times New Roman" w:hAnsi="Times New Roman" w:eastAsia="FangSong" w:cs="Times New Roman"/>
+        </w:rPr>
+        <w:t>表示</w:t>
+      </w:r>
+      <w:r>
+        <w:rPr>
+          <w:rFonts w:hint="eastAsia" w:ascii="Times New Roman" w:hAnsi="Times New Roman" w:eastAsia="Times New Roman" w:cs="Times New Roman"/>
+        </w:rPr>
+        <w:t>）。</w:t>
       </w:r>
     </w:p>
     <w:p>
@@ -36217,3872 +36846,7 @@
       </w:r>
     </w:p>
     <w:bookmarkEnd w:id="91"/>
-    <w:bookmarkStart w:id="92" w:name="第75题"/>
-    <w:p>
-      <w:pPr>
-        <w:pStyle w:val="Heading3"/>
-        <w:spacing w:before="280" w:after="120"/>
-      </w:pPr>
-      <w:r>
-        <w:rPr>
-          <w:rFonts w:hint="eastAsia" w:ascii="Times New Roman" w:hAnsi="Times New Roman" w:eastAsia="SimHei" w:cs="Times New Roman"/>
-        </w:rPr>
-        <w:t>第</w:t>
-      </w:r>
-      <w:r>
-        <w:rPr>
-          <w:rFonts w:hint="eastAsia" w:ascii="Times New Roman" w:hAnsi="Times New Roman" w:eastAsia="Times New Roman" w:cs="Times New Roman"/>
-        </w:rPr>
-        <w:t>75</w:t>
-      </w:r>
-      <w:r>
-        <w:rPr>
-          <w:rFonts w:hint="eastAsia" w:ascii="Times New Roman" w:hAnsi="Times New Roman" w:eastAsia="SimHei" w:cs="Times New Roman"/>
-        </w:rPr>
-        <w:t>题</w:t>
-      </w:r>
-      <w:r>
-        <w:rPr>
-          <w:rFonts w:ascii="Times New Roman" w:hAnsi="Times New Roman" w:eastAsia="Times New Roman" w:cs="Times New Roman"/>
-        </w:rPr>
-        <w:t xml:space="preserve"> ⭐⭐⭐</w:t>
-      </w:r>
-    </w:p>
-    <w:p>
-      <w:pPr>
-        <w:pStyle w:val="BlockText"/>
-      </w:pPr>
-      <w:r>
-        <w:rPr>
-          <w:rFonts w:hint="eastAsia" w:ascii="Times New Roman" w:hAnsi="Times New Roman" w:eastAsia="FangSong" w:cs="Times New Roman"/>
-          <w:b/>
-          <w:bCs/>
-        </w:rPr>
-        <w:t xml:space="preserve">来源</w:t>
-      </w:r>
-      <w:r>
-        <w:rPr>
-          <w:rFonts w:hint="eastAsia" w:ascii="Times New Roman" w:hAnsi="Times New Roman" w:eastAsia="Times New Roman" w:cs="Times New Roman"/>
-        </w:rPr>
-        <w:t>：</w:t>
-      </w:r>
-      <w:r>
-        <w:rPr>
-          <w:rFonts w:hint="eastAsia" w:ascii="Times New Roman" w:hAnsi="Times New Roman" w:eastAsia="FangSong" w:cs="Times New Roman"/>
-        </w:rPr>
-        <w:t>教材习题</w:t>
-      </w:r>
-      <w:r>
-        <w:rPr>
-          <w:rFonts w:ascii="Times New Roman" w:hAnsi="Times New Roman" w:eastAsia="Times New Roman" w:cs="Times New Roman"/>
-        </w:rPr>
-        <w:t xml:space="preserve"> </w:t>
-      </w:r>
-      <w:r>
-        <w:rPr>
-          <w:rFonts w:hint="eastAsia" w:ascii="Times New Roman" w:hAnsi="Times New Roman" w:eastAsia="FangSong" w:cs="Times New Roman"/>
-        </w:rPr>
-        <w:t xml:space="preserve">改编</w:t>
-      </w:r>
-    </w:p>
-    <w:p>
-      <w:pPr>
-        <w:pStyle w:val="FirstParagraph"/>
-        <w:spacing w:after="80"/>
-      </w:pPr>
-      <w:r>
-        <w:rPr>
-          <w:rFonts w:hint="eastAsia" w:ascii="Times New Roman" w:hAnsi="Times New Roman" w:eastAsia="FangSong" w:cs="Times New Roman"/>
-        </w:rPr>
-        <w:t>已知以下逐级稳定常数</w:t>
-      </w:r>
-      <w:r>
-        <w:rPr>
-          <w:rFonts w:hint="eastAsia" w:ascii="Times New Roman" w:hAnsi="Times New Roman" w:eastAsia="Times New Roman" w:cs="Times New Roman"/>
-        </w:rPr>
-        <w:t>：</w:t>
-      </w:r>
-    </w:p>
-    <w:tbl>
-      <w:tblPr>
-        <w:tblStyle w:val="Table"/>
-        <w:tblW w:type="pct" w:w="5000"/>
-        <w:tblLayout w:type="fixed"/>
-        <w:tblLook w:firstRow="1" w:lastRow="0" w:firstColumn="0" w:lastColumn="0" w:noHBand="0" w:noVBand="0" w:val="0020"/>
-      </w:tblPr>
-      <w:tblGrid>
-        <w:gridCol w:w="1584"/>
-        <w:gridCol w:w="1584"/>
-        <w:gridCol w:w="1584"/>
-        <w:gridCol w:w="1584"/>
-        <w:gridCol w:w="1584"/>
-      </w:tblGrid>
-      <w:tr>
-        <w:trPr>
-          <w:tblHeader w:val="on"/>
-        </w:trPr>
-        <w:tc>
-          <w:tcPr/>
-          <w:p>
-            <w:pPr>
-              <w:pStyle w:val="Compact"/>
-              <w:jc w:val="center"/>
-            </w:pPr>
-            <w:r>
-              <w:rPr>
-                <w:rFonts w:hint="eastAsia" w:ascii="Times New Roman" w:hAnsi="Times New Roman" w:eastAsia="SimHei" w:cs="Times New Roman"/>
-                <w:b/>
-              </w:rPr>
-              <w:t xml:space="preserve">配合物</w:t>
-            </w:r>
-          </w:p>
-        </w:tc>
-        <w:tc>
-          <w:tcPr/>
-          <w:p>
-            <w:pPr>
-              <w:pStyle w:val="Compact"/>
-              <w:jc w:val="center"/>
-            </w:pPr>
-            <w:r>
-              <w:rPr>
-                <w:rFonts w:ascii="Times New Roman" w:hAnsi="Times New Roman" w:eastAsia="Times New Roman" w:cs="Times New Roman"/>
-                <w:b/>
-              </w:rPr>
-              <w:t>K</w:t>
-            </w:r>
-            <w:r>
-              <w:rPr>
-                <w:rFonts w:ascii="Times New Roman" w:hAnsi="Times New Roman" w:eastAsia="Times New Roman" w:cs="Times New Roman"/>
-                <w:b/>
-                <w:vertAlign w:val="subscript"/>
-              </w:rPr>
-              <w:t>1</w:t>
-            </w:r>
-          </w:p>
-        </w:tc>
-        <w:tc>
-          <w:tcPr/>
-          <w:p>
-            <w:pPr>
-              <w:pStyle w:val="Compact"/>
-              <w:jc w:val="center"/>
-            </w:pPr>
-            <w:r>
-              <w:rPr>
-                <w:rFonts w:ascii="Times New Roman" w:hAnsi="Times New Roman" w:eastAsia="Times New Roman" w:cs="Times New Roman"/>
-                <w:b/>
-              </w:rPr>
-              <w:t>K</w:t>
-            </w:r>
-            <w:r>
-              <w:rPr>
-                <w:rFonts w:ascii="Times New Roman" w:hAnsi="Times New Roman" w:eastAsia="Times New Roman" w:cs="Times New Roman"/>
-                <w:b/>
-                <w:vertAlign w:val="subscript"/>
-              </w:rPr>
-              <w:t>2</w:t>
-            </w:r>
-          </w:p>
-        </w:tc>
-        <w:tc>
-          <w:tcPr/>
-          <w:p>
-            <w:pPr>
-              <w:pStyle w:val="Compact"/>
-              <w:jc w:val="center"/>
-            </w:pPr>
-            <w:r>
-              <w:rPr>
-                <w:rFonts w:ascii="Times New Roman" w:hAnsi="Times New Roman" w:eastAsia="Times New Roman" w:cs="Times New Roman"/>
-                <w:b/>
-              </w:rPr>
-              <w:t>K</w:t>
-            </w:r>
-            <w:r>
-              <w:rPr>
-                <w:rFonts w:ascii="Times New Roman" w:hAnsi="Times New Roman" w:eastAsia="Times New Roman" w:cs="Times New Roman"/>
-                <w:b/>
-                <w:vertAlign w:val="subscript"/>
-              </w:rPr>
-              <w:t>3</w:t>
-            </w:r>
-          </w:p>
-        </w:tc>
-        <w:tc>
-          <w:tcPr/>
-          <w:p>
-            <w:pPr>
-              <w:pStyle w:val="Compact"/>
-              <w:jc w:val="center"/>
-            </w:pPr>
-            <w:r>
-              <w:rPr>
-                <w:rFonts w:ascii="Times New Roman" w:hAnsi="Times New Roman" w:eastAsia="Times New Roman" w:cs="Times New Roman"/>
-                <w:b/>
-              </w:rPr>
-              <w:t>K</w:t>
-            </w:r>
-            <w:r>
-              <w:rPr>
-                <w:rFonts w:ascii="Times New Roman" w:hAnsi="Times New Roman" w:eastAsia="Times New Roman" w:cs="Times New Roman"/>
-                <w:b/>
-                <w:vertAlign w:val="subscript"/>
-              </w:rPr>
-              <w:t>4</w:t>
-            </w:r>
-          </w:p>
-        </w:tc>
-      </w:tr>
-      <w:tr>
-        <w:tc>
-          <w:tcPr/>
-          <w:p>
-            <w:pPr>
-              <w:pStyle w:val="Compact"/>
-              <w:jc w:val="center"/>
-            </w:pPr>
-            <m:oMath>
-              <m:r>
-                <m:rPr>
-                  <m:sty m:val="p"/>
-                </m:rPr>
-                <m:t>[</m:t>
-              </m:r>
-              <m:r>
-                <m:rPr>
-                  <m:sty m:val="p"/>
-                </m:rPr>
-                <m:t>C</m:t>
-              </m:r>
-              <m:r>
-                <m:rPr>
-                  <m:sty m:val="p"/>
-                </m:rPr>
-                <m:t>u</m:t>
-              </m:r>
-              <m:r>
-                <m:rPr>
-                  <m:sty m:val="p"/>
-                </m:rPr>
-                <m:t>(</m:t>
-              </m:r>
-              <m:r>
-                <m:rPr>
-                  <m:sty m:val="p"/>
-                </m:rPr>
-                <m:t>N</m:t>
-              </m:r>
-              <m:sSub>
-                <m:e>
-                  <m:r>
-                    <m:rPr>
-                      <m:sty m:val="p"/>
-                    </m:rPr>
-                    <m:t>H</m:t>
-                  </m:r>
-                </m:e>
-                <m:sub>
-                  <m:r>
-                    <m:rPr>
-                      <m:sty m:val="p"/>
-                    </m:rPr>
-                    <m:t>3</m:t>
-                  </m:r>
-                </m:sub>
-              </m:sSub>
-              <m:sSub>
-                <m:e>
-                  <m:r>
-                    <m:rPr>
-                      <m:sty m:val="p"/>
-                    </m:rPr>
-                    <m:t>)</m:t>
-                  </m:r>
-                </m:e>
-                <m:sub>
-                  <m:r>
-                    <m:rPr>
-                      <m:sty m:val="p"/>
-                    </m:rPr>
-                    <m:t>4</m:t>
-                  </m:r>
-                </m:sub>
-              </m:sSub>
-              <m:sSup>
-                <m:e>
-                  <m:r>
-                    <m:rPr>
-                      <m:sty m:val="p"/>
-                    </m:rPr>
-                    <m:t>]</m:t>
-                  </m:r>
-                </m:e>
-                <m:sup>
-                  <m:r>
-                    <m:rPr>
-                      <m:sty m:val="p"/>
-                    </m:rPr>
-                    <m:t>2</m:t>
-                  </m:r>
-                  <m:r>
-                    <m:rPr>
-                      <m:sty m:val="p"/>
-                    </m:rPr>
-                    <m:t>+</m:t>
-                  </m:r>
-                </m:sup>
-              </m:sSup>
-            </m:oMath>
-            <w:r>
-              <w:rPr>
-                <w:rFonts w:ascii="Times New Roman" w:hAnsi="Times New Roman" w:eastAsia="Times New Roman" w:cs="Times New Roman"/>
-              </w:rPr>
-              <w:t xml:space="preserve">​</w:t>
-            </w:r>
-          </w:p>
-        </w:tc>
-        <w:tc>
-          <w:tcPr/>
-          <w:p>
-            <w:pPr>
-              <w:pStyle w:val="Compact"/>
-              <w:jc w:val="center"/>
-            </w:pPr>
-            <m:oMath>
-              <m:r>
-                <m:t>1.9</m:t>
-              </m:r>
-              <m:r>
-                <m:rPr>
-                  <m:sty m:val="p"/>
-                </m:rPr>
-                <m:t>×</m:t>
-              </m:r>
-              <m:sSup>
-                <m:e>
-                  <m:r>
-                    <m:t>10</m:t>
-                  </m:r>
-                </m:e>
-                <m:sup>
-                  <m:r>
-                    <m:t>4</m:t>
-                  </m:r>
-                </m:sup>
-              </m:sSup>
-            </m:oMath>
-            <w:r>
-              <w:rPr>
-                <w:rFonts w:ascii="Times New Roman" w:hAnsi="Times New Roman" w:eastAsia="Times New Roman" w:cs="Times New Roman"/>
-              </w:rPr>
-              <w:t xml:space="preserve">​</w:t>
-            </w:r>
-          </w:p>
-        </w:tc>
-        <w:tc>
-          <w:tcPr/>
-          <w:p>
-            <w:pPr>
-              <w:pStyle w:val="Compact"/>
-              <w:jc w:val="center"/>
-            </w:pPr>
-            <m:oMath>
-              <m:r>
-                <m:t>3.9</m:t>
-              </m:r>
-              <m:r>
-                <m:rPr>
-                  <m:sty m:val="p"/>
-                </m:rPr>
-                <m:t>×</m:t>
-              </m:r>
-              <m:sSup>
-                <m:e>
-                  <m:r>
-                    <m:t>10</m:t>
-                  </m:r>
-                </m:e>
-                <m:sup>
-                  <m:r>
-                    <m:t>3</m:t>
-                  </m:r>
-                </m:sup>
-              </m:sSup>
-            </m:oMath>
-            <w:r>
-              <w:rPr>
-                <w:rFonts w:ascii="Times New Roman" w:hAnsi="Times New Roman" w:eastAsia="Times New Roman" w:cs="Times New Roman"/>
-              </w:rPr>
-              <w:t xml:space="preserve">​</w:t>
-            </w:r>
-          </w:p>
-        </w:tc>
-        <w:tc>
-          <w:tcPr/>
-          <w:p>
-            <w:pPr>
-              <w:pStyle w:val="Compact"/>
-              <w:jc w:val="center"/>
-            </w:pPr>
-            <m:oMath>
-              <m:r>
-                <m:t>1.0</m:t>
-              </m:r>
-              <m:r>
-                <m:rPr>
-                  <m:sty m:val="p"/>
-                </m:rPr>
-                <m:t>×</m:t>
-              </m:r>
-              <m:sSup>
-                <m:e>
-                  <m:r>
-                    <m:t>10</m:t>
-                  </m:r>
-                </m:e>
-                <m:sup>
-                  <m:r>
-                    <m:t>3</m:t>
-                  </m:r>
-                </m:sup>
-              </m:sSup>
-            </m:oMath>
-            <w:r>
-              <w:rPr>
-                <w:rFonts w:ascii="Times New Roman" w:hAnsi="Times New Roman" w:eastAsia="Times New Roman" w:cs="Times New Roman"/>
-              </w:rPr>
-              <w:t xml:space="preserve">​</w:t>
-            </w:r>
-          </w:p>
-        </w:tc>
-        <w:tc>
-          <w:tcPr/>
-          <w:p>
-            <w:pPr>
-              <w:pStyle w:val="Compact"/>
-              <w:jc w:val="center"/>
-            </w:pPr>
-            <m:oMath>
-              <m:r>
-                <m:t>1.5</m:t>
-              </m:r>
-              <m:r>
-                <m:rPr>
-                  <m:sty m:val="p"/>
-                </m:rPr>
-                <m:t>×</m:t>
-              </m:r>
-              <m:sSup>
-                <m:e>
-                  <m:r>
-                    <m:t>10</m:t>
-                  </m:r>
-                </m:e>
-                <m:sup>
-                  <m:r>
-                    <m:t>3</m:t>
-                  </m:r>
-                </m:sup>
-              </m:sSup>
-            </m:oMath>
-            <w:r>
-              <w:rPr>
-                <w:rFonts w:ascii="Times New Roman" w:hAnsi="Times New Roman" w:eastAsia="Times New Roman" w:cs="Times New Roman"/>
-              </w:rPr>
-              <w:t xml:space="preserve">​</w:t>
-            </w:r>
-          </w:p>
-        </w:tc>
-      </w:tr>
-      <w:tr>
-        <w:tc>
-          <w:tcPr/>
-          <w:p>
-            <w:pPr>
-              <w:pStyle w:val="Compact"/>
-              <w:jc w:val="center"/>
-            </w:pPr>
-            <m:oMath>
-              <m:r>
-                <m:rPr>
-                  <m:sty m:val="p"/>
-                </m:rPr>
-                <m:t>[</m:t>
-              </m:r>
-              <m:r>
-                <m:rPr>
-                  <m:sty m:val="p"/>
-                </m:rPr>
-                <m:t>Z</m:t>
-              </m:r>
-              <m:r>
-                <m:rPr>
-                  <m:sty m:val="p"/>
-                </m:rPr>
-                <m:t>n</m:t>
-              </m:r>
-              <m:r>
-                <m:rPr>
-                  <m:sty m:val="p"/>
-                </m:rPr>
-                <m:t>(</m:t>
-              </m:r>
-              <m:r>
-                <m:rPr>
-                  <m:sty m:val="p"/>
-                </m:rPr>
-                <m:t>N</m:t>
-              </m:r>
-              <m:sSub>
-                <m:e>
-                  <m:r>
-                    <m:rPr>
-                      <m:sty m:val="p"/>
-                    </m:rPr>
-                    <m:t>H</m:t>
-                  </m:r>
-                </m:e>
-                <m:sub>
-                  <m:r>
-                    <m:rPr>
-                      <m:sty m:val="p"/>
-                    </m:rPr>
-                    <m:t>3</m:t>
-                  </m:r>
-                </m:sub>
-              </m:sSub>
-              <m:sSub>
-                <m:e>
-                  <m:r>
-                    <m:rPr>
-                      <m:sty m:val="p"/>
-                    </m:rPr>
-                    <m:t>)</m:t>
-                  </m:r>
-                </m:e>
-                <m:sub>
-                  <m:r>
-                    <m:rPr>
-                      <m:sty m:val="p"/>
-                    </m:rPr>
-                    <m:t>4</m:t>
-                  </m:r>
-                </m:sub>
-              </m:sSub>
-              <m:sSup>
-                <m:e>
-                  <m:r>
-                    <m:rPr>
-                      <m:sty m:val="p"/>
-                    </m:rPr>
-                    <m:t>]</m:t>
-                  </m:r>
-                </m:e>
-                <m:sup>
-                  <m:r>
-                    <m:rPr>
-                      <m:sty m:val="p"/>
-                    </m:rPr>
-                    <m:t>2</m:t>
-                  </m:r>
-                  <m:r>
-                    <m:rPr>
-                      <m:sty m:val="p"/>
-                    </m:rPr>
-                    <m:t>+</m:t>
-                  </m:r>
-                </m:sup>
-              </m:sSup>
-            </m:oMath>
-            <w:r>
-              <w:rPr>
-                <w:rFonts w:ascii="Times New Roman" w:hAnsi="Times New Roman" w:eastAsia="Times New Roman" w:cs="Times New Roman"/>
-              </w:rPr>
-              <w:t xml:space="preserve">​</w:t>
-            </w:r>
-          </w:p>
-        </w:tc>
-        <w:tc>
-          <w:tcPr/>
-          <w:p>
-            <w:pPr>
-              <w:pStyle w:val="Compact"/>
-              <w:jc w:val="center"/>
-            </w:pPr>
-            <m:oMath>
-              <m:r>
-                <m:t>2.0</m:t>
-              </m:r>
-              <m:r>
-                <m:rPr>
-                  <m:sty m:val="p"/>
-                </m:rPr>
-                <m:t>×</m:t>
-              </m:r>
-              <m:sSup>
-                <m:e>
-                  <m:r>
-                    <m:t>10</m:t>
-                  </m:r>
-                </m:e>
-                <m:sup>
-                  <m:r>
-                    <m:t>2</m:t>
-                  </m:r>
-                </m:sup>
-              </m:sSup>
-            </m:oMath>
-            <w:r>
-              <w:rPr>
-                <w:rFonts w:ascii="Times New Roman" w:hAnsi="Times New Roman" w:eastAsia="Times New Roman" w:cs="Times New Roman"/>
-              </w:rPr>
-              <w:t xml:space="preserve">​</w:t>
-            </w:r>
-          </w:p>
-        </w:tc>
-        <w:tc>
-          <w:tcPr/>
-          <w:p>
-            <w:pPr>
-              <w:pStyle w:val="Compact"/>
-              <w:jc w:val="center"/>
-            </w:pPr>
-            <m:oMath>
-              <m:r>
-                <m:t>5.3</m:t>
-              </m:r>
-              <m:r>
-                <m:rPr>
-                  <m:sty m:val="p"/>
-                </m:rPr>
-                <m:t>×</m:t>
-              </m:r>
-              <m:sSup>
-                <m:e>
-                  <m:r>
-                    <m:t>10</m:t>
-                  </m:r>
-                </m:e>
-                <m:sup>
-                  <m:r>
-                    <m:t>2</m:t>
-                  </m:r>
-                </m:sup>
-              </m:sSup>
-            </m:oMath>
-            <w:r>
-              <w:rPr>
-                <w:rFonts w:ascii="Times New Roman" w:hAnsi="Times New Roman" w:eastAsia="Times New Roman" w:cs="Times New Roman"/>
-              </w:rPr>
-              <w:t xml:space="preserve">​</w:t>
-            </w:r>
-          </w:p>
-        </w:tc>
-        <w:tc>
-          <w:tcPr/>
-          <w:p>
-            <w:pPr>
-              <w:pStyle w:val="Compact"/>
-              <w:jc w:val="center"/>
-            </w:pPr>
-            <m:oMath>
-              <m:r>
-                <m:t>2.0</m:t>
-              </m:r>
-              <m:r>
-                <m:rPr>
-                  <m:sty m:val="p"/>
-                </m:rPr>
-                <m:t>×</m:t>
-              </m:r>
-              <m:sSup>
-                <m:e>
-                  <m:r>
-                    <m:t>10</m:t>
-                  </m:r>
-                </m:e>
-                <m:sup>
-                  <m:r>
-                    <m:t>2</m:t>
-                  </m:r>
-                </m:sup>
-              </m:sSup>
-            </m:oMath>
-            <w:r>
-              <w:rPr>
-                <w:rFonts w:ascii="Times New Roman" w:hAnsi="Times New Roman" w:eastAsia="Times New Roman" w:cs="Times New Roman"/>
-              </w:rPr>
-              <w:t xml:space="preserve">​</w:t>
-            </w:r>
-          </w:p>
-        </w:tc>
-        <w:tc>
-          <w:tcPr/>
-          <w:p>
-            <w:pPr>
-              <w:pStyle w:val="Compact"/>
-              <w:jc w:val="center"/>
-            </w:pPr>
-            <m:oMath>
-              <m:r>
-                <m:t>1.1</m:t>
-              </m:r>
-              <m:r>
-                <m:rPr>
-                  <m:sty m:val="p"/>
-                </m:rPr>
-                <m:t>×</m:t>
-              </m:r>
-              <m:sSup>
-                <m:e>
-                  <m:r>
-                    <m:t>10</m:t>
-                  </m:r>
-                </m:e>
-                <m:sup>
-                  <m:r>
-                    <m:t>2</m:t>
-                  </m:r>
-                </m:sup>
-              </m:sSup>
-            </m:oMath>
-            <w:r>
-              <w:rPr>
-                <w:rFonts w:ascii="Times New Roman" w:hAnsi="Times New Roman" w:eastAsia="Times New Roman" w:cs="Times New Roman"/>
-              </w:rPr>
-              <w:t xml:space="preserve">​</w:t>
-            </w:r>
-          </w:p>
-        </w:tc>
-      </w:tr>
-    </w:tbl>
-    <w:p>
-      <w:pPr>
-        <w:pStyle w:val="Compact"/>
-        <w:numPr>
-          <w:ilvl w:val="0"/>
-          <w:numId w:val="1054"/>
-        </w:numPr>
-        <w:spacing w:before="120"/>
-      </w:pPr>
-      <w:r>
-        <w:rPr>
-          <w:rFonts w:hint="eastAsia" w:ascii="Times New Roman" w:hAnsi="Times New Roman" w:eastAsia="FangSong" w:cs="Times New Roman"/>
-        </w:rPr>
-        <w:t xml:space="preserve">计算两者的累积稳定常数</w:t>
-      </w:r>
-      <m:oMath>
-        <m:sSub>
-          <m:e>
-            <m:r>
-              <m:t>β</m:t>
-            </m:r>
-          </m:e>
-          <m:sub>
-            <m:r>
-              <m:t>4</m:t>
-            </m:r>
-          </m:sub>
-        </m:sSub>
-      </m:oMath>
-    </w:p>
-    <w:p>
-      <w:pPr>
-        <w:pStyle w:val="Compact"/>
-        <w:numPr>
-          <w:ilvl w:val="0"/>
-          <w:numId w:val="1054"/>
-        </w:numPr>
-      </w:pPr>
-      <w:r>
-        <w:rPr>
-          <w:rFonts w:hint="eastAsia" w:ascii="Times New Roman" w:hAnsi="Times New Roman" w:eastAsia="FangSong" w:cs="Times New Roman"/>
-        </w:rPr>
-        <w:t>为什么</w:t>
-      </w:r>
-      <w:r>
-        <w:rPr>
-          <w:rFonts w:hint="eastAsia" w:ascii="Times New Roman" w:hAnsi="Times New Roman" w:eastAsia="Times New Roman" w:cs="Times New Roman"/>
-        </w:rPr>
-        <w:t>Cu</w:t>
-      </w:r>
-      <w:r>
-        <w:rPr>
-          <w:rFonts w:hint="eastAsia" w:ascii="Times New Roman" w:hAnsi="Times New Roman" w:eastAsia="Times New Roman" w:cs="Times New Roman"/>
-          <w:vertAlign w:val="superscript"/>
-        </w:rPr>
-        <w:t>2+</w:t>
-      </w:r>
-      <w:r>
-        <w:rPr>
-          <w:rFonts w:hint="eastAsia" w:ascii="Times New Roman" w:hAnsi="Times New Roman" w:eastAsia="FangSong" w:cs="Times New Roman"/>
-        </w:rPr>
-        <w:t>的稳定常数远大于</w:t>
-      </w:r>
-      <w:r>
-        <w:rPr>
-          <w:rFonts w:hint="eastAsia" w:ascii="Times New Roman" w:hAnsi="Times New Roman" w:eastAsia="Times New Roman" w:cs="Times New Roman"/>
-        </w:rPr>
-        <w:t>Zn</w:t>
-      </w:r>
-      <w:r>
-        <w:rPr>
-          <w:rFonts w:hint="eastAsia" w:ascii="Times New Roman" w:hAnsi="Times New Roman" w:eastAsia="Times New Roman" w:cs="Times New Roman"/>
-          <w:vertAlign w:val="superscript"/>
-        </w:rPr>
-        <w:t>2+</w:t>
-      </w:r>
-      <w:r>
-        <w:rPr>
-          <w:rFonts w:hint="eastAsia" w:ascii="Times New Roman" w:hAnsi="Times New Roman" w:eastAsia="Times New Roman" w:cs="Times New Roman"/>
-        </w:rPr>
-        <w:t>？</w:t>
-      </w:r>
-    </w:p>
-    <w:p>
-      <w:pPr>
-        <w:pStyle w:val="Compact"/>
-        <w:numPr>
-          <w:ilvl w:val="0"/>
-          <w:numId w:val="1054"/>
-        </w:numPr>
-      </w:pPr>
-      <w:r>
-        <w:rPr>
-          <w:rFonts w:hint="eastAsia" w:ascii="Times New Roman" w:hAnsi="Times New Roman" w:eastAsia="FangSong" w:cs="Times New Roman"/>
-        </w:rPr>
-        <w:t>验证</w:t>
-      </w:r>
-      <w:r>
-        <w:rPr>
-          <w:rFonts w:hint="eastAsia" w:ascii="Times New Roman" w:hAnsi="Times New Roman" w:eastAsia="Times New Roman" w:cs="Times New Roman"/>
-        </w:rPr>
-        <w:t>Irving-Williams</w:t>
-      </w:r>
-      <w:r>
-        <w:rPr>
-          <w:rFonts w:hint="eastAsia" w:ascii="Times New Roman" w:hAnsi="Times New Roman" w:eastAsia="FangSong" w:cs="Times New Roman"/>
-        </w:rPr>
-        <w:t>序列的预测</w:t>
-      </w:r>
-    </w:p>
-    <w:p>
-      <w:pPr>
-        <w:spacing w:before="160" w:after="80"/>
-      </w:pPr>
-      <w:r>
-        <w:pict>
-          <v:rect style="width:0;height:1.5pt" o:hralign="center" o:hrstd="t" o:hr="t"/>
-        </w:pict>
-      </w:r>
-    </w:p>
-    <w:bookmarkEnd w:id="92"/>
-    <w:bookmarkStart w:id="93" w:name="第76题"/>
-    <w:p>
-      <w:pPr>
-        <w:pStyle w:val="Heading3"/>
-        <w:spacing w:before="280" w:after="120"/>
-      </w:pPr>
-      <w:r>
-        <w:rPr>
-          <w:rFonts w:hint="eastAsia" w:ascii="Times New Roman" w:hAnsi="Times New Roman" w:eastAsia="SimHei" w:cs="Times New Roman"/>
-        </w:rPr>
-        <w:t>第</w:t>
-      </w:r>
-      <w:r>
-        <w:rPr>
-          <w:rFonts w:hint="eastAsia" w:ascii="Times New Roman" w:hAnsi="Times New Roman" w:eastAsia="Times New Roman" w:cs="Times New Roman"/>
-        </w:rPr>
-        <w:t>76</w:t>
-      </w:r>
-      <w:r>
-        <w:rPr>
-          <w:rFonts w:hint="eastAsia" w:ascii="Times New Roman" w:hAnsi="Times New Roman" w:eastAsia="SimHei" w:cs="Times New Roman"/>
-        </w:rPr>
-        <w:t>题</w:t>
-      </w:r>
-      <w:r>
-        <w:rPr>
-          <w:rFonts w:ascii="Times New Roman" w:hAnsi="Times New Roman" w:eastAsia="Times New Roman" w:cs="Times New Roman"/>
-        </w:rPr>
-        <w:t xml:space="preserve"> ⭐⭐⭐</w:t>
-      </w:r>
-    </w:p>
-    <w:p>
-      <w:pPr>
-        <w:pStyle w:val="BlockText"/>
-      </w:pPr>
-      <w:r>
-        <w:rPr>
-          <w:rFonts w:hint="eastAsia" w:ascii="Times New Roman" w:hAnsi="Times New Roman" w:eastAsia="FangSong" w:cs="Times New Roman"/>
-          <w:b/>
-          <w:bCs/>
-        </w:rPr>
-        <w:t xml:space="preserve">来源</w:t>
-      </w:r>
-      <w:r>
-        <w:rPr>
-          <w:rFonts w:hint="eastAsia" w:ascii="Times New Roman" w:hAnsi="Times New Roman" w:eastAsia="Times New Roman" w:cs="Times New Roman"/>
-        </w:rPr>
-        <w:t>：</w:t>
-      </w:r>
-      <w:r>
-        <w:rPr>
-          <w:rFonts w:hint="eastAsia" w:ascii="Times New Roman" w:hAnsi="Times New Roman" w:eastAsia="FangSong" w:cs="Times New Roman"/>
-        </w:rPr>
-        <w:t>教材习题</w:t>
-      </w:r>
-      <w:r>
-        <w:rPr>
-          <w:rFonts w:ascii="Times New Roman" w:hAnsi="Times New Roman" w:eastAsia="Times New Roman" w:cs="Times New Roman"/>
-        </w:rPr>
-        <w:t xml:space="preserve"> </w:t>
-      </w:r>
-      <w:r>
-        <w:rPr>
-          <w:rFonts w:hint="eastAsia" w:ascii="Times New Roman" w:hAnsi="Times New Roman" w:eastAsia="FangSong" w:cs="Times New Roman"/>
-        </w:rPr>
-        <w:t xml:space="preserve">改编</w:t>
-      </w:r>
-    </w:p>
-    <w:p>
-      <w:pPr>
-        <w:pStyle w:val="FirstParagraph"/>
-      </w:pPr>
-      <w:r>
-        <w:rPr>
-          <w:rFonts w:hint="eastAsia" w:ascii="Times New Roman" w:hAnsi="Times New Roman" w:eastAsia="FangSong" w:cs="Times New Roman"/>
-        </w:rPr>
-        <w:t xml:space="preserve">已知</w:t>
-      </w:r>
-      <m:oMath>
-        <m:oMathPr>
-          <m:ctrlPr>
-            <w:rPr>
-              <w:sz w:val="28"/>
-              <w:szCs w:val="28"/>
-            </w:rPr>
-          </m:ctrlPr>
-        </m:oMathPr>
-        <m:sSup>
-          <m:e>
-            <m:r>
-              <m:t>E</m:t>
-            </m:r>
-          </m:e>
-          <m:sup>
-            <m:r>
-              <m:rPr>
-                <m:sty m:val="p"/>
-              </m:rPr>
-              <m:t>⊖</m:t>
-            </m:r>
-          </m:sup>
-        </m:sSup>
-        <m:r>
-          <m:rPr>
-            <m:sty m:val="p"/>
-          </m:rPr>
-          <m:t>(</m:t>
-        </m:r>
-        <m:r>
-          <m:rPr>
-            <m:sty m:val="p"/>
-          </m:rPr>
-          <m:t>F</m:t>
-        </m:r>
-        <m:sSup>
-          <m:e>
-            <m:r>
-              <m:rPr>
-                <m:sty m:val="p"/>
-              </m:rPr>
-              <m:t>e</m:t>
-            </m:r>
-          </m:e>
-          <m:sup>
-            <m:r>
-              <m:rPr>
-                <m:sty m:val="p"/>
-              </m:rPr>
-              <m:t>3</m:t>
-            </m:r>
-            <m:r>
-              <m:rPr>
-                <m:sty m:val="p"/>
-              </m:rPr>
-              <m:t>+</m:t>
-            </m:r>
-          </m:sup>
-        </m:sSup>
-        <m:r>
-          <m:rPr>
-            <m:sty m:val="p"/>
-          </m:rPr>
-          <m:t>/</m:t>
-        </m:r>
-        <m:r>
-          <m:rPr>
-            <m:sty m:val="p"/>
-          </m:rPr>
-          <m:t>F</m:t>
-        </m:r>
-        <m:sSup>
-          <m:e>
-            <m:r>
-              <m:rPr>
-                <m:sty m:val="p"/>
-              </m:rPr>
-              <m:t>e</m:t>
-            </m:r>
-          </m:e>
-          <m:sup>
-            <m:r>
-              <m:rPr>
-                <m:sty m:val="p"/>
-              </m:rPr>
-              <m:t>2</m:t>
-            </m:r>
-            <m:r>
-              <m:rPr>
-                <m:sty m:val="p"/>
-              </m:rPr>
-              <m:t>+</m:t>
-            </m:r>
-          </m:sup>
-        </m:sSup>
-        <m:r>
-          <m:rPr>
-            <m:sty m:val="p"/>
-          </m:rPr>
-          <m:t>)</m:t>
-        </m:r>
-        <m:r>
-          <m:rPr>
-            <m:sty m:val="p"/>
-          </m:rPr>
-          <m:t>=</m:t>
-        </m:r>
-        <m:r>
-          <m:t>0.771</m:t>
-        </m:r>
-        <m:r>
-          <m:rPr>
-            <m:nor/>
-            <m:sty m:val="p"/>
-          </m:rPr>
-          <m:t> V</m:t>
-        </m:r>
-      </m:oMath>
-      <w:r>
-        <w:rPr>
-          <w:rFonts w:hint="eastAsia" w:ascii="Times New Roman" w:hAnsi="Times New Roman" w:eastAsia="Times New Roman" w:cs="Times New Roman"/>
-        </w:rPr>
-        <w:t xml:space="preserve">，</w:t>
-      </w:r>
-      <m:oMath>
-        <m:oMathPr>
-          <m:ctrlPr>
-            <w:rPr>
-              <w:sz w:val="28"/>
-              <w:szCs w:val="28"/>
-            </w:rPr>
-          </m:ctrlPr>
-        </m:oMathPr>
-        <m:sSubSup>
-          <m:e>
-            <m:r>
-              <m:t>K</m:t>
-            </m:r>
-          </m:e>
-          <m:sub>
-            <m:r>
-              <m:rPr>
-                <m:nor/>
-                <m:sty m:val="p"/>
-              </m:rPr>
-              <m:t>稳</m:t>
-            </m:r>
-          </m:sub>
-          <m:sup>
-            <m:r>
-              <m:rPr>
-                <m:sty m:val="p"/>
-              </m:rPr>
-              <m:t>⊖</m:t>
-            </m:r>
-          </m:sup>
-        </m:sSubSup>
-        <m:r>
-          <m:rPr>
-            <m:sty m:val="p"/>
-          </m:rPr>
-          <m:t>(</m:t>
-        </m:r>
-        <m:r>
-          <m:rPr>
-            <m:sty m:val="p"/>
-          </m:rPr>
-          <m:t>[</m:t>
-        </m:r>
-        <m:r>
-          <m:rPr>
-            <m:sty m:val="p"/>
-          </m:rPr>
-          <m:t>F</m:t>
-        </m:r>
-        <m:r>
-          <m:rPr>
-            <m:sty m:val="p"/>
-          </m:rPr>
-          <m:t>e</m:t>
-        </m:r>
-        <m:r>
-          <m:rPr>
-            <m:sty m:val="p"/>
-          </m:rPr>
-          <m:t>(</m:t>
-        </m:r>
-        <m:r>
-          <m:rPr>
-            <m:sty m:val="p"/>
-          </m:rPr>
-          <m:t>C</m:t>
-        </m:r>
-        <m:r>
-          <m:rPr>
-            <m:sty m:val="p"/>
-          </m:rPr>
-          <m:t>N</m:t>
-        </m:r>
-        <m:sSub>
-          <m:e>
-            <m:r>
-              <m:rPr>
-                <m:sty m:val="p"/>
-              </m:rPr>
-              <m:t>)</m:t>
-            </m:r>
-          </m:e>
-          <m:sub>
-            <m:r>
-              <m:rPr>
-                <m:sty m:val="p"/>
-              </m:rPr>
-              <m:t>6</m:t>
-            </m:r>
-          </m:sub>
-        </m:sSub>
-        <m:sSup>
-          <m:e>
-            <m:r>
-              <m:rPr>
-                <m:sty m:val="p"/>
-              </m:rPr>
-              <m:t>]</m:t>
-            </m:r>
-          </m:e>
-          <m:sup>
-            <m:r>
-              <m:t>3</m:t>
-            </m:r>
-            <m:r>
-              <m:rPr>
-                <m:sty m:val="p"/>
-              </m:rPr>
-              <m:t>−</m:t>
-            </m:r>
-          </m:sup>
-        </m:sSup>
-        <m:r>
-          <m:rPr>
-            <m:sty m:val="p"/>
-          </m:rPr>
-          <m:t>)</m:t>
-        </m:r>
-        <m:r>
-          <m:rPr>
-            <m:sty m:val="p"/>
-          </m:rPr>
-          <m:t>=</m:t>
-        </m:r>
-        <m:sSup>
-          <m:e>
-            <m:r>
-              <m:t>10</m:t>
-            </m:r>
-          </m:e>
-          <m:sup>
-            <m:r>
-              <m:t>42</m:t>
-            </m:r>
-          </m:sup>
-        </m:sSup>
-      </m:oMath>
-      <w:r>
-        <w:rPr>
-          <w:rFonts w:hint="eastAsia" w:ascii="Times New Roman" w:hAnsi="Times New Roman" w:eastAsia="Times New Roman" w:cs="Times New Roman"/>
-        </w:rPr>
-        <w:t xml:space="preserve">，</w:t>
-      </w:r>
-      <m:oMath>
-        <m:oMathPr>
-          <m:ctrlPr>
-            <w:rPr>
-              <w:sz w:val="28"/>
-              <w:szCs w:val="28"/>
-            </w:rPr>
-          </m:ctrlPr>
-        </m:oMathPr>
-        <m:sSubSup>
-          <m:e>
-            <m:r>
-              <m:t>K</m:t>
-            </m:r>
-          </m:e>
-          <m:sub>
-            <m:r>
-              <m:rPr>
-                <m:nor/>
-                <m:sty m:val="p"/>
-              </m:rPr>
-              <m:t>稳</m:t>
-            </m:r>
-          </m:sub>
-          <m:sup>
-            <m:r>
-              <m:rPr>
-                <m:sty m:val="p"/>
-              </m:rPr>
-              <m:t>⊖</m:t>
-            </m:r>
-          </m:sup>
-        </m:sSubSup>
-        <m:r>
-          <m:rPr>
-            <m:sty m:val="p"/>
-          </m:rPr>
-          <m:t>(</m:t>
-        </m:r>
-        <m:r>
-          <m:rPr>
-            <m:sty m:val="p"/>
-          </m:rPr>
-          <m:t>[</m:t>
-        </m:r>
-        <m:r>
-          <m:rPr>
-            <m:sty m:val="p"/>
-          </m:rPr>
-          <m:t>F</m:t>
-        </m:r>
-        <m:r>
-          <m:rPr>
-            <m:sty m:val="p"/>
-          </m:rPr>
-          <m:t>e</m:t>
-        </m:r>
-        <m:r>
-          <m:rPr>
-            <m:sty m:val="p"/>
-          </m:rPr>
-          <m:t>(</m:t>
-        </m:r>
-        <m:r>
-          <m:rPr>
-            <m:sty m:val="p"/>
-          </m:rPr>
-          <m:t>C</m:t>
-        </m:r>
-        <m:r>
-          <m:rPr>
-            <m:sty m:val="p"/>
-          </m:rPr>
-          <m:t>N</m:t>
-        </m:r>
-        <m:sSub>
-          <m:e>
-            <m:r>
-              <m:rPr>
-                <m:sty m:val="p"/>
-              </m:rPr>
-              <m:t>)</m:t>
-            </m:r>
-          </m:e>
-          <m:sub>
-            <m:r>
-              <m:rPr>
-                <m:sty m:val="p"/>
-              </m:rPr>
-              <m:t>6</m:t>
-            </m:r>
-          </m:sub>
-        </m:sSub>
-        <m:sSup>
-          <m:e>
-            <m:r>
-              <m:rPr>
-                <m:sty m:val="p"/>
-              </m:rPr>
-              <m:t>]</m:t>
-            </m:r>
-          </m:e>
-          <m:sup>
-            <m:r>
-              <m:t>4</m:t>
-            </m:r>
-            <m:r>
-              <m:rPr>
-                <m:sty m:val="p"/>
-              </m:rPr>
-              <m:t>−</m:t>
-            </m:r>
-          </m:sup>
-        </m:sSup>
-        <m:r>
-          <m:rPr>
-            <m:sty m:val="p"/>
-          </m:rPr>
-          <m:t>)</m:t>
-        </m:r>
-        <m:r>
-          <m:rPr>
-            <m:sty m:val="p"/>
-          </m:rPr>
-          <m:t>=</m:t>
-        </m:r>
-        <m:sSup>
-          <m:e>
-            <m:r>
-              <m:t>10</m:t>
-            </m:r>
-          </m:e>
-          <m:sup>
-            <m:r>
-              <m:t>35</m:t>
-            </m:r>
-          </m:sup>
-        </m:sSup>
-      </m:oMath>
-      <w:r>
-        <w:rPr>
-          <w:rFonts w:ascii="Times New Roman" w:hAnsi="Times New Roman" w:eastAsia="Times New Roman" w:cs="Times New Roman"/>
-        </w:rPr>
-        <w:t xml:space="preserve">。</w:t>
-      </w:r>
-    </w:p>
-    <w:p>
-      <w:pPr>
-        <w:pStyle w:val="BodyText"/>
-      </w:pPr>
-      <w:r>
-        <w:rPr>
-          <w:rFonts w:hint="eastAsia" w:ascii="Times New Roman" w:hAnsi="Times New Roman" w:eastAsia="FangSong" w:cs="Times New Roman"/>
-        </w:rPr>
-        <w:t xml:space="preserve">计算</w:t>
-      </w:r>
-      <m:oMath>
-        <m:oMathPr>
-          <m:ctrlPr>
-            <w:rPr>
-              <w:sz w:val="28"/>
-              <w:szCs w:val="28"/>
-            </w:rPr>
-          </m:ctrlPr>
-        </m:oMathPr>
-        <m:sSup>
-          <m:e>
-            <m:r>
-              <m:t>E</m:t>
-            </m:r>
-          </m:e>
-          <m:sup>
-            <m:r>
-              <m:rPr>
-                <m:sty m:val="p"/>
-              </m:rPr>
-              <m:t>⊖</m:t>
-            </m:r>
-          </m:sup>
-        </m:sSup>
-        <m:r>
-          <m:rPr>
-            <m:sty m:val="p"/>
-          </m:rPr>
-          <m:t>(</m:t>
-        </m:r>
-        <m:r>
-          <m:rPr>
-            <m:sty m:val="p"/>
-          </m:rPr>
-          <m:t>[</m:t>
-        </m:r>
-        <m:r>
-          <m:rPr>
-            <m:sty m:val="p"/>
-          </m:rPr>
-          <m:t>F</m:t>
-        </m:r>
-        <m:r>
-          <m:rPr>
-            <m:sty m:val="p"/>
-          </m:rPr>
-          <m:t>e</m:t>
-        </m:r>
-        <m:r>
-          <m:rPr>
-            <m:sty m:val="p"/>
-          </m:rPr>
-          <m:t>(</m:t>
-        </m:r>
-        <m:r>
-          <m:rPr>
-            <m:sty m:val="p"/>
-          </m:rPr>
-          <m:t>C</m:t>
-        </m:r>
-        <m:r>
-          <m:rPr>
-            <m:sty m:val="p"/>
-          </m:rPr>
-          <m:t>N</m:t>
-        </m:r>
-        <m:sSub>
-          <m:e>
-            <m:r>
-              <m:rPr>
-                <m:sty m:val="p"/>
-              </m:rPr>
-              <m:t>)</m:t>
-            </m:r>
-          </m:e>
-          <m:sub>
-            <m:r>
-              <m:rPr>
-                <m:sty m:val="p"/>
-              </m:rPr>
-              <m:t>6</m:t>
-            </m:r>
-          </m:sub>
-        </m:sSub>
-        <m:sSup>
-          <m:e>
-            <m:r>
-              <m:rPr>
-                <m:sty m:val="p"/>
-              </m:rPr>
-              <m:t>]</m:t>
-            </m:r>
-          </m:e>
-          <m:sup>
-            <m:r>
-              <m:t>3</m:t>
-            </m:r>
-            <m:r>
-              <m:rPr>
-                <m:sty m:val="p"/>
-              </m:rPr>
-              <m:t>−</m:t>
-            </m:r>
-          </m:sup>
-        </m:sSup>
-        <m:r>
-          <m:rPr>
-            <m:sty m:val="p"/>
-          </m:rPr>
-          <m:t>/</m:t>
-        </m:r>
-        <m:r>
-          <m:rPr>
-            <m:sty m:val="p"/>
-          </m:rPr>
-          <m:t>[</m:t>
-        </m:r>
-        <m:r>
-          <m:rPr>
-            <m:sty m:val="p"/>
-          </m:rPr>
-          <m:t>F</m:t>
-        </m:r>
-        <m:r>
-          <m:rPr>
-            <m:sty m:val="p"/>
-          </m:rPr>
-          <m:t>e</m:t>
-        </m:r>
-        <m:r>
-          <m:rPr>
-            <m:sty m:val="p"/>
-          </m:rPr>
-          <m:t>(</m:t>
-        </m:r>
-        <m:r>
-          <m:rPr>
-            <m:sty m:val="p"/>
-          </m:rPr>
-          <m:t>C</m:t>
-        </m:r>
-        <m:r>
-          <m:rPr>
-            <m:sty m:val="p"/>
-          </m:rPr>
-          <m:t>N</m:t>
-        </m:r>
-        <m:sSub>
-          <m:e>
-            <m:r>
-              <m:rPr>
-                <m:sty m:val="p"/>
-              </m:rPr>
-              <m:t>)</m:t>
-            </m:r>
-          </m:e>
-          <m:sub>
-            <m:r>
-              <m:rPr>
-                <m:sty m:val="p"/>
-              </m:rPr>
-              <m:t>6</m:t>
-            </m:r>
-          </m:sub>
-        </m:sSub>
-        <m:sSup>
-          <m:e>
-            <m:r>
-              <m:rPr>
-                <m:sty m:val="p"/>
-              </m:rPr>
-              <m:t>]</m:t>
-            </m:r>
-          </m:e>
-          <m:sup>
-            <m:r>
-              <m:t>4</m:t>
-            </m:r>
-            <m:r>
-              <m:rPr>
-                <m:sty m:val="p"/>
-              </m:rPr>
-              <m:t>−</m:t>
-            </m:r>
-          </m:sup>
-        </m:sSup>
-        <m:r>
-          <m:rPr>
-            <m:sty m:val="p"/>
-          </m:rPr>
-          <m:t>)</m:t>
-        </m:r>
-      </m:oMath>
-      <w:r>
-        <w:rPr>
-          <w:rFonts w:hint="eastAsia" w:ascii="Times New Roman" w:hAnsi="Times New Roman" w:eastAsia="FangSong" w:cs="Times New Roman"/>
-        </w:rPr>
-        <w:t>的值</w:t>
-      </w:r>
-      <w:r>
-        <w:rPr>
-          <w:rFonts w:hint="eastAsia" w:ascii="Times New Roman" w:hAnsi="Times New Roman" w:eastAsia="Times New Roman" w:cs="Times New Roman"/>
-        </w:rPr>
-        <w:t>。</w:t>
-      </w:r>
-    </w:p>
-    <w:p>
-      <w:pPr>
-        <w:spacing w:before="160" w:after="80"/>
-      </w:pPr>
-      <w:r>
-        <w:pict>
-          <v:rect style="width:0;height:1.5pt" o:hralign="center" o:hrstd="t" o:hr="t"/>
-        </w:pict>
-      </w:r>
-    </w:p>
-    <w:bookmarkEnd w:id="93"/>
-    <w:bookmarkStart w:id="94" w:name="第77题"/>
-    <w:p>
-      <w:pPr>
-        <w:pStyle w:val="Heading3"/>
-        <w:spacing w:before="280" w:after="120"/>
-      </w:pPr>
-      <w:r>
-        <w:rPr>
-          <w:rFonts w:hint="eastAsia" w:ascii="Times New Roman" w:hAnsi="Times New Roman" w:eastAsia="SimHei" w:cs="Times New Roman"/>
-        </w:rPr>
-        <w:t>第</w:t>
-      </w:r>
-      <w:r>
-        <w:rPr>
-          <w:rFonts w:hint="eastAsia" w:ascii="Times New Roman" w:hAnsi="Times New Roman" w:eastAsia="Times New Roman" w:cs="Times New Roman"/>
-        </w:rPr>
-        <w:t>77</w:t>
-      </w:r>
-      <w:r>
-        <w:rPr>
-          <w:rFonts w:hint="eastAsia" w:ascii="Times New Roman" w:hAnsi="Times New Roman" w:eastAsia="SimHei" w:cs="Times New Roman"/>
-        </w:rPr>
-        <w:t>题</w:t>
-      </w:r>
-      <w:r>
-        <w:rPr>
-          <w:rFonts w:ascii="Times New Roman" w:hAnsi="Times New Roman" w:eastAsia="Times New Roman" w:cs="Times New Roman"/>
-        </w:rPr>
-        <w:t xml:space="preserve"> ⭐⭐⭐</w:t>
-      </w:r>
-    </w:p>
-    <w:p>
-      <w:pPr>
-        <w:pStyle w:val="BlockText"/>
-      </w:pPr>
-      <w:r>
-        <w:rPr>
-          <w:rFonts w:hint="eastAsia" w:ascii="Times New Roman" w:hAnsi="Times New Roman" w:eastAsia="FangSong" w:cs="Times New Roman"/>
-          <w:b/>
-          <w:bCs/>
-        </w:rPr>
-        <w:t xml:space="preserve">来源</w:t>
-      </w:r>
-      <w:r>
-        <w:rPr>
-          <w:rFonts w:hint="eastAsia" w:ascii="Times New Roman" w:hAnsi="Times New Roman" w:eastAsia="Times New Roman" w:cs="Times New Roman"/>
-        </w:rPr>
-        <w:t>：</w:t>
-      </w:r>
-      <w:r>
-        <w:rPr>
-          <w:rFonts w:hint="eastAsia" w:ascii="Times New Roman" w:hAnsi="Times New Roman" w:eastAsia="FangSong" w:cs="Times New Roman"/>
-        </w:rPr>
-        <w:t>教材习题</w:t>
-      </w:r>
-      <w:r>
-        <w:rPr>
-          <w:rFonts w:ascii="Times New Roman" w:hAnsi="Times New Roman" w:eastAsia="Times New Roman" w:cs="Times New Roman"/>
-        </w:rPr>
-        <w:t xml:space="preserve"> </w:t>
-      </w:r>
-      <w:r>
-        <w:rPr>
-          <w:rFonts w:hint="eastAsia" w:ascii="Times New Roman" w:hAnsi="Times New Roman" w:eastAsia="FangSong" w:cs="Times New Roman"/>
-        </w:rPr>
-        <w:t xml:space="preserve">改编</w:t>
-      </w:r>
-    </w:p>
-    <w:p>
-      <w:pPr>
-        <w:pStyle w:val="FirstParagraph"/>
-      </w:pPr>
-      <w:r>
-        <w:rPr>
-          <w:rFonts w:hint="eastAsia" w:ascii="Times New Roman" w:hAnsi="Times New Roman" w:eastAsia="FangSong" w:cs="Times New Roman"/>
-        </w:rPr>
-        <w:t>在</w:t>
-      </w:r>
-      <w:r>
-        <w:rPr>
-          <w:rFonts w:hint="eastAsia" w:ascii="Times New Roman" w:hAnsi="Times New Roman" w:eastAsia="Times New Roman" w:cs="Times New Roman"/>
-        </w:rPr>
-        <w:t>0.10</w:t>
-      </w:r>
-      <w:r>
-        <w:rPr>
-          <w:rFonts w:ascii="Times New Roman" w:hAnsi="Times New Roman" w:eastAsia="Times New Roman" w:cs="Times New Roman"/>
-        </w:rPr>
-        <w:t xml:space="preserve"> mol/L</w:t>
-      </w:r>
-      <w:r>
-        <w:rPr>
-          <w:rFonts w:ascii="Times New Roman" w:hAnsi="Times New Roman" w:eastAsia="Times New Roman" w:cs="Times New Roman"/>
-        </w:rPr>
-        <w:t xml:space="preserve"> </w:t>
-      </w:r>
-      <m:oMath>
-        <m:oMathPr>
-          <m:ctrlPr>
-            <w:rPr>
-              <w:sz w:val="28"/>
-              <w:szCs w:val="28"/>
-            </w:rPr>
-          </m:ctrlPr>
-        </m:oMathPr>
-        <m:r>
-          <m:rPr>
-            <m:sty m:val="p"/>
-          </m:rPr>
-          <m:t>[</m:t>
-        </m:r>
-        <m:r>
-          <m:rPr>
-            <m:sty m:val="p"/>
-          </m:rPr>
-          <m:t>A</m:t>
-        </m:r>
-        <m:r>
-          <m:rPr>
-            <m:sty m:val="p"/>
-          </m:rPr>
-          <m:t>g</m:t>
-        </m:r>
-        <m:r>
-          <m:rPr>
-            <m:sty m:val="p"/>
-          </m:rPr>
-          <m:t>(</m:t>
-        </m:r>
-        <m:r>
-          <m:rPr>
-            <m:sty m:val="p"/>
-          </m:rPr>
-          <m:t>N</m:t>
-        </m:r>
-        <m:sSub>
-          <m:e>
-            <m:r>
-              <m:rPr>
-                <m:sty m:val="p"/>
-              </m:rPr>
-              <m:t>H</m:t>
-            </m:r>
-          </m:e>
-          <m:sub>
-            <m:r>
-              <m:rPr>
-                <m:sty m:val="p"/>
-              </m:rPr>
-              <m:t>3</m:t>
-            </m:r>
-          </m:sub>
-        </m:sSub>
-        <m:sSub>
-          <m:e>
-            <m:r>
-              <m:rPr>
-                <m:sty m:val="p"/>
-              </m:rPr>
-              <m:t>)</m:t>
-            </m:r>
-          </m:e>
-          <m:sub>
-            <m:r>
-              <m:rPr>
-                <m:sty m:val="p"/>
-              </m:rPr>
-              <m:t>2</m:t>
-            </m:r>
-          </m:sub>
-        </m:sSub>
-        <m:sSup>
-          <m:e>
-            <m:r>
-              <m:rPr>
-                <m:sty m:val="p"/>
-              </m:rPr>
-              <m:t>]</m:t>
-            </m:r>
-          </m:e>
-          <m:sup>
-            <m:r>
-              <m:rPr>
-                <m:sty m:val="p"/>
-              </m:rPr>
-              <m:t>+</m:t>
-            </m:r>
-          </m:sup>
-        </m:sSup>
-      </m:oMath>
-      <w:r>
-        <w:rPr>
-          <w:rFonts w:hint="eastAsia" w:ascii="Times New Roman" w:hAnsi="Times New Roman" w:eastAsia="FangSong" w:cs="Times New Roman"/>
-        </w:rPr>
-        <w:t>溶液中</w:t>
-      </w:r>
-      <w:r>
-        <w:rPr>
-          <w:rFonts w:hint="eastAsia" w:ascii="Times New Roman" w:hAnsi="Times New Roman" w:eastAsia="Times New Roman" w:cs="Times New Roman"/>
-        </w:rPr>
-        <w:t>（</w:t>
-      </w:r>
-      <w:r>
-        <w:rPr>
-          <w:rFonts w:hint="eastAsia" w:ascii="Times New Roman" w:hAnsi="Times New Roman" w:eastAsia="FangSong" w:cs="Times New Roman"/>
-        </w:rPr>
-        <w:t>含</w:t>
-      </w:r>
-      <w:r>
-        <w:rPr>
-          <w:rFonts w:hint="eastAsia" w:ascii="Times New Roman" w:hAnsi="Times New Roman" w:eastAsia="Times New Roman" w:cs="Times New Roman"/>
-        </w:rPr>
-        <w:t>0.10</w:t>
-      </w:r>
-      <w:r>
-        <w:rPr>
-          <w:rFonts w:ascii="Times New Roman" w:hAnsi="Times New Roman" w:eastAsia="Times New Roman" w:cs="Times New Roman"/>
-        </w:rPr>
-        <w:t xml:space="preserve"> </w:t>
-      </w:r>
-      <w:r>
-        <w:rPr>
-          <w:rFonts w:hint="eastAsia" w:ascii="Times New Roman" w:hAnsi="Times New Roman" w:eastAsia="Times New Roman" w:cs="Times New Roman"/>
-        </w:rPr>
-        <w:t>mol/L</w:t>
-      </w:r>
-      <w:r>
-        <w:rPr>
-          <w:rFonts w:hint="eastAsia" w:ascii="Times New Roman" w:hAnsi="Times New Roman" w:eastAsia="FangSong" w:cs="Times New Roman"/>
-        </w:rPr>
-        <w:t>游离</w:t>
-      </w:r>
-      <m:oMath>
-        <m:r>
-          <m:rPr>
-            <m:sty m:val="p"/>
-          </m:rPr>
-          <m:t>N</m:t>
-        </m:r>
-        <m:sSub>
-          <m:e>
-            <m:r>
-              <m:rPr>
-                <m:sty m:val="p"/>
-              </m:rPr>
-              <m:t>H</m:t>
-            </m:r>
-          </m:e>
-          <m:sub>
-            <m:r>
-              <m:rPr>
-                <m:sty m:val="p"/>
-              </m:rPr>
-              <m:t>3</m:t>
-            </m:r>
-          </m:sub>
-        </m:sSub>
-      </m:oMath>
-      <w:r>
-        <w:rPr>
-          <w:rFonts w:hint="eastAsia" w:ascii="Times New Roman" w:hAnsi="Times New Roman" w:eastAsia="Times New Roman" w:cs="Times New Roman"/>
-        </w:rPr>
-        <w:t>），</w:t>
-      </w:r>
-      <w:r>
-        <w:rPr>
-          <w:rFonts w:hint="eastAsia" w:ascii="Times New Roman" w:hAnsi="Times New Roman" w:eastAsia="FangSong" w:cs="Times New Roman"/>
-        </w:rPr>
-        <w:t>加入</w:t>
-      </w:r>
-      <w:r>
-        <w:rPr>
-          <w:rFonts w:hint="eastAsia" w:ascii="Times New Roman" w:hAnsi="Times New Roman" w:eastAsia="Times New Roman" w:cs="Times New Roman"/>
-        </w:rPr>
-        <w:t>NaCl</w:t>
-      </w:r>
-      <w:r>
-        <w:rPr>
-          <w:rFonts w:hint="eastAsia" w:ascii="Times New Roman" w:hAnsi="Times New Roman" w:eastAsia="FangSong" w:cs="Times New Roman"/>
-        </w:rPr>
-        <w:t>使</w:t>
-      </w:r>
-      <m:oMath>
-        <m:r>
-          <m:rPr>
-            <m:sty m:val="p"/>
-          </m:rPr>
-          <m:t>C</m:t>
-        </m:r>
-        <m:sSup>
-          <m:e>
-            <m:r>
-              <m:rPr>
-                <m:sty m:val="p"/>
-              </m:rPr>
-              <m:t>l</m:t>
-            </m:r>
-          </m:e>
-          <m:sup>
-            <m:r>
-              <m:rPr>
-                <m:sty m:val="p"/>
-              </m:rPr>
-              <m:t>−</m:t>
-            </m:r>
-          </m:sup>
-        </m:sSup>
-      </m:oMath>
-      <w:r>
-        <w:rPr>
-          <w:rFonts w:hint="eastAsia" w:ascii="Times New Roman" w:hAnsi="Times New Roman" w:eastAsia="FangSong" w:cs="Times New Roman"/>
-        </w:rPr>
-        <w:t>浓度为</w:t>
-      </w:r>
-      <w:r>
-        <w:rPr>
-          <w:rFonts w:hint="eastAsia" w:ascii="Times New Roman" w:hAnsi="Times New Roman" w:eastAsia="Times New Roman" w:cs="Times New Roman"/>
-        </w:rPr>
-        <w:t>0.010</w:t>
-      </w:r>
-      <w:r>
-        <w:rPr>
-          <w:rFonts w:ascii="Times New Roman" w:hAnsi="Times New Roman" w:eastAsia="Times New Roman" w:cs="Times New Roman"/>
-        </w:rPr>
-        <w:t xml:space="preserve"> </w:t>
-      </w:r>
-      <w:r>
-        <w:rPr>
-          <w:rFonts w:hint="eastAsia" w:ascii="Times New Roman" w:hAnsi="Times New Roman" w:eastAsia="Times New Roman" w:cs="Times New Roman"/>
-        </w:rPr>
-        <w:t>mol/L。</w:t>
-      </w:r>
-      <w:r>
-        <w:rPr>
-          <w:rFonts w:hint="eastAsia" w:ascii="Times New Roman" w:hAnsi="Times New Roman" w:eastAsia="FangSong" w:cs="Times New Roman"/>
-        </w:rPr>
-        <w:t>已知</w:t>
-      </w:r>
-      <m:oMath>
-        <m:oMathPr>
-          <m:ctrlPr>
-            <w:rPr>
-              <w:sz w:val="28"/>
-              <w:szCs w:val="28"/>
-            </w:rPr>
-          </m:ctrlPr>
-        </m:oMathPr>
-        <m:sSub>
-          <m:e>
-            <m:r>
-              <m:t>β</m:t>
-            </m:r>
-          </m:e>
-          <m:sub>
-            <m:r>
-              <m:t>2</m:t>
-            </m:r>
-          </m:sub>
-        </m:sSub>
-        <m:r>
-          <m:rPr>
-            <m:sty m:val="p"/>
-          </m:rPr>
-          <m:t>=</m:t>
-        </m:r>
-        <m:r>
-          <m:t>1.7</m:t>
-        </m:r>
-        <m:r>
-          <m:rPr>
-            <m:sty m:val="p"/>
-          </m:rPr>
-          <m:t>×</m:t>
-        </m:r>
-        <m:sSup>
-          <m:e>
-            <m:r>
-              <m:t>10</m:t>
-            </m:r>
-          </m:e>
-          <m:sup>
-            <m:r>
-              <m:t>7</m:t>
-            </m:r>
-          </m:sup>
-        </m:sSup>
-      </m:oMath>
-      <w:r>
-        <w:rPr>
-          <w:rFonts w:hint="eastAsia" w:ascii="Times New Roman" w:hAnsi="Times New Roman" w:eastAsia="Times New Roman" w:cs="Times New Roman"/>
-        </w:rPr>
-        <w:t xml:space="preserve">，</w:t>
-      </w:r>
-      <m:oMath>
-        <m:oMathPr>
-          <m:ctrlPr>
-            <w:rPr>
-              <w:sz w:val="28"/>
-              <w:szCs w:val="28"/>
-            </w:rPr>
-          </m:ctrlPr>
-        </m:oMathPr>
-        <m:sSub>
-          <m:e>
-            <m:r>
-              <m:t>K</m:t>
-            </m:r>
-          </m:e>
-          <m:sub>
-            <m:r>
-              <m:rPr>
-                <m:nor/>
-                <m:sty m:val="p"/>
-              </m:rPr>
-              <m:t>sp</m:t>
-            </m:r>
-          </m:sub>
-        </m:sSub>
-        <m:r>
-          <m:rPr>
-            <m:sty m:val="p"/>
-          </m:rPr>
-          <m:t>(</m:t>
-        </m:r>
-        <m:r>
-          <m:rPr>
-            <m:sty m:val="p"/>
-          </m:rPr>
-          <m:t>A</m:t>
-        </m:r>
-        <m:r>
-          <m:rPr>
-            <m:sty m:val="p"/>
-          </m:rPr>
-          <m:t>g</m:t>
-        </m:r>
-        <m:r>
-          <m:rPr>
-            <m:sty m:val="p"/>
-          </m:rPr>
-          <m:t>C</m:t>
-        </m:r>
-        <m:r>
-          <m:rPr>
-            <m:sty m:val="p"/>
-          </m:rPr>
-          <m:t>l</m:t>
-        </m:r>
-        <m:r>
-          <m:rPr>
-            <m:sty m:val="p"/>
-          </m:rPr>
-          <m:t>)</m:t>
-        </m:r>
-        <m:r>
-          <m:rPr>
-            <m:sty m:val="p"/>
-          </m:rPr>
-          <m:t>=</m:t>
-        </m:r>
-        <m:r>
-          <m:t>1.8</m:t>
-        </m:r>
-        <m:r>
-          <m:rPr>
-            <m:sty m:val="p"/>
-          </m:rPr>
-          <m:t>×</m:t>
-        </m:r>
-        <m:sSup>
-          <m:e>
-            <m:r>
-              <m:t>10</m:t>
-            </m:r>
-          </m:e>
-          <m:sup>
-            <m:r>
-              <m:rPr>
-                <m:sty m:val="p"/>
-              </m:rPr>
-              <m:t>−</m:t>
-            </m:r>
-            <m:r>
-              <m:t>10</m:t>
-            </m:r>
-          </m:sup>
-        </m:sSup>
-      </m:oMath>
-      <w:r>
-        <w:rPr>
-          <w:rFonts w:hint="eastAsia" w:ascii="Times New Roman" w:hAnsi="Times New Roman" w:eastAsia="Times New Roman" w:cs="Times New Roman"/>
-        </w:rPr>
-        <w:t>。</w:t>
-      </w:r>
-      <w:r>
-        <w:rPr>
-          <w:rFonts w:hint="eastAsia" w:ascii="Times New Roman" w:hAnsi="Times New Roman" w:eastAsia="FangSong" w:cs="Times New Roman"/>
-        </w:rPr>
-        <w:t>判断是否会产生</w:t>
-      </w:r>
-      <w:r>
-        <w:rPr>
-          <w:rFonts w:hint="eastAsia" w:ascii="Times New Roman" w:hAnsi="Times New Roman" w:eastAsia="Times New Roman" w:cs="Times New Roman"/>
-        </w:rPr>
-        <w:t>AgCl</w:t>
-      </w:r>
-      <w:r>
-        <w:rPr>
-          <w:rFonts w:hint="eastAsia" w:ascii="Times New Roman" w:hAnsi="Times New Roman" w:eastAsia="FangSong" w:cs="Times New Roman"/>
-        </w:rPr>
-        <w:t>沉淀</w:t>
-      </w:r>
-      <w:r>
-        <w:rPr>
-          <w:rFonts w:hint="eastAsia" w:ascii="Times New Roman" w:hAnsi="Times New Roman" w:eastAsia="Times New Roman" w:cs="Times New Roman"/>
-        </w:rPr>
-        <w:t>。</w:t>
-      </w:r>
-    </w:p>
-    <w:p>
-      <w:pPr>
-        <w:spacing w:before="160" w:after="80"/>
-      </w:pPr>
-      <w:r>
-        <w:pict>
-          <v:rect style="width:0;height:1.5pt" o:hralign="center" o:hrstd="t" o:hr="t"/>
-        </w:pict>
-      </w:r>
-    </w:p>
-    <w:bookmarkEnd w:id="94"/>
-    <w:bookmarkStart w:id="95" w:name="第78题"/>
-    <w:p>
-      <w:pPr>
-        <w:pStyle w:val="Heading3"/>
-        <w:spacing w:before="280" w:after="120"/>
-      </w:pPr>
-      <w:r>
-        <w:rPr>
-          <w:rFonts w:hint="eastAsia" w:ascii="Times New Roman" w:hAnsi="Times New Roman" w:eastAsia="SimHei" w:cs="Times New Roman"/>
-        </w:rPr>
-        <w:t>第</w:t>
-      </w:r>
-      <w:r>
-        <w:rPr>
-          <w:rFonts w:hint="eastAsia" w:ascii="Times New Roman" w:hAnsi="Times New Roman" w:eastAsia="Times New Roman" w:cs="Times New Roman"/>
-        </w:rPr>
-        <w:t>78</w:t>
-      </w:r>
-      <w:r>
-        <w:rPr>
-          <w:rFonts w:hint="eastAsia" w:ascii="Times New Roman" w:hAnsi="Times New Roman" w:eastAsia="SimHei" w:cs="Times New Roman"/>
-        </w:rPr>
-        <w:t>题</w:t>
-      </w:r>
-      <w:r>
-        <w:rPr>
-          <w:rFonts w:ascii="Times New Roman" w:hAnsi="Times New Roman" w:eastAsia="Times New Roman" w:cs="Times New Roman"/>
-        </w:rPr>
-        <w:t xml:space="preserve"> ⭐⭐⭐</w:t>
-      </w:r>
-    </w:p>
-    <w:p>
-      <w:pPr>
-        <w:pStyle w:val="BlockText"/>
-      </w:pPr>
-      <w:r>
-        <w:rPr>
-          <w:rFonts w:hint="eastAsia" w:ascii="Times New Roman" w:hAnsi="Times New Roman" w:eastAsia="FangSong" w:cs="Times New Roman"/>
-          <w:b/>
-          <w:bCs/>
-        </w:rPr>
-        <w:t xml:space="preserve">来源</w:t>
-      </w:r>
-      <w:r>
-        <w:rPr>
-          <w:rFonts w:hint="eastAsia" w:ascii="Times New Roman" w:hAnsi="Times New Roman" w:eastAsia="Times New Roman" w:cs="Times New Roman"/>
-        </w:rPr>
-        <w:t>：</w:t>
-      </w:r>
-      <w:r>
-        <w:rPr>
-          <w:rFonts w:hint="eastAsia" w:ascii="Times New Roman" w:hAnsi="Times New Roman" w:eastAsia="FangSong" w:cs="Times New Roman"/>
-        </w:rPr>
-        <w:t>教材习题</w:t>
-      </w:r>
-      <w:r>
-        <w:rPr>
-          <w:rFonts w:ascii="Times New Roman" w:hAnsi="Times New Roman" w:eastAsia="Times New Roman" w:cs="Times New Roman"/>
-        </w:rPr>
-        <w:t xml:space="preserve"> </w:t>
-      </w:r>
-      <w:r>
-        <w:rPr>
-          <w:rFonts w:hint="eastAsia" w:ascii="Times New Roman" w:hAnsi="Times New Roman" w:eastAsia="FangSong" w:cs="Times New Roman"/>
-        </w:rPr>
-        <w:t xml:space="preserve">改编</w:t>
-      </w:r>
-    </w:p>
-    <w:p>
-      <w:pPr>
-        <w:pStyle w:val="FirstParagraph"/>
-      </w:pPr>
-      <w:r>
-        <w:rPr>
-          <w:rFonts w:hint="eastAsia" w:ascii="Times New Roman" w:hAnsi="Times New Roman" w:eastAsia="FangSong" w:cs="Times New Roman"/>
-        </w:rPr>
-        <w:t>在</w:t>
-      </w:r>
-      <w:r>
-        <w:rPr>
-          <w:rFonts w:hint="eastAsia" w:ascii="Times New Roman" w:hAnsi="Times New Roman" w:eastAsia="Times New Roman" w:cs="Times New Roman"/>
-        </w:rPr>
-        <w:t>pH</w:t>
-      </w:r>
-      <w:r>
-        <w:rPr>
-          <w:rFonts w:ascii="Times New Roman" w:hAnsi="Times New Roman" w:eastAsia="Times New Roman" w:cs="Times New Roman"/>
-        </w:rPr>
-        <w:t xml:space="preserve"> = </w:t>
-      </w:r>
-      <w:r>
-        <w:rPr>
-          <w:rFonts w:hint="eastAsia" w:ascii="Times New Roman" w:hAnsi="Times New Roman" w:eastAsia="Times New Roman" w:cs="Times New Roman"/>
-        </w:rPr>
-        <w:t>10.0</w:t>
-      </w:r>
-      <w:r>
-        <w:rPr>
-          <w:rFonts w:hint="eastAsia" w:ascii="Times New Roman" w:hAnsi="Times New Roman" w:eastAsia="FangSong" w:cs="Times New Roman"/>
-        </w:rPr>
-        <w:t>的</w:t>
-      </w:r>
-      <m:oMath>
-        <m:oMathPr>
-          <m:ctrlPr>
-            <w:rPr>
-              <w:sz w:val="28"/>
-              <w:szCs w:val="28"/>
-            </w:rPr>
-          </m:ctrlPr>
-        </m:oMathPr>
-        <m:r>
-          <m:rPr>
-            <m:sty m:val="p"/>
-          </m:rPr>
-          <m:t>N</m:t>
-        </m:r>
-        <m:sSub>
-          <m:e>
-            <m:r>
-              <m:rPr>
-                <m:sty m:val="p"/>
-              </m:rPr>
-              <m:t>H</m:t>
-            </m:r>
-          </m:e>
-          <m:sub>
-            <m:r>
-              <m:rPr>
-                <m:sty m:val="p"/>
-              </m:rPr>
-              <m:t>3</m:t>
-            </m:r>
-          </m:sub>
-        </m:sSub>
-        <m:r>
-          <m:rPr>
-            <m:sty m:val="p"/>
-          </m:rPr>
-          <m:t>−</m:t>
-        </m:r>
-        <m:r>
-          <m:rPr>
-            <m:sty m:val="p"/>
-          </m:rPr>
-          <m:t>N</m:t>
-        </m:r>
-        <m:sSub>
-          <m:e>
-            <m:r>
-              <m:rPr>
-                <m:sty m:val="p"/>
-              </m:rPr>
-              <m:t>H</m:t>
-            </m:r>
-          </m:e>
-          <m:sub>
-            <m:r>
-              <m:rPr>
-                <m:sty m:val="p"/>
-              </m:rPr>
-              <m:t>4</m:t>
-            </m:r>
-          </m:sub>
-        </m:sSub>
-        <m:r>
-          <m:rPr>
-            <m:sty m:val="p"/>
-          </m:rPr>
-          <m:t>C</m:t>
-        </m:r>
-        <m:r>
-          <m:rPr>
-            <m:sty m:val="p"/>
-          </m:rPr>
-          <m:t>l</m:t>
-        </m:r>
-      </m:oMath>
-      <w:r>
-        <w:rPr>
-          <w:rFonts w:hint="eastAsia" w:ascii="Times New Roman" w:hAnsi="Times New Roman" w:eastAsia="FangSong" w:cs="Times New Roman"/>
-        </w:rPr>
-        <w:t>缓冲溶液中</w:t>
-      </w:r>
-      <w:r>
-        <w:rPr>
-          <w:rFonts w:hint="eastAsia" w:ascii="Times New Roman" w:hAnsi="Times New Roman" w:eastAsia="Times New Roman" w:cs="Times New Roman"/>
-        </w:rPr>
-        <w:t>，</w:t>
-      </w:r>
-      <w:r>
-        <w:rPr>
-          <w:rFonts w:hint="eastAsia" w:ascii="Times New Roman" w:hAnsi="Times New Roman" w:eastAsia="FangSong" w:cs="Times New Roman"/>
-        </w:rPr>
-        <w:t>游离</w:t>
-      </w:r>
-      <m:oMath>
-        <m:r>
-          <m:rPr>
-            <m:sty m:val="p"/>
-          </m:rPr>
-          <m:t>N</m:t>
-        </m:r>
-        <m:sSub>
-          <m:e>
-            <m:r>
-              <m:rPr>
-                <m:sty m:val="p"/>
-              </m:rPr>
-              <m:t>H</m:t>
-            </m:r>
-          </m:e>
-          <m:sub>
-            <m:r>
-              <m:rPr>
-                <m:sty m:val="p"/>
-              </m:rPr>
-              <m:t>3</m:t>
-            </m:r>
-          </m:sub>
-        </m:sSub>
-      </m:oMath>
-      <w:r>
-        <w:rPr>
-          <w:rFonts w:hint="eastAsia" w:ascii="Times New Roman" w:hAnsi="Times New Roman" w:eastAsia="FangSong" w:cs="Times New Roman"/>
-        </w:rPr>
-        <w:t>浓度为</w:t>
-      </w:r>
-      <w:r>
-        <w:rPr>
-          <w:rFonts w:hint="eastAsia" w:ascii="Times New Roman" w:hAnsi="Times New Roman" w:eastAsia="Times New Roman" w:cs="Times New Roman"/>
-        </w:rPr>
-        <w:t>0.10</w:t>
-      </w:r>
-      <w:r>
-        <w:rPr>
-          <w:rFonts w:ascii="Times New Roman" w:hAnsi="Times New Roman" w:eastAsia="Times New Roman" w:cs="Times New Roman"/>
-        </w:rPr>
-        <w:t xml:space="preserve"> </w:t>
-      </w:r>
-      <w:r>
-        <w:rPr>
-          <w:rFonts w:hint="eastAsia" w:ascii="Times New Roman" w:hAnsi="Times New Roman" w:eastAsia="Times New Roman" w:cs="Times New Roman"/>
-        </w:rPr>
-        <w:t>mol/L。</w:t>
-      </w:r>
-      <w:r>
-        <w:rPr>
-          <w:rFonts w:hint="eastAsia" w:ascii="Times New Roman" w:hAnsi="Times New Roman" w:eastAsia="FangSong" w:cs="Times New Roman"/>
-        </w:rPr>
-        <w:t>此时</w:t>
-      </w:r>
-      <m:oMath>
-        <m:oMathPr>
-          <m:ctrlPr>
-            <w:rPr>
-              <w:sz w:val="28"/>
-              <w:szCs w:val="28"/>
-            </w:rPr>
-          </m:ctrlPr>
-        </m:oMathPr>
-        <m:r>
-          <m:rPr>
-            <m:sty m:val="p"/>
-          </m:rPr>
-          <m:t>[</m:t>
-        </m:r>
-        <m:r>
-          <m:rPr>
-            <m:sty m:val="p"/>
-          </m:rPr>
-          <m:t>C</m:t>
-        </m:r>
-        <m:r>
-          <m:rPr>
-            <m:sty m:val="p"/>
-          </m:rPr>
-          <m:t>u</m:t>
-        </m:r>
-        <m:r>
-          <m:rPr>
-            <m:sty m:val="p"/>
-          </m:rPr>
-          <m:t>(</m:t>
-        </m:r>
-        <m:r>
-          <m:rPr>
-            <m:sty m:val="p"/>
-          </m:rPr>
-          <m:t>N</m:t>
-        </m:r>
-        <m:sSub>
-          <m:e>
-            <m:r>
-              <m:rPr>
-                <m:sty m:val="p"/>
-              </m:rPr>
-              <m:t>H</m:t>
-            </m:r>
-          </m:e>
-          <m:sub>
-            <m:r>
-              <m:rPr>
-                <m:sty m:val="p"/>
-              </m:rPr>
-              <m:t>3</m:t>
-            </m:r>
-          </m:sub>
-        </m:sSub>
-        <m:sSub>
-          <m:e>
-            <m:r>
-              <m:rPr>
-                <m:sty m:val="p"/>
-              </m:rPr>
-              <m:t>)</m:t>
-            </m:r>
-          </m:e>
-          <m:sub>
-            <m:r>
-              <m:rPr>
-                <m:sty m:val="p"/>
-              </m:rPr>
-              <m:t>4</m:t>
-            </m:r>
-          </m:sub>
-        </m:sSub>
-        <m:sSup>
-          <m:e>
-            <m:r>
-              <m:rPr>
-                <m:sty m:val="p"/>
-              </m:rPr>
-              <m:t>]</m:t>
-            </m:r>
-          </m:e>
-          <m:sup>
-            <m:r>
-              <m:rPr>
-                <m:sty m:val="p"/>
-              </m:rPr>
-              <m:t>2</m:t>
-            </m:r>
-            <m:r>
-              <m:rPr>
-                <m:sty m:val="p"/>
-              </m:rPr>
-              <m:t>+</m:t>
-            </m:r>
-          </m:sup>
-        </m:sSup>
-      </m:oMath>
-      <w:r>
-        <w:rPr>
-          <w:rFonts w:hint="eastAsia" w:ascii="Times New Roman" w:hAnsi="Times New Roman" w:eastAsia="FangSong" w:cs="Times New Roman"/>
-        </w:rPr>
-        <w:t xml:space="preserve">的表观稳定常数</w:t>
-      </w:r>
-      <m:oMath>
-        <m:sSubSup>
-          <m:e>
-            <m:r>
-              <m:t>K</m:t>
-            </m:r>
-          </m:e>
-          <m:sub>
-            <m:r>
-              <m:rPr>
-                <m:nor/>
-                <m:sty m:val="p"/>
-              </m:rPr>
-              <m:t>稳</m:t>
-            </m:r>
-          </m:sub>
-          <m:sup>
-            <m:r>
-              <m:rPr>
-                <m:sty m:val="p"/>
-              </m:rPr>
-              <m:t>′</m:t>
-            </m:r>
-          </m:sup>
-        </m:sSubSup>
-      </m:oMath>
-      <w:r>
-        <w:rPr>
-          <w:rFonts w:hint="eastAsia" w:ascii="Times New Roman" w:hAnsi="Times New Roman" w:eastAsia="FangSong" w:cs="Times New Roman"/>
-        </w:rPr>
-        <w:t xml:space="preserve">与真实稳定常数</w:t>
-      </w:r>
-      <m:oMath>
-        <m:sSub>
-          <m:e>
-            <m:r>
-              <m:t>K</m:t>
-            </m:r>
-          </m:e>
-          <m:sub>
-            <m:r>
-              <m:rPr>
-                <m:nor/>
-                <m:sty m:val="p"/>
-              </m:rPr>
-              <m:t>稳</m:t>
-            </m:r>
-          </m:sub>
-        </m:sSub>
-      </m:oMath>
-      <w:r>
-        <w:rPr>
-          <w:rFonts w:hint="eastAsia" w:ascii="Times New Roman" w:hAnsi="Times New Roman" w:eastAsia="FangSong" w:cs="Times New Roman"/>
-        </w:rPr>
-        <w:t>之间有什么关系</w:t>
-      </w:r>
-      <w:r>
-        <w:rPr>
-          <w:rFonts w:hint="eastAsia" w:ascii="Times New Roman" w:hAnsi="Times New Roman" w:eastAsia="Times New Roman" w:cs="Times New Roman"/>
-        </w:rPr>
-        <w:t>？</w:t>
-      </w:r>
-      <w:r>
-        <w:rPr>
-          <w:rFonts w:hint="eastAsia" w:ascii="Times New Roman" w:hAnsi="Times New Roman" w:eastAsia="FangSong" w:cs="Times New Roman"/>
-        </w:rPr>
-        <w:t>若</w:t>
-      </w:r>
-      <m:oMath>
-        <m:oMathPr>
-          <m:ctrlPr>
-            <w:rPr>
-              <w:sz w:val="28"/>
-              <w:szCs w:val="28"/>
-            </w:rPr>
-          </m:ctrlPr>
-        </m:oMathPr>
-        <m:sSub>
-          <m:e>
-            <m:r>
-              <m:t>K</m:t>
-            </m:r>
-          </m:e>
-          <m:sub>
-            <m:r>
-              <m:rPr>
-                <m:nor/>
-                <m:sty m:val="p"/>
-              </m:rPr>
-              <m:t>稳</m:t>
-            </m:r>
-          </m:sub>
-        </m:sSub>
-        <m:r>
-          <m:rPr>
-            <m:sty m:val="p"/>
-          </m:rPr>
-          <m:t>=</m:t>
-        </m:r>
-        <m:r>
-          <m:t>1.1</m:t>
-        </m:r>
-        <m:r>
-          <m:rPr>
-            <m:sty m:val="p"/>
-          </m:rPr>
-          <m:t>×</m:t>
-        </m:r>
-        <m:sSup>
-          <m:e>
-            <m:r>
-              <m:t>10</m:t>
-            </m:r>
-          </m:e>
-          <m:sup>
-            <m:r>
-              <m:t>13</m:t>
-            </m:r>
-          </m:sup>
-        </m:sSup>
-      </m:oMath>
-      <w:r>
-        <w:rPr>
-          <w:rFonts w:hint="eastAsia" w:ascii="Times New Roman" w:hAnsi="Times New Roman" w:eastAsia="Times New Roman" w:cs="Times New Roman"/>
-        </w:rPr>
-        <w:t xml:space="preserve">，</w:t>
-      </w:r>
-      <m:oMath>
-        <m:r>
-          <m:rPr>
-            <m:sty m:val="p"/>
-          </m:rPr>
-          <m:t>C</m:t>
-        </m:r>
-        <m:sSup>
-          <m:e>
-            <m:r>
-              <m:rPr>
-                <m:sty m:val="p"/>
-              </m:rPr>
-              <m:t>u</m:t>
-            </m:r>
-          </m:e>
-          <m:sup>
-            <m:r>
-              <m:rPr>
-                <m:sty m:val="p"/>
-              </m:rPr>
-              <m:t>2</m:t>
-            </m:r>
-            <m:r>
-              <m:rPr>
-                <m:sty m:val="p"/>
-              </m:rPr>
-              <m:t>+</m:t>
-            </m:r>
-          </m:sup>
-        </m:sSup>
-      </m:oMath>
-      <w:r>
-        <w:rPr>
-          <w:rFonts w:hint="eastAsia" w:ascii="Times New Roman" w:hAnsi="Times New Roman" w:eastAsia="FangSong" w:cs="Times New Roman"/>
-        </w:rPr>
-        <w:t xml:space="preserve">的水解常数</w:t>
-      </w:r>
-      <m:oMath>
-        <m:oMathPr>
-          <m:ctrlPr>
-            <w:rPr>
-              <w:sz w:val="28"/>
-              <w:szCs w:val="28"/>
-            </w:rPr>
-          </m:ctrlPr>
-        </m:oMathPr>
-        <m:sSub>
-          <m:e>
-            <m:r>
-              <m:t>K</m:t>
-            </m:r>
-          </m:e>
-          <m:sub>
-            <m:r>
-              <m:rPr>
-                <m:nor/>
-                <m:sty m:val="p"/>
-              </m:rPr>
-              <m:t>h</m:t>
-            </m:r>
-          </m:sub>
-        </m:sSub>
-        <m:r>
-          <m:rPr>
-            <m:sty m:val="p"/>
-          </m:rPr>
-          <m:t>=</m:t>
-        </m:r>
-        <m:sSup>
-          <m:e>
-            <m:r>
-              <m:t>10</m:t>
-            </m:r>
-          </m:e>
-          <m:sup>
-            <m:r>
-              <m:rPr>
-                <m:sty m:val="p"/>
-              </m:rPr>
-              <m:t>−</m:t>
-            </m:r>
-            <m:r>
-              <m:t>8</m:t>
-            </m:r>
-          </m:sup>
-        </m:sSup>
-      </m:oMath>
-      <w:r>
-        <w:rPr>
-          <w:rFonts w:hint="eastAsia" w:ascii="Times New Roman" w:hAnsi="Times New Roman" w:eastAsia="Times New Roman" w:cs="Times New Roman"/>
-        </w:rPr>
-        <w:t xml:space="preserve">，</w:t>
-      </w:r>
-      <m:oMath>
-        <m:sSubSup>
-          <m:e>
-            <m:r>
-              <m:t>K</m:t>
-            </m:r>
-          </m:e>
-          <m:sub>
-            <m:r>
-              <m:t>h</m:t>
-            </m:r>
-          </m:sub>
-          <m:sup>
-            <m:r>
-              <m:rPr>
-                <m:sty m:val="p"/>
-              </m:rPr>
-              <m:t>′</m:t>
-            </m:r>
-          </m:sup>
-        </m:sSubSup>
-      </m:oMath>
-      <w:r>
-        <w:rPr>
-          <w:rFonts w:hint="eastAsia" w:ascii="Times New Roman" w:hAnsi="Times New Roman" w:eastAsia="FangSong" w:cs="Times New Roman"/>
-        </w:rPr>
-        <w:t>是多少</w:t>
-      </w:r>
-      <w:r>
-        <w:rPr>
-          <w:rFonts w:hint="eastAsia" w:ascii="Times New Roman" w:hAnsi="Times New Roman" w:eastAsia="Times New Roman" w:cs="Times New Roman"/>
-        </w:rPr>
-        <w:t>？</w:t>
-      </w:r>
-    </w:p>
-    <w:p>
-      <w:pPr>
-        <w:spacing w:before="160" w:after="80"/>
-      </w:pPr>
-      <w:r>
-        <w:pict>
-          <v:rect style="width:0;height:1.5pt" o:hralign="center" o:hrstd="t" o:hr="t"/>
-        </w:pict>
-      </w:r>
-    </w:p>
-    <w:bookmarkEnd w:id="95"/>
-    <w:bookmarkEnd w:id="96"/>
-    <w:bookmarkStart w:id="102" w:name="第七部分决赛真题精选5题"/>
-    <w:p>
-      <w:pPr>
-        <w:pStyle w:val="Heading2"/>
-        <w:spacing w:before="280" w:after="120"/>
-      </w:pPr>
-      <w:r>
-        <w:rPr>
-          <w:rFonts w:hint="eastAsia" w:ascii="Times New Roman" w:hAnsi="Times New Roman" w:eastAsia="SimHei" w:cs="Times New Roman"/>
-        </w:rPr>
-        <w:t>第七部分</w:t>
-      </w:r>
-      <w:r>
-        <w:rPr>
-          <w:rFonts w:hint="eastAsia" w:ascii="Times New Roman" w:hAnsi="Times New Roman" w:eastAsia="Times New Roman" w:cs="Times New Roman"/>
-        </w:rPr>
-        <w:t>：</w:t>
-      </w:r>
-      <w:r>
-        <w:rPr>
-          <w:rFonts w:hint="eastAsia" w:ascii="Times New Roman" w:hAnsi="Times New Roman" w:eastAsia="SimHei" w:cs="Times New Roman"/>
-        </w:rPr>
-        <w:t>决赛真题精选</w:t>
-      </w:r>
-      <w:r>
-        <w:rPr>
-          <w:rFonts w:hint="eastAsia" w:ascii="Times New Roman" w:hAnsi="Times New Roman" w:eastAsia="Times New Roman" w:cs="Times New Roman"/>
-        </w:rPr>
-        <w:t>（5</w:t>
-      </w:r>
-      <w:r>
-        <w:rPr>
-          <w:rFonts w:hint="eastAsia" w:ascii="Times New Roman" w:hAnsi="Times New Roman" w:eastAsia="SimHei" w:cs="Times New Roman"/>
-        </w:rPr>
-        <w:t>题</w:t>
-      </w:r>
-      <w:r>
-        <w:rPr>
-          <w:rFonts w:hint="eastAsia" w:ascii="Times New Roman" w:hAnsi="Times New Roman" w:eastAsia="Times New Roman" w:cs="Times New Roman"/>
-        </w:rPr>
-        <w:t>）</w:t>
-      </w:r>
-    </w:p>
-    <w:p>
-      <w:pPr>
-        <w:pStyle w:val="BlockText"/>
-      </w:pPr>
-      <w:r>
-        <w:rPr>
-          <w:rFonts w:hint="eastAsia" w:ascii="Times New Roman" w:hAnsi="Times New Roman" w:eastAsia="FangSong" w:cs="Times New Roman"/>
-        </w:rPr>
-        <w:t>选自近</w:t>
-      </w:r>
-      <w:r>
-        <w:rPr>
-          <w:rFonts w:hint="eastAsia" w:ascii="Times New Roman" w:hAnsi="Times New Roman" w:eastAsia="Times New Roman" w:cs="Times New Roman"/>
-        </w:rPr>
-        <w:t>8</w:t>
-      </w:r>
-      <w:r>
-        <w:rPr>
-          <w:rFonts w:hint="eastAsia" w:ascii="Times New Roman" w:hAnsi="Times New Roman" w:eastAsia="FangSong" w:cs="Times New Roman"/>
-        </w:rPr>
-        <w:t>年决赛真题</w:t>
-      </w:r>
-      <w:r>
-        <w:rPr>
-          <w:rFonts w:hint="eastAsia" w:ascii="Times New Roman" w:hAnsi="Times New Roman" w:eastAsia="Times New Roman" w:cs="Times New Roman"/>
-        </w:rPr>
-        <w:t>，</w:t>
-      </w:r>
-      <w:r>
-        <w:rPr>
-          <w:rFonts w:hint="eastAsia" w:ascii="Times New Roman" w:hAnsi="Times New Roman" w:eastAsia="FangSong" w:cs="Times New Roman"/>
-        </w:rPr>
-        <w:t>覆盖铜配位化学</w:t>
-      </w:r>
-      <w:r>
-        <w:rPr>
-          <w:rFonts w:hint="eastAsia" w:ascii="Times New Roman" w:hAnsi="Times New Roman" w:eastAsia="Times New Roman" w:cs="Times New Roman"/>
-        </w:rPr>
-        <w:t>、</w:t>
-      </w:r>
-      <w:r>
-        <w:rPr>
-          <w:rFonts w:hint="eastAsia" w:ascii="Times New Roman" w:hAnsi="Times New Roman" w:eastAsia="FangSong" w:cs="Times New Roman"/>
-        </w:rPr>
-        <w:t>电化学与配位平衡</w:t>
-      </w:r>
-      <w:r>
-        <w:rPr>
-          <w:rFonts w:hint="eastAsia" w:ascii="Times New Roman" w:hAnsi="Times New Roman" w:eastAsia="Times New Roman" w:cs="Times New Roman"/>
-        </w:rPr>
-        <w:t>、NO</w:t>
-      </w:r>
-      <w:r>
-        <w:rPr>
-          <w:rFonts w:hint="eastAsia" w:ascii="Times New Roman" w:hAnsi="Times New Roman" w:eastAsia="FangSong" w:cs="Times New Roman"/>
-        </w:rPr>
-        <w:t>配位</w:t>
-      </w:r>
-      <w:r>
-        <w:rPr>
-          <w:rFonts w:hint="eastAsia" w:ascii="Times New Roman" w:hAnsi="Times New Roman" w:eastAsia="Times New Roman" w:cs="Times New Roman"/>
-        </w:rPr>
-        <w:t>、</w:t>
-      </w:r>
-      <w:r>
-        <w:rPr>
-          <w:rFonts w:hint="eastAsia" w:ascii="Times New Roman" w:hAnsi="Times New Roman" w:eastAsia="FangSong" w:cs="Times New Roman"/>
-        </w:rPr>
-        <w:t>配位聚合物等考点</w:t>
-      </w:r>
-      <w:r>
-        <w:rPr>
-          <w:rFonts w:hint="eastAsia" w:ascii="Times New Roman" w:hAnsi="Times New Roman" w:eastAsia="Times New Roman" w:cs="Times New Roman"/>
-        </w:rPr>
-        <w:t>。</w:t>
-      </w:r>
-    </w:p>
-    <w:p>
-      <w:pPr>
-        <w:spacing w:before="160" w:after="80"/>
-      </w:pPr>
-      <w:r>
-        <w:pict>
-          <v:rect style="width:0;height:1.5pt" o:hralign="center" o:hrstd="t" o:hr="t"/>
-        </w:pict>
-      </w:r>
-    </w:p>
-    <w:bookmarkStart w:id="97" w:name="第79题"/>
-    <w:p>
-      <w:pPr>
-        <w:pStyle w:val="Heading3"/>
-        <w:spacing w:before="280" w:after="120"/>
-      </w:pPr>
-      <w:r>
-        <w:rPr>
-          <w:rFonts w:hint="eastAsia" w:ascii="Times New Roman" w:hAnsi="Times New Roman" w:eastAsia="SimHei" w:cs="Times New Roman"/>
-        </w:rPr>
-        <w:t>第</w:t>
-      </w:r>
-      <w:r>
-        <w:rPr>
-          <w:rFonts w:hint="eastAsia" w:ascii="Times New Roman" w:hAnsi="Times New Roman" w:eastAsia="Times New Roman" w:cs="Times New Roman"/>
-        </w:rPr>
-        <w:t>79</w:t>
-      </w:r>
-      <w:r>
-        <w:rPr>
-          <w:rFonts w:hint="eastAsia" w:ascii="Times New Roman" w:hAnsi="Times New Roman" w:eastAsia="SimHei" w:cs="Times New Roman"/>
-        </w:rPr>
-        <w:t>题</w:t>
-      </w:r>
-      <w:r>
-        <w:rPr>
-          <w:rFonts w:ascii="Times New Roman" w:hAnsi="Times New Roman" w:eastAsia="Times New Roman" w:cs="Times New Roman"/>
-        </w:rPr>
-        <w:t xml:space="preserve"> ⭐⭐⭐⭐</w:t>
-      </w:r>
-    </w:p>
-    <w:p>
-      <w:pPr>
-        <w:pStyle w:val="BlockText"/>
-      </w:pPr>
-      <w:r>
-        <w:rPr>
-          <w:rFonts w:hint="eastAsia" w:ascii="Times New Roman" w:hAnsi="Times New Roman" w:eastAsia="FangSong" w:cs="Times New Roman"/>
-          <w:b/>
-          <w:bCs/>
-        </w:rPr>
-        <w:t xml:space="preserve">来源</w:t>
-      </w:r>
-      <w:r>
-        <w:rPr>
-          <w:rFonts w:hint="eastAsia" w:ascii="Times New Roman" w:hAnsi="Times New Roman" w:eastAsia="Times New Roman" w:cs="Times New Roman"/>
-        </w:rPr>
-        <w:t>：</w:t>
-      </w:r>
-      <w:r>
-        <w:rPr>
-          <w:rFonts w:hint="eastAsia" w:ascii="Times New Roman" w:hAnsi="Times New Roman" w:eastAsia="FangSong" w:cs="Times New Roman"/>
-        </w:rPr>
-        <w:t>第</w:t>
-      </w:r>
-      <w:r>
-        <w:rPr>
-          <w:rFonts w:hint="eastAsia" w:ascii="Times New Roman" w:hAnsi="Times New Roman" w:eastAsia="Times New Roman" w:cs="Times New Roman"/>
-        </w:rPr>
-        <w:t>37</w:t>
-      </w:r>
-      <w:r>
-        <w:rPr>
-          <w:rFonts w:hint="eastAsia" w:ascii="Times New Roman" w:hAnsi="Times New Roman" w:eastAsia="FangSong" w:cs="Times New Roman"/>
-        </w:rPr>
-        <w:t>届决赛</w:t>
-      </w:r>
-      <w:r>
-        <w:rPr>
-          <w:rFonts w:hint="eastAsia" w:ascii="Times New Roman" w:hAnsi="Times New Roman" w:eastAsia="Times New Roman" w:cs="Times New Roman"/>
-        </w:rPr>
-        <w:t>（2023</w:t>
-      </w:r>
-      <w:r>
-        <w:rPr>
-          <w:rFonts w:hint="eastAsia" w:ascii="Times New Roman" w:hAnsi="Times New Roman" w:eastAsia="FangSong" w:cs="Times New Roman"/>
-        </w:rPr>
-        <w:t>年</w:t>
-      </w:r>
-      <w:r>
-        <w:rPr>
-          <w:rFonts w:hint="eastAsia" w:ascii="Times New Roman" w:hAnsi="Times New Roman" w:eastAsia="Times New Roman" w:cs="Times New Roman"/>
-        </w:rPr>
-        <w:t>）</w:t>
-      </w:r>
-      <w:r>
-        <w:rPr>
-          <w:rFonts w:hint="eastAsia" w:ascii="Times New Roman" w:hAnsi="Times New Roman" w:eastAsia="FangSong" w:cs="Times New Roman"/>
-        </w:rPr>
-        <w:t>第一场第</w:t>
-      </w:r>
-      <w:r>
-        <w:rPr>
-          <w:rFonts w:hint="eastAsia" w:ascii="Times New Roman" w:hAnsi="Times New Roman" w:eastAsia="Times New Roman" w:cs="Times New Roman"/>
-        </w:rPr>
-        <w:t>1</w:t>
-      </w:r>
-      <w:r>
-        <w:rPr>
-          <w:rFonts w:hint="eastAsia" w:ascii="Times New Roman" w:hAnsi="Times New Roman" w:eastAsia="FangSong" w:cs="Times New Roman"/>
-        </w:rPr>
-        <w:t>题</w:t>
-      </w:r>
-    </w:p>
-    <w:p>
-      <w:pPr>
-        <w:pStyle w:val="FirstParagraph"/>
-      </w:pPr>
-      <w:r>
-        <w:rPr>
-          <w:rFonts w:hint="eastAsia" w:ascii="Times New Roman" w:hAnsi="Times New Roman" w:eastAsia="FangSong" w:cs="Times New Roman"/>
-        </w:rPr>
-        <w:t>铜的配位化学十分丰富</w:t>
-      </w:r>
-      <w:r>
-        <w:rPr>
-          <w:rFonts w:hint="eastAsia" w:ascii="Times New Roman" w:hAnsi="Times New Roman" w:eastAsia="Times New Roman" w:cs="Times New Roman"/>
-        </w:rPr>
-        <w:t>。</w:t>
-      </w:r>
-    </w:p>
-    <w:p>
-      <w:pPr>
-        <w:numPr>
-          <w:ilvl w:val="0"/>
-          <w:numId w:val="1055"/>
-        </w:numPr>
-      </w:pPr>
-      <w:r>
-        <w:rPr>
-          <w:rFonts w:hint="eastAsia" w:ascii="Times New Roman" w:hAnsi="Times New Roman" w:eastAsia="FangSong" w:cs="Times New Roman"/>
-        </w:rPr>
-        <w:t>掺杂特定元素的铜氧化物常被用作高温超导材料</w:t>
-      </w:r>
-      <w:r>
-        <w:rPr>
-          <w:rFonts w:hint="eastAsia" w:ascii="Times New Roman" w:hAnsi="Times New Roman" w:eastAsia="Times New Roman" w:cs="Times New Roman"/>
-        </w:rPr>
-        <w:t>。</w:t>
-      </w:r>
-      <w:r>
-        <w:rPr>
-          <w:rFonts w:hint="eastAsia" w:ascii="Times New Roman" w:hAnsi="Times New Roman" w:eastAsia="FangSong" w:cs="Times New Roman"/>
-        </w:rPr>
-        <w:t>镧锶铜氧</w:t>
-      </w:r>
-      <m:oMath>
-        <m:oMathPr>
-          <m:ctrlPr>
-            <w:rPr>
-              <w:sz w:val="28"/>
-              <w:szCs w:val="28"/>
-            </w:rPr>
-          </m:ctrlPr>
-        </m:oMathPr>
-        <m:r>
-          <m:rPr>
-            <m:sty m:val="p"/>
-          </m:rPr>
-          <m:t>L</m:t>
-        </m:r>
-        <m:sSub>
-          <m:e>
-            <m:r>
-              <m:rPr>
-                <m:sty m:val="p"/>
-              </m:rPr>
-              <m:t>a</m:t>
-            </m:r>
-          </m:e>
-          <m:sub>
-            <m:r>
-              <m:rPr>
-                <m:sty m:val="p"/>
-              </m:rPr>
-              <m:t>2</m:t>
-            </m:r>
-            <m:r>
-              <m:rPr>
-                <m:sty m:val="p"/>
-              </m:rPr>
-              <m:t>−</m:t>
-            </m:r>
-            <m:r>
-              <m:rPr>
-                <m:sty m:val="p"/>
-              </m:rPr>
-              <m:t>x</m:t>
-            </m:r>
-          </m:sub>
-        </m:sSub>
-        <m:r>
-          <m:rPr>
-            <m:sty m:val="p"/>
-          </m:rPr>
-          <m:t>S</m:t>
-        </m:r>
-        <m:sSub>
-          <m:e>
-            <m:r>
-              <m:rPr>
-                <m:sty m:val="p"/>
-              </m:rPr>
-              <m:t>r</m:t>
-            </m:r>
-          </m:e>
-          <m:sub>
-            <m:r>
-              <m:rPr>
-                <m:sty m:val="p"/>
-              </m:rPr>
-              <m:t>x</m:t>
-            </m:r>
-          </m:sub>
-        </m:sSub>
-        <m:r>
-          <m:rPr>
-            <m:sty m:val="p"/>
-          </m:rPr>
-          <m:t>C</m:t>
-        </m:r>
-        <m:r>
-          <m:rPr>
-            <m:sty m:val="p"/>
-          </m:rPr>
-          <m:t>u</m:t>
-        </m:r>
-        <m:sSub>
-          <m:e>
-            <m:r>
-              <m:rPr>
-                <m:sty m:val="p"/>
-              </m:rPr>
-              <m:t>O</m:t>
-            </m:r>
-          </m:e>
-          <m:sub>
-            <m:r>
-              <m:rPr>
-                <m:sty m:val="p"/>
-              </m:rPr>
-              <m:t>4</m:t>
-            </m:r>
-          </m:sub>
-        </m:sSub>
-      </m:oMath>
-      <w:r>
-        <w:rPr>
-          <w:rFonts w:hint="eastAsia" w:ascii="Times New Roman" w:hAnsi="Times New Roman" w:eastAsia="Times New Roman" w:cs="Times New Roman"/>
-        </w:rPr>
-        <w:t>（LSCO）</w:t>
-      </w:r>
-      <w:r>
-        <w:rPr>
-          <w:rFonts w:hint="eastAsia" w:ascii="Times New Roman" w:hAnsi="Times New Roman" w:eastAsia="FangSong" w:cs="Times New Roman"/>
-        </w:rPr>
-        <w:t>具有典型钙钛矿结构</w:t>
-      </w:r>
-      <w:r>
-        <w:rPr>
-          <w:rFonts w:hint="eastAsia" w:ascii="Times New Roman" w:hAnsi="Times New Roman" w:eastAsia="Times New Roman" w:cs="Times New Roman"/>
-        </w:rPr>
-        <w:t>。</w:t>
-      </w:r>
-      <w:r>
-        <w:rPr>
-          <w:rFonts w:hint="eastAsia" w:ascii="Times New Roman" w:hAnsi="Times New Roman" w:eastAsia="FangSong" w:cs="Times New Roman"/>
-        </w:rPr>
-        <w:t>已知</w:t>
-      </w:r>
-      <w:r>
-        <w:rPr>
-          <w:rFonts w:hint="eastAsia" w:ascii="Times New Roman" w:hAnsi="Times New Roman" w:eastAsia="Times New Roman" w:cs="Times New Roman"/>
-        </w:rPr>
-        <w:t>c</w:t>
-      </w:r>
-      <w:r>
-        <w:rPr>
-          <w:rFonts w:hint="eastAsia" w:ascii="Times New Roman" w:hAnsi="Times New Roman" w:eastAsia="FangSong" w:cs="Times New Roman"/>
-        </w:rPr>
-        <w:t>轴方向</w:t>
-      </w:r>
-      <w:r>
-        <w:rPr>
-          <w:rFonts w:hint="eastAsia" w:ascii="Times New Roman" w:hAnsi="Times New Roman" w:eastAsia="Times New Roman" w:cs="Times New Roman"/>
-        </w:rPr>
-        <w:t>Cu—O</w:t>
-      </w:r>
-      <w:r>
-        <w:rPr>
-          <w:rFonts w:hint="eastAsia" w:ascii="Times New Roman" w:hAnsi="Times New Roman" w:eastAsia="FangSong" w:cs="Times New Roman"/>
-        </w:rPr>
-        <w:t>键长大于</w:t>
-      </w:r>
-      <w:r>
-        <w:rPr>
-          <w:rFonts w:hint="eastAsia" w:ascii="Times New Roman" w:hAnsi="Times New Roman" w:eastAsia="Times New Roman" w:cs="Times New Roman"/>
-        </w:rPr>
-        <w:t>a、b</w:t>
-      </w:r>
-      <w:r>
-        <w:rPr>
-          <w:rFonts w:hint="eastAsia" w:ascii="Times New Roman" w:hAnsi="Times New Roman" w:eastAsia="FangSong" w:cs="Times New Roman"/>
-        </w:rPr>
-        <w:t>轴方向</w:t>
-      </w:r>
-      <w:r>
-        <w:rPr>
-          <w:rFonts w:hint="eastAsia" w:ascii="Times New Roman" w:hAnsi="Times New Roman" w:eastAsia="Times New Roman" w:cs="Times New Roman"/>
-        </w:rPr>
-        <w:t>Cu—O</w:t>
-      </w:r>
-      <w:r>
-        <w:rPr>
-          <w:rFonts w:hint="eastAsia" w:ascii="Times New Roman" w:hAnsi="Times New Roman" w:eastAsia="FangSong" w:cs="Times New Roman"/>
-        </w:rPr>
-        <w:t>键长</w:t>
-      </w:r>
-      <w:r>
-        <w:rPr>
-          <w:rFonts w:hint="eastAsia" w:ascii="Times New Roman" w:hAnsi="Times New Roman" w:eastAsia="Times New Roman" w:cs="Times New Roman"/>
-        </w:rPr>
-        <w:t>。</w:t>
-      </w:r>
-      <w:r>
-        <w:rPr>
-          <w:rFonts w:hint="eastAsia" w:ascii="Times New Roman" w:hAnsi="Times New Roman" w:eastAsia="FangSong" w:cs="Times New Roman"/>
-        </w:rPr>
-        <w:t>画出</w:t>
-      </w:r>
-      <w:r>
-        <w:rPr>
-          <w:rFonts w:hint="eastAsia" w:ascii="Times New Roman" w:hAnsi="Times New Roman" w:eastAsia="Times New Roman" w:cs="Times New Roman"/>
-        </w:rPr>
-        <w:t>LSCO</w:t>
-      </w:r>
-      <w:r>
-        <w:rPr>
-          <w:rFonts w:hint="eastAsia" w:ascii="Times New Roman" w:hAnsi="Times New Roman" w:eastAsia="FangSong" w:cs="Times New Roman"/>
-        </w:rPr>
-        <w:t>中</w:t>
-      </w:r>
-      <m:oMath>
-        <m:r>
-          <m:rPr>
-            <m:sty m:val="p"/>
-          </m:rPr>
-          <m:t>C</m:t>
-        </m:r>
-        <m:sSup>
-          <m:e>
-            <m:r>
-              <m:rPr>
-                <m:sty m:val="p"/>
-              </m:rPr>
-              <m:t>u</m:t>
-            </m:r>
-          </m:e>
-          <m:sup>
-            <m:r>
-              <m:rPr>
-                <m:sty m:val="p"/>
-              </m:rPr>
-              <m:t>2</m:t>
-            </m:r>
-            <m:r>
-              <m:rPr>
-                <m:sty m:val="p"/>
-              </m:rPr>
-              <m:t>+</m:t>
-            </m:r>
-          </m:sup>
-        </m:sSup>
-      </m:oMath>
-      <w:r>
-        <w:rPr>
-          <w:rFonts w:hint="eastAsia" w:ascii="Times New Roman" w:hAnsi="Times New Roman" w:eastAsia="FangSong" w:cs="Times New Roman"/>
-        </w:rPr>
-        <w:t>的</w:t>
-      </w:r>
-      <w:r>
-        <w:rPr>
-          <w:rFonts w:hint="eastAsia" w:ascii="Times New Roman" w:hAnsi="Times New Roman" w:eastAsia="Times New Roman" w:cs="Times New Roman"/>
-        </w:rPr>
-        <w:t>d</w:t>
-      </w:r>
-      <w:r>
-        <w:rPr>
-          <w:rFonts w:hint="eastAsia" w:ascii="Times New Roman" w:hAnsi="Times New Roman" w:eastAsia="FangSong" w:cs="Times New Roman"/>
-        </w:rPr>
-        <w:t>轨道分裂示意图</w:t>
-      </w:r>
-      <w:r>
-        <w:rPr>
-          <w:rFonts w:hint="eastAsia" w:ascii="Times New Roman" w:hAnsi="Times New Roman" w:eastAsia="Times New Roman" w:cs="Times New Roman"/>
-        </w:rPr>
-        <w:t>（</w:t>
-      </w:r>
-      <w:r>
-        <w:rPr>
-          <w:rFonts w:hint="eastAsia" w:ascii="Times New Roman" w:hAnsi="Times New Roman" w:eastAsia="FangSong" w:cs="Times New Roman"/>
-        </w:rPr>
-        <w:t>标注轨道符号</w:t>
-      </w:r>
-      <w:r>
-        <w:rPr>
-          <w:rFonts w:hint="eastAsia" w:ascii="Times New Roman" w:hAnsi="Times New Roman" w:eastAsia="Times New Roman" w:cs="Times New Roman"/>
-        </w:rPr>
-        <w:t>）</w:t>
-      </w:r>
-      <w:r>
-        <w:rPr>
-          <w:rFonts w:hint="eastAsia" w:ascii="Times New Roman" w:hAnsi="Times New Roman" w:eastAsia="FangSong" w:cs="Times New Roman"/>
-        </w:rPr>
-        <w:t>并写出电子填充情况</w:t>
-      </w:r>
-      <w:r>
-        <w:rPr>
-          <w:rFonts w:hint="eastAsia" w:ascii="Times New Roman" w:hAnsi="Times New Roman" w:eastAsia="Times New Roman" w:cs="Times New Roman"/>
-        </w:rPr>
-        <w:t>。</w:t>
-      </w:r>
-    </w:p>
-    <w:p>
-      <w:pPr>
-        <w:numPr>
-          <w:ilvl w:val="0"/>
-          <w:numId w:val="1055"/>
-        </w:numPr>
-      </w:pPr>
-      <w:r>
-        <w:rPr>
-          <w:rFonts w:hint="eastAsia" w:ascii="Times New Roman" w:hAnsi="Times New Roman" w:eastAsia="FangSong" w:cs="Times New Roman"/>
-        </w:rPr>
-        <w:t>过渡金属离子</w:t>
-      </w:r>
-      <w:r>
-        <w:rPr>
-          <w:rFonts w:hint="eastAsia" w:ascii="Times New Roman" w:hAnsi="Times New Roman" w:eastAsia="Times New Roman" w:cs="Times New Roman"/>
-        </w:rPr>
-        <w:t>M（</w:t>
-      </w:r>
-      <m:oMath>
-        <m:oMathPr>
-          <m:ctrlPr>
-            <w:rPr>
-              <w:sz w:val="28"/>
-              <w:szCs w:val="28"/>
-            </w:rPr>
-          </m:ctrlPr>
-        </m:oMathPr>
-        <m:r>
-          <m:rPr>
-            <m:sty m:val="p"/>
-          </m:rPr>
-          <m:t>M</m:t>
-        </m:r>
-        <m:r>
-          <m:rPr>
-            <m:sty m:val="p"/>
-          </m:rPr>
-          <m:t>=</m:t>
-        </m:r>
-        <m:r>
-          <m:rPr>
-            <m:sty m:val="p"/>
-          </m:rPr>
-          <m:t>C</m:t>
-        </m:r>
-        <m:sSup>
-          <m:e>
-            <m:r>
-              <m:rPr>
-                <m:sty m:val="p"/>
-              </m:rPr>
-              <m:t>u</m:t>
-            </m:r>
-          </m:e>
-          <m:sup>
-            <m:r>
-              <m:rPr>
-                <m:sty m:val="p"/>
-              </m:rPr>
-              <m:t>2</m:t>
-            </m:r>
-            <m:r>
-              <m:rPr>
-                <m:sty m:val="p"/>
-              </m:rPr>
-              <m:t>+</m:t>
-            </m:r>
-          </m:sup>
-        </m:sSup>
-      </m:oMath>
-      <w:r>
-        <w:rPr>
-          <w:rFonts w:hint="eastAsia" w:ascii="Times New Roman" w:hAnsi="Times New Roman" w:eastAsia="FangSong" w:cs="Times New Roman"/>
-        </w:rPr>
-        <w:t xml:space="preserve">或</w:t>
-      </w:r>
-      <m:oMath>
-        <m:r>
-          <m:rPr>
-            <m:sty m:val="p"/>
-          </m:rPr>
-          <m:t>Z</m:t>
-        </m:r>
-        <m:sSup>
-          <m:e>
-            <m:r>
-              <m:rPr>
-                <m:sty m:val="p"/>
-              </m:rPr>
-              <m:t>n</m:t>
-            </m:r>
-          </m:e>
-          <m:sup>
-            <m:r>
-              <m:rPr>
-                <m:sty m:val="p"/>
-              </m:rPr>
-              <m:t>2</m:t>
-            </m:r>
-            <m:r>
-              <m:rPr>
-                <m:sty m:val="p"/>
-              </m:rPr>
-              <m:t>+</m:t>
-            </m:r>
-          </m:sup>
-        </m:sSup>
-      </m:oMath>
-      <w:r>
-        <w:rPr>
-          <w:rFonts w:hint="eastAsia" w:ascii="Times New Roman" w:hAnsi="Times New Roman" w:eastAsia="Times New Roman" w:cs="Times New Roman"/>
-        </w:rPr>
-        <w:t>）</w:t>
-      </w:r>
-      <w:r>
-        <w:rPr>
-          <w:rFonts w:hint="eastAsia" w:ascii="Times New Roman" w:hAnsi="Times New Roman" w:eastAsia="FangSong" w:cs="Times New Roman"/>
-        </w:rPr>
-        <w:t>可与席夫碱</w:t>
-      </w:r>
-      <m:oMath>
-        <m:sSub>
-          <m:e>
-            <m:r>
-              <m:rPr>
-                <m:sty m:val="p"/>
-              </m:rPr>
-              <m:t>H</m:t>
-            </m:r>
-          </m:e>
-          <m:sub>
-            <m:r>
-              <m:rPr>
-                <m:sty m:val="p"/>
-              </m:rPr>
-              <m:t>2</m:t>
-            </m:r>
-          </m:sub>
-        </m:sSub>
-        <m:r>
-          <m:rPr>
-            <m:sty m:val="p"/>
-          </m:rPr>
-          <m:t>L</m:t>
-        </m:r>
-      </m:oMath>
-      <w:r>
-        <w:rPr>
-          <w:rFonts w:hint="eastAsia" w:ascii="Times New Roman" w:hAnsi="Times New Roman" w:eastAsia="FangSong" w:cs="Times New Roman"/>
-        </w:rPr>
-        <w:t>反应生成单核配合物</w:t>
-      </w:r>
-      <w:r>
-        <w:rPr>
-          <w:rFonts w:hint="eastAsia" w:ascii="Times New Roman" w:hAnsi="Times New Roman" w:eastAsia="Times New Roman" w:cs="Times New Roman"/>
-        </w:rPr>
-        <w:t>ML，ML</w:t>
-      </w:r>
-      <w:r>
-        <w:rPr>
-          <w:rFonts w:hint="eastAsia" w:ascii="Times New Roman" w:hAnsi="Times New Roman" w:eastAsia="FangSong" w:cs="Times New Roman"/>
-        </w:rPr>
-        <w:t>又可作为配体通过</w:t>
-      </w:r>
-      <m:oMath>
-        <m:sSub>
-          <m:e>
-            <m:r>
-              <m:t>μ</m:t>
-            </m:r>
-          </m:e>
-          <m:sub>
-            <m:r>
-              <m:t>2</m:t>
-            </m:r>
-          </m:sub>
-        </m:sSub>
-      </m:oMath>
-      <w:r>
-        <w:rPr>
-          <w:rFonts w:hint="eastAsia" w:ascii="Times New Roman" w:hAnsi="Times New Roman" w:eastAsia="Times New Roman" w:cs="Times New Roman"/>
-        </w:rPr>
-        <w:t>-</w:t>
-      </w:r>
-      <w:r>
-        <w:rPr>
-          <w:rFonts w:hint="eastAsia" w:ascii="Times New Roman" w:hAnsi="Times New Roman" w:eastAsia="FangSong" w:cs="Times New Roman"/>
-        </w:rPr>
-        <w:t>酯氧桥联其他</w:t>
-      </w:r>
-      <w:r>
-        <w:rPr>
-          <w:rFonts w:hint="eastAsia" w:ascii="Times New Roman" w:hAnsi="Times New Roman" w:eastAsia="Times New Roman" w:cs="Times New Roman"/>
-        </w:rPr>
-        <w:t>M</w:t>
-      </w:r>
-      <w:r>
-        <w:rPr>
-          <w:rFonts w:hint="eastAsia" w:ascii="Times New Roman" w:hAnsi="Times New Roman" w:eastAsia="FangSong" w:cs="Times New Roman"/>
-        </w:rPr>
-        <w:t>形成多核配合物</w:t>
-      </w:r>
-      <w:r>
-        <w:rPr>
-          <w:rFonts w:hint="eastAsia" w:ascii="Times New Roman" w:hAnsi="Times New Roman" w:eastAsia="Times New Roman" w:cs="Times New Roman"/>
-        </w:rPr>
-        <w:t>（</w:t>
-      </w:r>
-      <m:oMath>
-        <m:sSup>
-          <m:e>
-            <m:r>
-              <m:rPr>
-                <m:sty m:val="p"/>
-              </m:rPr>
-              <m:t>L</m:t>
-            </m:r>
-          </m:e>
-          <m:sup>
-            <m:r>
-              <m:rPr>
-                <m:sty m:val="p"/>
-              </m:rPr>
-              <m:t>2</m:t>
-            </m:r>
-            <m:r>
-              <m:rPr>
-                <m:sty m:val="p"/>
-              </m:rPr>
-              <m:t>−</m:t>
-            </m:r>
-          </m:sup>
-        </m:sSup>
-      </m:oMath>
-      <w:r>
-        <w:rPr>
-          <w:rFonts w:hint="eastAsia" w:ascii="Times New Roman" w:hAnsi="Times New Roman" w:eastAsia="FangSong" w:cs="Times New Roman"/>
-        </w:rPr>
-        <w:t>为席夫碱双负离子</w:t>
-      </w:r>
-      <w:r>
-        <w:rPr>
-          <w:rFonts w:hint="eastAsia" w:ascii="Times New Roman" w:hAnsi="Times New Roman" w:eastAsia="Times New Roman" w:cs="Times New Roman"/>
-        </w:rPr>
-        <w:t>，</w:t>
-      </w:r>
-      <w:r>
-        <w:rPr>
-          <w:rFonts w:hint="eastAsia" w:ascii="Times New Roman" w:hAnsi="Times New Roman" w:eastAsia="FangSong" w:cs="Times New Roman"/>
-        </w:rPr>
-        <w:t>以</w:t>
-      </w:r>
-      <w:r>
-        <w:rPr>
-          <w:rFonts w:hint="eastAsia" w:ascii="Times New Roman" w:hAnsi="Times New Roman" w:eastAsia="Times New Roman" w:cs="Times New Roman"/>
-        </w:rPr>
-        <w:t>N</w:t>
-      </w:r>
-      <w:r>
-        <w:rPr>
-          <w:rFonts w:hint="eastAsia" w:ascii="Times New Roman" w:hAnsi="Times New Roman" w:eastAsia="Times New Roman" w:cs="Times New Roman"/>
-          <w:vertAlign w:val="subscript"/>
-        </w:rPr>
-        <w:t>2</w:t>
-      </w:r>
-      <w:r>
-        <w:rPr>
-          <w:rFonts w:hint="eastAsia" w:ascii="Times New Roman" w:hAnsi="Times New Roman" w:eastAsia="Times New Roman" w:cs="Times New Roman"/>
-        </w:rPr>
-        <w:t>O</w:t>
-      </w:r>
-      <w:r>
-        <w:rPr>
-          <w:rFonts w:hint="eastAsia" w:ascii="Times New Roman" w:hAnsi="Times New Roman" w:eastAsia="Times New Roman" w:cs="Times New Roman"/>
-          <w:vertAlign w:val="subscript"/>
-        </w:rPr>
-        <w:t>2</w:t>
-      </w:r>
-      <w:r>
-        <w:rPr>
-          <w:rFonts w:hint="eastAsia" w:ascii="Times New Roman" w:hAnsi="Times New Roman" w:eastAsia="FangSong" w:cs="Times New Roman"/>
-        </w:rPr>
-        <w:t>四齿配位</w:t>
-      </w:r>
-      <w:r>
-        <w:rPr>
-          <w:rFonts w:hint="eastAsia" w:ascii="Times New Roman" w:hAnsi="Times New Roman" w:eastAsia="Times New Roman" w:cs="Times New Roman"/>
-        </w:rPr>
-        <w:t>）。</w:t>
-      </w:r>
-    </w:p>
-    <w:p>
-      <w:pPr>
-        <w:pStyle w:val="FirstParagraph"/>
-      </w:pPr>
-      <w:r>
-        <w:rPr>
-          <w:rFonts w:ascii="Times New Roman" w:hAnsi="Times New Roman" w:eastAsia="Times New Roman" w:cs="Times New Roman"/>
-        </w:rPr>
-        <w:t xml:space="preserve">① </w:t>
-      </w:r>
-      <w:r>
-        <w:rPr>
-          <w:rFonts w:hint="eastAsia" w:ascii="Times New Roman" w:hAnsi="Times New Roman" w:eastAsia="FangSong" w:cs="Times New Roman"/>
-        </w:rPr>
-        <w:t xml:space="preserve">已知高氯酸铜与</w:t>
-      </w:r>
-      <m:oMath>
-        <m:r>
-          <m:rPr>
-            <m:sty m:val="p"/>
-          </m:rPr>
-          <m:t>Z</m:t>
-        </m:r>
-        <m:r>
-          <m:rPr>
-            <m:sty m:val="p"/>
-          </m:rPr>
-          <m:t>n</m:t>
-        </m:r>
-        <m:r>
-          <m:rPr>
-            <m:sty m:val="p"/>
-          </m:rPr>
-          <m:t>L</m:t>
-        </m:r>
-      </m:oMath>
-      <w:r>
-        <w:rPr>
-          <w:rFonts w:hint="eastAsia" w:ascii="Times New Roman" w:hAnsi="Times New Roman" w:eastAsia="FangSong" w:cs="Times New Roman"/>
-        </w:rPr>
-        <w:t xml:space="preserve">反应形成多核配合物</w:t>
-      </w:r>
-      <m:oMath>
-        <m:oMathPr>
-          <m:ctrlPr>
-            <w:rPr>
-              <w:sz w:val="28"/>
-              <w:szCs w:val="28"/>
-            </w:rPr>
-          </m:ctrlPr>
-        </m:oMathPr>
-        <m:r>
-          <m:rPr>
-            <m:sty m:val="p"/>
-          </m:rPr>
-          <m:t>[</m:t>
-        </m:r>
-        <m:r>
-          <m:rPr>
-            <m:sty m:val="p"/>
-          </m:rPr>
-          <m:t>C</m:t>
-        </m:r>
-        <m:r>
-          <m:rPr>
-            <m:sty m:val="p"/>
-          </m:rPr>
-          <m:t>u</m:t>
-        </m:r>
-        <m:r>
-          <m:rPr>
-            <m:sty m:val="p"/>
-          </m:rPr>
-          <m:t>(</m:t>
-        </m:r>
-        <m:r>
-          <m:rPr>
-            <m:sty m:val="p"/>
-          </m:rPr>
-          <m:t>Z</m:t>
-        </m:r>
-        <m:r>
-          <m:rPr>
-            <m:sty m:val="p"/>
-          </m:rPr>
-          <m:t>n</m:t>
-        </m:r>
-        <m:r>
-          <m:rPr>
-            <m:sty m:val="p"/>
-          </m:rPr>
-          <m:t>L</m:t>
-        </m:r>
-        <m:sSub>
-          <m:e>
-            <m:r>
-              <m:rPr>
-                <m:sty m:val="p"/>
-              </m:rPr>
-              <m:t>)</m:t>
-            </m:r>
-          </m:e>
-          <m:sub>
-            <m:r>
-              <m:rPr>
-                <m:sty m:val="p"/>
-              </m:rPr>
-              <m:t>n</m:t>
-            </m:r>
-          </m:sub>
-        </m:sSub>
-        <m:r>
-          <m:rPr>
-            <m:sty m:val="p"/>
-          </m:rPr>
-          <m:t>]</m:t>
-        </m:r>
-        <m:r>
-          <m:rPr>
-            <m:sty m:val="p"/>
-          </m:rPr>
-          <m:t>(</m:t>
-        </m:r>
-        <m:r>
-          <m:rPr>
-            <m:sty m:val="p"/>
-          </m:rPr>
-          <m:t>C</m:t>
-        </m:r>
-        <m:r>
-          <m:rPr>
-            <m:sty m:val="p"/>
-          </m:rPr>
-          <m:t>l</m:t>
-        </m:r>
-        <m:sSub>
-          <m:e>
-            <m:r>
-              <m:rPr>
-                <m:sty m:val="p"/>
-              </m:rPr>
-              <m:t>O</m:t>
-            </m:r>
-          </m:e>
-          <m:sub>
-            <m:r>
-              <m:rPr>
-                <m:sty m:val="p"/>
-              </m:rPr>
-              <m:t>4</m:t>
-            </m:r>
-          </m:sub>
-        </m:sSub>
-        <m:sSub>
-          <m:e>
-            <m:r>
-              <m:rPr>
-                <m:sty m:val="p"/>
-              </m:rPr>
-              <m:t>)</m:t>
-            </m:r>
-          </m:e>
-          <m:sub>
-            <m:r>
-              <m:rPr>
-                <m:sty m:val="p"/>
-              </m:rPr>
-              <m:t>2</m:t>
-            </m:r>
-          </m:sub>
-        </m:sSub>
-      </m:oMath>
-      <w:r>
-        <w:rPr>
-          <w:rFonts w:hint="eastAsia" w:ascii="Times New Roman" w:hAnsi="Times New Roman" w:eastAsia="Times New Roman" w:cs="Times New Roman"/>
-        </w:rPr>
-        <w:t>，</w:t>
-      </w:r>
-      <w:r>
-        <w:rPr>
-          <w:rFonts w:hint="eastAsia" w:ascii="Times New Roman" w:hAnsi="Times New Roman" w:eastAsia="FangSong" w:cs="Times New Roman"/>
-        </w:rPr>
-        <w:t>其中的配离子存在一对旋光异构体</w:t>
-      </w:r>
-      <w:r>
-        <w:rPr>
-          <w:rFonts w:hint="eastAsia" w:ascii="Times New Roman" w:hAnsi="Times New Roman" w:eastAsia="Times New Roman" w:cs="Times New Roman"/>
-        </w:rPr>
-        <w:t>。</w:t>
-      </w:r>
-      <w:r>
-        <w:rPr>
-          <w:rFonts w:hint="eastAsia" w:ascii="Times New Roman" w:hAnsi="Times New Roman" w:eastAsia="FangSong" w:cs="Times New Roman"/>
-        </w:rPr>
-        <w:t>画出该配离子的结构</w:t>
-      </w:r>
-      <w:r>
-        <w:rPr>
-          <w:rFonts w:hint="eastAsia" w:ascii="Times New Roman" w:hAnsi="Times New Roman" w:eastAsia="Times New Roman" w:cs="Times New Roman"/>
-        </w:rPr>
-        <w:t>（</w:t>
-      </w:r>
-      <w:r>
-        <w:rPr>
-          <w:rFonts w:hint="eastAsia" w:ascii="Times New Roman" w:hAnsi="Times New Roman" w:eastAsia="FangSong" w:cs="Times New Roman"/>
-        </w:rPr>
-        <w:t>用文字描述其配位环境与异构体关系</w:t>
-      </w:r>
-      <w:r>
-        <w:rPr>
-          <w:rFonts w:hint="eastAsia" w:ascii="Times New Roman" w:hAnsi="Times New Roman" w:eastAsia="Times New Roman" w:cs="Times New Roman"/>
-        </w:rPr>
-        <w:t>）。</w:t>
-      </w:r>
-      <w:r>
-        <w:rPr>
-          <w:rFonts w:ascii="Times New Roman" w:hAnsi="Times New Roman" w:eastAsia="Times New Roman" w:cs="Times New Roman"/>
-        </w:rPr>
-        <w:t xml:space="preserve"> </w:t>
-      </w:r>
-      <w:r>
-        <w:rPr>
-          <w:rFonts w:ascii="Times New Roman" w:hAnsi="Times New Roman" w:eastAsia="Times New Roman" w:cs="Times New Roman"/>
-        </w:rPr>
-        <w:t xml:space="preserve">② </w:t>
-      </w:r>
-      <w:r>
-        <w:rPr>
-          <w:rFonts w:hint="eastAsia" w:ascii="Times New Roman" w:hAnsi="Times New Roman" w:eastAsia="FangSong" w:cs="Times New Roman"/>
-        </w:rPr>
-        <w:t>计算上述配离子的理论磁矩</w:t>
-      </w:r>
-      <w:r>
-        <w:rPr>
-          <w:rFonts w:hint="eastAsia" w:ascii="Times New Roman" w:hAnsi="Times New Roman" w:eastAsia="Times New Roman" w:cs="Times New Roman"/>
-        </w:rPr>
-        <w:t>（</w:t>
-      </w:r>
-      <w:r>
-        <w:rPr>
-          <w:rFonts w:hint="eastAsia" w:ascii="Times New Roman" w:hAnsi="Times New Roman" w:eastAsia="FangSong" w:cs="Times New Roman"/>
-        </w:rPr>
-        <w:t>玻尔磁子用</w:t>
-      </w:r>
-      <m:oMath>
-        <m:sSub>
-          <m:e>
-            <m:r>
-              <m:t>μ</m:t>
-            </m:r>
-          </m:e>
-          <m:sub>
-            <m:r>
-              <m:t>B</m:t>
-            </m:r>
-          </m:sub>
-        </m:sSub>
-      </m:oMath>
-      <w:r>
-        <w:rPr>
-          <w:rFonts w:hint="eastAsia" w:ascii="Times New Roman" w:hAnsi="Times New Roman" w:eastAsia="FangSong" w:cs="Times New Roman"/>
-        </w:rPr>
-        <w:t>表示</w:t>
-      </w:r>
-      <w:r>
-        <w:rPr>
-          <w:rFonts w:hint="eastAsia" w:ascii="Times New Roman" w:hAnsi="Times New Roman" w:eastAsia="Times New Roman" w:cs="Times New Roman"/>
-        </w:rPr>
-        <w:t>）。</w:t>
-      </w:r>
-    </w:p>
-    <w:p>
-      <w:pPr>
-        <w:spacing w:before="160" w:after="80"/>
-      </w:pPr>
-      <w:r>
-        <w:pict>
-          <v:rect style="width:0;height:1.5pt" o:hralign="center" o:hrstd="t" o:hr="t"/>
-        </w:pict>
-      </w:r>
-    </w:p>
-    <w:bookmarkEnd w:id="97"/>
-    <w:bookmarkStart w:id="98" w:name="第80题"/>
+    <w:bookmarkStart w:id="92" w:name="第80题"/>
     <w:p>
       <w:pPr>
         <w:pStyle w:val="Heading3"/>
@@ -41061,7 +37825,7 @@
         <w:pStyle w:val="Compact"/>
         <w:numPr>
           <w:ilvl w:val="0"/>
-          <w:numId w:val="1056"/>
+          <w:numId w:val="1055"/>
         </w:numPr>
       </w:pPr>
       <w:r>
@@ -41185,7 +37949,7 @@
         <w:pStyle w:val="Compact"/>
         <w:numPr>
           <w:ilvl w:val="0"/>
-          <w:numId w:val="1056"/>
+          <w:numId w:val="1055"/>
         </w:numPr>
       </w:pPr>
       <w:r>
@@ -41256,7 +38020,7 @@
         <w:pStyle w:val="Compact"/>
         <w:numPr>
           <w:ilvl w:val="0"/>
-          <w:numId w:val="1056"/>
+          <w:numId w:val="1055"/>
         </w:numPr>
       </w:pPr>
       <w:r>
@@ -41528,8 +38292,8 @@
         </w:pict>
       </w:r>
     </w:p>
-    <w:bookmarkEnd w:id="98"/>
-    <w:bookmarkStart w:id="99" w:name="第81题"/>
+    <w:bookmarkEnd w:id="92"/>
+    <w:bookmarkStart w:id="93" w:name="第81题"/>
     <w:p>
       <w:pPr>
         <w:pStyle w:val="Heading3"/>
@@ -41826,7 +38590,7 @@
       <w:pPr>
         <w:numPr>
           <w:ilvl w:val="0"/>
-          <w:numId w:val="1057"/>
+          <w:numId w:val="1056"/>
         </w:numPr>
       </w:pPr>
       <w:r>
@@ -41946,7 +38710,7 @@
       <w:pPr>
         <w:numPr>
           <w:ilvl w:val="0"/>
-          <w:numId w:val="1057"/>
+          <w:numId w:val="1056"/>
         </w:numPr>
       </w:pPr>
       <w:r>
@@ -42703,8 +39467,8 @@
         </w:pict>
       </w:r>
     </w:p>
-    <w:bookmarkEnd w:id="99"/>
-    <w:bookmarkStart w:id="100" w:name="第82题"/>
+    <w:bookmarkEnd w:id="93"/>
+    <w:bookmarkStart w:id="94" w:name="第82题"/>
     <w:p>
       <w:pPr>
         <w:pStyle w:val="Heading3"/>
@@ -42829,7 +39593,7 @@
       <w:pPr>
         <w:numPr>
           <w:ilvl w:val="0"/>
-          <w:numId w:val="1058"/>
+          <w:numId w:val="1057"/>
         </w:numPr>
       </w:pPr>
       <w:r>
@@ -42885,7 +39649,7 @@
       <w:pPr>
         <w:numPr>
           <w:ilvl w:val="0"/>
-          <w:numId w:val="1058"/>
+          <w:numId w:val="1057"/>
         </w:numPr>
       </w:pPr>
       <m:oMath>
@@ -43103,7 +39867,7 @@
       <w:pPr>
         <w:numPr>
           <w:ilvl w:val="0"/>
-          <w:numId w:val="1058"/>
+          <w:numId w:val="1057"/>
         </w:numPr>
       </w:pPr>
       <w:r>
@@ -43229,8 +39993,8 @@
         </w:pict>
       </w:r>
     </w:p>
-    <w:bookmarkEnd w:id="100"/>
-    <w:bookmarkStart w:id="101" w:name="第83题"/>
+    <w:bookmarkEnd w:id="94"/>
+    <w:bookmarkStart w:id="95" w:name="第83题"/>
     <w:p>
       <w:pPr>
         <w:pStyle w:val="Heading3"/>
@@ -43379,7 +40143,7 @@
       <w:pPr>
         <w:numPr>
           <w:ilvl w:val="0"/>
-          <w:numId w:val="1059"/>
+          <w:numId w:val="1058"/>
         </w:numPr>
       </w:pPr>
       <w:r>
@@ -43523,7 +40287,7 @@
       <w:pPr>
         <w:numPr>
           <w:ilvl w:val="0"/>
-          <w:numId w:val="1059"/>
+          <w:numId w:val="1058"/>
         </w:numPr>
       </w:pPr>
       <w:r>
@@ -43621,7 +40385,7 @@
       <w:pPr>
         <w:numPr>
           <w:ilvl w:val="0"/>
-          <w:numId w:val="1059"/>
+          <w:numId w:val="1058"/>
         </w:numPr>
       </w:pPr>
       <w:r>
@@ -43795,9 +40559,9 @@
         </w:pict>
       </w:r>
     </w:p>
-    <w:bookmarkEnd w:id="101"/>
-    <w:bookmarkEnd w:id="102"/>
-    <w:bookmarkStart w:id="116" w:name="第八部分初赛真题精选10题"/>
+    <w:bookmarkEnd w:id="95"/>
+    <w:bookmarkEnd w:id="96"/>
+    <w:bookmarkStart w:id="110" w:name="第七部分初赛真题精选10题"/>
     <w:p>
       <w:pPr>
         <w:pStyle w:val="Heading2"/>
@@ -43807,7 +40571,7 @@
         <w:rPr>
           <w:rFonts w:hint="eastAsia" w:ascii="Times New Roman" w:hAnsi="Times New Roman" w:eastAsia="SimHei" w:cs="Times New Roman"/>
         </w:rPr>
-        <w:t>第八部分</w:t>
+        <w:t>第七部分</w:t>
       </w:r>
       <w:r>
         <w:rPr>
@@ -43927,7 +40691,7 @@
         </w:pict>
       </w:r>
     </w:p>
-    <w:bookmarkStart w:id="103" w:name="第84题"/>
+    <w:bookmarkStart w:id="97" w:name="第84题"/>
     <w:p>
       <w:pPr>
         <w:pStyle w:val="Heading3"/>
@@ -44138,8 +40902,8 @@
         </w:pict>
       </w:r>
     </w:p>
-    <w:bookmarkEnd w:id="103"/>
-    <w:bookmarkStart w:id="104" w:name="第85题"/>
+    <w:bookmarkEnd w:id="97"/>
+    <w:bookmarkStart w:id="98" w:name="第85题"/>
     <w:p>
       <w:pPr>
         <w:pStyle w:val="Heading3"/>
@@ -44355,8 +41119,8 @@
         </w:pict>
       </w:r>
     </w:p>
-    <w:bookmarkEnd w:id="104"/>
-    <w:bookmarkStart w:id="105" w:name="第86题"/>
+    <w:bookmarkEnd w:id="98"/>
+    <w:bookmarkStart w:id="99" w:name="第86题"/>
     <w:p>
       <w:pPr>
         <w:pStyle w:val="Heading3"/>
@@ -44565,8 +41329,8 @@
         </w:pict>
       </w:r>
     </w:p>
-    <w:bookmarkEnd w:id="105"/>
-    <w:bookmarkStart w:id="106" w:name="第87题"/>
+    <w:bookmarkEnd w:id="99"/>
+    <w:bookmarkStart w:id="100" w:name="第87题"/>
     <w:p>
       <w:pPr>
         <w:pStyle w:val="Heading3"/>
@@ -44794,8 +41558,8 @@
         </w:pict>
       </w:r>
     </w:p>
-    <w:bookmarkEnd w:id="106"/>
-    <w:bookmarkStart w:id="107" w:name="第88题"/>
+    <w:bookmarkEnd w:id="100"/>
+    <w:bookmarkStart w:id="101" w:name="第88题"/>
     <w:p>
       <w:pPr>
         <w:pStyle w:val="Heading3"/>
@@ -45013,15 +41777,22 @@
         <w:rPr>
           <w:rFonts w:hint="eastAsia" w:ascii="Times New Roman" w:hAnsi="Times New Roman" w:eastAsia="Times New Roman" w:cs="Times New Roman"/>
         </w:rPr>
-        <w:t>，d</w:t>
-      </w:r>
-      <w:r>
-        <w:rPr>
-          <w:rFonts w:hint="eastAsia" w:ascii="Times New Roman" w:hAnsi="Times New Roman" w:eastAsia="Times New Roman" w:cs="Times New Roman"/>
-          <w:vertAlign w:val="superscript"/>
-        </w:rPr>
-        <w:t>6</w:t>
-      </w:r>
+        <w:t xml:space="preserve">，</w:t>
+      </w:r>
+      <m:oMath>
+        <m:sSup>
+          <m:e>
+            <m:r>
+              <m:t>d</m:t>
+            </m:r>
+          </m:e>
+          <m:sup>
+            <m:r>
+              <m:t>6</m:t>
+            </m:r>
+          </m:sup>
+        </m:sSup>
+      </m:oMath>
       <w:r>
         <w:rPr>
           <w:rFonts w:hint="eastAsia" w:ascii="Times New Roman" w:hAnsi="Times New Roman" w:eastAsia="Times New Roman" w:cs="Times New Roman"/>
@@ -45139,8 +41910,8 @@
         </w:pict>
       </w:r>
     </w:p>
-    <w:bookmarkEnd w:id="107"/>
-    <w:bookmarkStart w:id="108" w:name="第89题"/>
+    <w:bookmarkEnd w:id="101"/>
+    <w:bookmarkStart w:id="102" w:name="第89题"/>
     <w:p>
       <w:pPr>
         <w:pStyle w:val="Heading3"/>
@@ -45486,8 +42257,8 @@
         </w:pict>
       </w:r>
     </w:p>
-    <w:bookmarkEnd w:id="108"/>
-    <w:bookmarkStart w:id="109" w:name="第90题"/>
+    <w:bookmarkEnd w:id="102"/>
+    <w:bookmarkStart w:id="103" w:name="第90题"/>
     <w:p>
       <w:pPr>
         <w:pStyle w:val="Heading3"/>
@@ -45983,7 +42754,7 @@
         <w:pStyle w:val="Compact"/>
         <w:numPr>
           <w:ilvl w:val="0"/>
-          <w:numId w:val="1060"/>
+          <w:numId w:val="1059"/>
         </w:numPr>
       </w:pPr>
       <w:r>
@@ -46009,7 +42780,7 @@
         <w:pStyle w:val="Compact"/>
         <w:numPr>
           <w:ilvl w:val="0"/>
-          <w:numId w:val="1060"/>
+          <w:numId w:val="1059"/>
         </w:numPr>
       </w:pPr>
       <w:r>
@@ -46029,8 +42800,8 @@
         </w:pict>
       </w:r>
     </w:p>
-    <w:bookmarkEnd w:id="109"/>
-    <w:bookmarkStart w:id="113" w:name="第91题"/>
+    <w:bookmarkEnd w:id="103"/>
+    <w:bookmarkStart w:id="107" w:name="第91题"/>
     <w:p>
       <w:pPr>
         <w:pStyle w:val="Heading3"/>
@@ -46512,18 +43283,18 @@
           <wp:inline>
             <wp:extent cx="3600000" cy="938918"/>
             <wp:effectExtent b="0" l="0" r="0" t="0"/>
-            <wp:docPr descr="" title="" id="111" name="Picture"/>
+            <wp:docPr descr="" title="" id="105" name="Picture"/>
             <a:graphic>
               <a:graphicData uri="http://schemas.openxmlformats.org/drawingml/2006/picture">
                 <pic:pic>
                   <pic:nvPicPr>
-                    <pic:cNvPr descr="mineru/02-真题解析/32届初赛试题解析_images/7774d311d3cb1fef5c933c6d0d5dc7262a05d351e09d17301260dd36a6092bea.jpg" id="112" name="Picture"/>
+                    <pic:cNvPr descr="mineru/02-真题解析/32届初赛试题解析_images/7774d311d3cb1fef5c933c6d0d5dc7262a05d351e09d17301260dd36a6092bea.jpg" id="106" name="Picture"/>
                     <pic:cNvPicPr>
                       <a:picLocks noChangeArrowheads="1" noChangeAspect="1"/>
                     </pic:cNvPicPr>
                   </pic:nvPicPr>
                   <pic:blipFill>
-                    <a:blip r:embed="rId110"/>
+                    <a:blip r:embed="rId104"/>
                     <a:stretch>
                       <a:fillRect/>
                     </a:stretch>
@@ -46704,8 +43475,8 @@
         </w:pict>
       </w:r>
     </w:p>
-    <w:bookmarkEnd w:id="113"/>
-    <w:bookmarkStart w:id="114" w:name="第92题"/>
+    <w:bookmarkEnd w:id="107"/>
+    <w:bookmarkStart w:id="108" w:name="第92题"/>
     <w:p>
       <w:pPr>
         <w:pStyle w:val="Heading3"/>
@@ -47130,8 +43901,8 @@
         </w:pict>
       </w:r>
     </w:p>
-    <w:bookmarkEnd w:id="114"/>
-    <w:bookmarkStart w:id="115" w:name="第93题"/>
+    <w:bookmarkEnd w:id="108"/>
+    <w:bookmarkStart w:id="109" w:name="第93题"/>
     <w:p>
       <w:pPr>
         <w:pStyle w:val="Heading3"/>
@@ -47545,9 +44316,9 @@
         </w:pict>
       </w:r>
     </w:p>
-    <w:bookmarkEnd w:id="115"/>
-    <w:bookmarkEnd w:id="116"/>
-    <w:bookmarkEnd w:id="117"/>
+    <w:bookmarkEnd w:id="109"/>
+    <w:bookmarkEnd w:id="110"/>
+    <w:bookmarkEnd w:id="111"/>
     <w:sectPr>
       <w:footerReference w:type="default" r:id="rId9"/>
       <w:footnotePr>
@@ -49686,36 +46457,6 @@
     </w:lvlOverride>
   </w:num>
   <w:num w:numId="1059">
-    <w:abstractNumId w:val="99431"/>
-    <w:lvlOverride w:ilvl="0">
-      <w:startOverride w:val="1"/>
-    </w:lvlOverride>
-    <w:lvlOverride w:ilvl="1">
-      <w:startOverride w:val="1"/>
-    </w:lvlOverride>
-    <w:lvlOverride w:ilvl="2">
-      <w:startOverride w:val="1"/>
-    </w:lvlOverride>
-    <w:lvlOverride w:ilvl="3">
-      <w:startOverride w:val="1"/>
-    </w:lvlOverride>
-    <w:lvlOverride w:ilvl="4">
-      <w:startOverride w:val="1"/>
-    </w:lvlOverride>
-    <w:lvlOverride w:ilvl="5">
-      <w:startOverride w:val="1"/>
-    </w:lvlOverride>
-    <w:lvlOverride w:ilvl="6">
-      <w:startOverride w:val="1"/>
-    </w:lvlOverride>
-    <w:lvlOverride w:ilvl="7">
-      <w:startOverride w:val="1"/>
-    </w:lvlOverride>
-    <w:lvlOverride w:ilvl="8">
-      <w:startOverride w:val="1"/>
-    </w:lvlOverride>
-  </w:num>
-  <w:num w:numId="1060">
     <w:abstractNumId w:val="99431"/>
     <w:lvlOverride w:ilvl="0">
       <w:startOverride w:val="1"/>
@@ -50426,7 +47167,7 @@
     <ns0:name ns0:val="Verbatim Char"/>
     <ns0:basedOn ns0:val="BodyTextChar"/>
     <ns0:rPr>
-      <ns0:rFonts ns0:ascii="Times New Roman" ns0:cs="Times New Roman" ns0:eastAsia="FangSong" ns0:hAnsi="Times New Roman"/>
+      <ns0:rFonts ns0:ascii="SimSun" ns0:cs="SimSun" ns0:eastAsia="SimSun" ns0:hAnsi="SimSun"/>
       <ns0:b ns0:val="0"/>
       <ns0:sz ns0:val="20"/>
     </ns0:rPr>
@@ -50480,7 +47221,7 @@
       <w:wordWrap w:val="off"/>
     </w:pPr>
     <ns0:rPr>
-      <w:rFonts ns0:ascii="Times New Roman" ns0:hAnsi="Times New Roman" ns0:eastAsia="FangSong" ns0:cs="Times New Roman"/>
+      <w:rFonts ns0:ascii="SimSun" ns0:hAnsi="SimSun" ns0:eastAsia="SimSun" ns0:cs="SimSun"/>
     </ns0:rPr>
   </w:style>
   <w:style w:type="character" w:customStyle="1" w:styleId="KeywordTok">

--- a/00-首页/题组Word/第一轮习题集/结构化学/配位化合物练习题组-学生版.docx
+++ b/00-首页/题组Word/第一轮习题集/结构化学/配位化合物练习题组-学生版.docx
@@ -1622,6 +1622,21 @@
     </w:p>
     <w:p>
       <w:pPr>
+        <w:spacing w:before="0" w:after="0"/>
+      </w:pPr>
+    </w:p>
+    <w:p>
+      <w:pPr>
+        <w:spacing w:before="0" w:after="0"/>
+      </w:pPr>
+    </w:p>
+    <w:p>
+      <w:pPr>
+        <w:spacing w:before="0" w:after="0"/>
+      </w:pPr>
+    </w:p>
+    <w:p>
+      <w:pPr>
         <w:spacing w:before="160" w:after="80"/>
       </w:pPr>
       <w:r>
@@ -1880,6 +1895,31 @@
         </w:rPr>
         <w:t>(0)）</w:t>
       </w:r>
+    </w:p>
+    <w:p>
+      <w:pPr>
+        <w:spacing w:before="0" w:after="0"/>
+      </w:pPr>
+    </w:p>
+    <w:p>
+      <w:pPr>
+        <w:spacing w:before="0" w:after="0"/>
+      </w:pPr>
+    </w:p>
+    <w:p>
+      <w:pPr>
+        <w:spacing w:before="0" w:after="0"/>
+      </w:pPr>
+    </w:p>
+    <w:p>
+      <w:pPr>
+        <w:spacing w:before="0" w:after="0"/>
+      </w:pPr>
+    </w:p>
+    <w:p>
+      <w:pPr>
+        <w:spacing w:before="0" w:after="0"/>
+      </w:pPr>
     </w:p>
     <w:p>
       <w:pPr>
@@ -2311,6 +2351,21 @@
     </w:p>
     <w:p>
       <w:pPr>
+        <w:spacing w:before="0" w:after="0"/>
+      </w:pPr>
+    </w:p>
+    <w:p>
+      <w:pPr>
+        <w:spacing w:before="0" w:after="0"/>
+      </w:pPr>
+    </w:p>
+    <w:p>
+      <w:pPr>
+        <w:spacing w:before="0" w:after="0"/>
+      </w:pPr>
+    </w:p>
+    <w:p>
+      <w:pPr>
         <w:spacing w:before="160" w:after="80"/>
       </w:pPr>
       <w:r>
@@ -2885,6 +2940,21 @@
     </w:p>
     <w:p>
       <w:pPr>
+        <w:spacing w:before="0" w:after="0"/>
+      </w:pPr>
+    </w:p>
+    <w:p>
+      <w:pPr>
+        <w:spacing w:before="0" w:after="0"/>
+      </w:pPr>
+    </w:p>
+    <w:p>
+      <w:pPr>
+        <w:spacing w:before="0" w:after="0"/>
+      </w:pPr>
+    </w:p>
+    <w:p>
+      <w:pPr>
         <w:spacing w:before="160" w:after="80"/>
       </w:pPr>
       <w:r>
@@ -3065,6 +3135,21 @@
     </w:p>
     <w:p>
       <w:pPr>
+        <w:spacing w:before="0" w:after="0"/>
+      </w:pPr>
+    </w:p>
+    <w:p>
+      <w:pPr>
+        <w:spacing w:before="0" w:after="0"/>
+      </w:pPr>
+    </w:p>
+    <w:p>
+      <w:pPr>
+        <w:spacing w:before="0" w:after="0"/>
+      </w:pPr>
+    </w:p>
+    <w:p>
+      <w:pPr>
         <w:spacing w:before="160" w:after="80"/>
       </w:pPr>
       <w:r>
@@ -3326,6 +3411,31 @@
         </w:rPr>
         <w:t>(III)</w:t>
       </w:r>
+    </w:p>
+    <w:p>
+      <w:pPr>
+        <w:spacing w:before="0" w:after="0"/>
+      </w:pPr>
+    </w:p>
+    <w:p>
+      <w:pPr>
+        <w:spacing w:before="0" w:after="0"/>
+      </w:pPr>
+    </w:p>
+    <w:p>
+      <w:pPr>
+        <w:spacing w:before="0" w:after="0"/>
+      </w:pPr>
+    </w:p>
+    <w:p>
+      <w:pPr>
+        <w:spacing w:before="0" w:after="0"/>
+      </w:pPr>
+    </w:p>
+    <w:p>
+      <w:pPr>
+        <w:spacing w:before="0" w:after="0"/>
+      </w:pPr>
     </w:p>
     <w:p>
       <w:pPr>
@@ -3697,6 +3807,21 @@
     </w:p>
     <w:p>
       <w:pPr>
+        <w:spacing w:before="0" w:after="0"/>
+      </w:pPr>
+    </w:p>
+    <w:p>
+      <w:pPr>
+        <w:spacing w:before="0" w:after="0"/>
+      </w:pPr>
+    </w:p>
+    <w:p>
+      <w:pPr>
+        <w:spacing w:before="0" w:after="0"/>
+      </w:pPr>
+    </w:p>
+    <w:p>
+      <w:pPr>
         <w:spacing w:before="160" w:after="80"/>
       </w:pPr>
       <w:r>
@@ -3876,6 +4001,21 @@
         </w:rPr>
         <w:t>(mer)。</w:t>
       </w:r>
+    </w:p>
+    <w:p>
+      <w:pPr>
+        <w:spacing w:before="0" w:after="0"/>
+      </w:pPr>
+    </w:p>
+    <w:p>
+      <w:pPr>
+        <w:spacing w:before="0" w:after="0"/>
+      </w:pPr>
+    </w:p>
+    <w:p>
+      <w:pPr>
+        <w:spacing w:before="0" w:after="0"/>
+      </w:pPr>
     </w:p>
     <w:p>
       <w:pPr>
@@ -4759,6 +4899,31 @@
     </w:tbl>
     <w:p>
       <w:pPr>
+        <w:spacing w:before="0" w:after="0"/>
+      </w:pPr>
+    </w:p>
+    <w:p>
+      <w:pPr>
+        <w:spacing w:before="0" w:after="0"/>
+      </w:pPr>
+    </w:p>
+    <w:p>
+      <w:pPr>
+        <w:spacing w:before="0" w:after="0"/>
+      </w:pPr>
+    </w:p>
+    <w:p>
+      <w:pPr>
+        <w:spacing w:before="0" w:after="0"/>
+      </w:pPr>
+    </w:p>
+    <w:p>
+      <w:pPr>
+        <w:spacing w:before="0" w:after="0"/>
+      </w:pPr>
+    </w:p>
+    <w:p>
+      <w:pPr>
         <w:spacing w:before="160" w:after="80"/>
       </w:pPr>
       <w:r>
@@ -5021,6 +5186,21 @@
     </w:p>
     <w:p>
       <w:pPr>
+        <w:spacing w:before="0" w:after="0"/>
+      </w:pPr>
+    </w:p>
+    <w:p>
+      <w:pPr>
+        <w:spacing w:before="0" w:after="0"/>
+      </w:pPr>
+    </w:p>
+    <w:p>
+      <w:pPr>
+        <w:spacing w:before="0" w:after="0"/>
+      </w:pPr>
+    </w:p>
+    <w:p>
+      <w:pPr>
         <w:spacing w:before="160" w:after="80"/>
       </w:pPr>
       <w:r>
@@ -5389,6 +5569,21 @@
     </w:p>
     <w:p>
       <w:pPr>
+        <w:spacing w:before="0" w:after="0"/>
+      </w:pPr>
+    </w:p>
+    <w:p>
+      <w:pPr>
+        <w:spacing w:before="0" w:after="0"/>
+      </w:pPr>
+    </w:p>
+    <w:p>
+      <w:pPr>
+        <w:spacing w:before="0" w:after="0"/>
+      </w:pPr>
+    </w:p>
+    <w:p>
+      <w:pPr>
         <w:spacing w:before="160" w:after="80"/>
       </w:pPr>
       <w:r>
@@ -5496,6 +5691,21 @@
         </w:rPr>
         <w:t>？</w:t>
       </w:r>
+    </w:p>
+    <w:p>
+      <w:pPr>
+        <w:spacing w:before="0" w:after="0"/>
+      </w:pPr>
+    </w:p>
+    <w:p>
+      <w:pPr>
+        <w:spacing w:before="0" w:after="0"/>
+      </w:pPr>
+    </w:p>
+    <w:p>
+      <w:pPr>
+        <w:spacing w:before="0" w:after="0"/>
+      </w:pPr>
     </w:p>
     <w:p>
       <w:pPr>
@@ -6215,6 +6425,21 @@
     </w:p>
     <w:p>
       <w:pPr>
+        <w:spacing w:before="0" w:after="0"/>
+      </w:pPr>
+    </w:p>
+    <w:p>
+      <w:pPr>
+        <w:spacing w:before="0" w:after="0"/>
+      </w:pPr>
+    </w:p>
+    <w:p>
+      <w:pPr>
+        <w:spacing w:before="0" w:after="0"/>
+      </w:pPr>
+    </w:p>
+    <w:p>
+      <w:pPr>
         <w:spacing w:before="160" w:after="80"/>
       </w:pPr>
       <w:r>
@@ -6626,6 +6851,21 @@
     </w:p>
     <w:p>
       <w:pPr>
+        <w:spacing w:before="0" w:after="0"/>
+      </w:pPr>
+    </w:p>
+    <w:p>
+      <w:pPr>
+        <w:spacing w:before="0" w:after="0"/>
+      </w:pPr>
+    </w:p>
+    <w:p>
+      <w:pPr>
+        <w:spacing w:before="0" w:after="0"/>
+      </w:pPr>
+    </w:p>
+    <w:p>
+      <w:pPr>
         <w:spacing w:before="160" w:after="80"/>
       </w:pPr>
       <w:r>
@@ -6830,6 +7070,31 @@
         </w:rPr>
         <w:t>。</w:t>
       </w:r>
+    </w:p>
+    <w:p>
+      <w:pPr>
+        <w:spacing w:before="0" w:after="0"/>
+      </w:pPr>
+    </w:p>
+    <w:p>
+      <w:pPr>
+        <w:spacing w:before="0" w:after="0"/>
+      </w:pPr>
+    </w:p>
+    <w:p>
+      <w:pPr>
+        <w:spacing w:before="0" w:after="0"/>
+      </w:pPr>
+    </w:p>
+    <w:p>
+      <w:pPr>
+        <w:spacing w:before="0" w:after="0"/>
+      </w:pPr>
+    </w:p>
+    <w:p>
+      <w:pPr>
+        <w:spacing w:before="0" w:after="0"/>
+      </w:pPr>
     </w:p>
     <w:p>
       <w:pPr>
@@ -7586,6 +7851,21 @@
     </w:p>
     <w:p>
       <w:pPr>
+        <w:spacing w:before="0" w:after="0"/>
+      </w:pPr>
+    </w:p>
+    <w:p>
+      <w:pPr>
+        <w:spacing w:before="0" w:after="0"/>
+      </w:pPr>
+    </w:p>
+    <w:p>
+      <w:pPr>
+        <w:spacing w:before="0" w:after="0"/>
+      </w:pPr>
+    </w:p>
+    <w:p>
+      <w:pPr>
         <w:spacing w:before="160" w:after="80"/>
       </w:pPr>
       <w:r>
@@ -7878,6 +8158,31 @@
         </w:rPr>
         <w:t>(0)</w:t>
       </w:r>
+    </w:p>
+    <w:p>
+      <w:pPr>
+        <w:spacing w:before="0" w:after="0"/>
+      </w:pPr>
+    </w:p>
+    <w:p>
+      <w:pPr>
+        <w:spacing w:before="0" w:after="0"/>
+      </w:pPr>
+    </w:p>
+    <w:p>
+      <w:pPr>
+        <w:spacing w:before="0" w:after="0"/>
+      </w:pPr>
+    </w:p>
+    <w:p>
+      <w:pPr>
+        <w:spacing w:before="0" w:after="0"/>
+      </w:pPr>
+    </w:p>
+    <w:p>
+      <w:pPr>
+        <w:spacing w:before="0" w:after="0"/>
+      </w:pPr>
     </w:p>
     <w:p>
       <w:pPr>
@@ -8391,6 +8696,21 @@
     </w:p>
     <w:p>
       <w:pPr>
+        <w:spacing w:before="0" w:after="0"/>
+      </w:pPr>
+    </w:p>
+    <w:p>
+      <w:pPr>
+        <w:spacing w:before="0" w:after="0"/>
+      </w:pPr>
+    </w:p>
+    <w:p>
+      <w:pPr>
+        <w:spacing w:before="0" w:after="0"/>
+      </w:pPr>
+    </w:p>
+    <w:p>
+      <w:pPr>
         <w:spacing w:before="160" w:after="80"/>
       </w:pPr>
       <w:r>
@@ -8649,6 +8969,31 @@
         </w:rPr>
         <w:t>？</w:t>
       </w:r>
+    </w:p>
+    <w:p>
+      <w:pPr>
+        <w:spacing w:before="0" w:after="0"/>
+      </w:pPr>
+    </w:p>
+    <w:p>
+      <w:pPr>
+        <w:spacing w:before="0" w:after="0"/>
+      </w:pPr>
+    </w:p>
+    <w:p>
+      <w:pPr>
+        <w:spacing w:before="0" w:after="0"/>
+      </w:pPr>
+    </w:p>
+    <w:p>
+      <w:pPr>
+        <w:spacing w:before="0" w:after="0"/>
+      </w:pPr>
+    </w:p>
+    <w:p>
+      <w:pPr>
+        <w:spacing w:before="0" w:after="0"/>
+      </w:pPr>
     </w:p>
     <w:p>
       <w:pPr>
@@ -9301,6 +9646,21 @@
         </w:rPr>
         <w:t xml:space="preserve">）</w:t>
       </w:r>
+    </w:p>
+    <w:p>
+      <w:pPr>
+        <w:spacing w:before="0" w:after="0"/>
+      </w:pPr>
+    </w:p>
+    <w:p>
+      <w:pPr>
+        <w:spacing w:before="0" w:after="0"/>
+      </w:pPr>
+    </w:p>
+    <w:p>
+      <w:pPr>
+        <w:spacing w:before="0" w:after="0"/>
+      </w:pPr>
     </w:p>
     <w:p>
       <w:pPr>
@@ -10318,6 +10678,21 @@
     </w:p>
     <w:p>
       <w:pPr>
+        <w:spacing w:before="0" w:after="0"/>
+      </w:pPr>
+    </w:p>
+    <w:p>
+      <w:pPr>
+        <w:spacing w:before="0" w:after="0"/>
+      </w:pPr>
+    </w:p>
+    <w:p>
+      <w:pPr>
+        <w:spacing w:before="0" w:after="0"/>
+      </w:pPr>
+    </w:p>
+    <w:p>
+      <w:pPr>
         <w:spacing w:before="160" w:after="80"/>
       </w:pPr>
       <w:r>
@@ -11089,6 +11464,21 @@
     </w:p>
     <w:p>
       <w:pPr>
+        <w:spacing w:before="0" w:after="0"/>
+      </w:pPr>
+    </w:p>
+    <w:p>
+      <w:pPr>
+        <w:spacing w:before="0" w:after="0"/>
+      </w:pPr>
+    </w:p>
+    <w:p>
+      <w:pPr>
+        <w:spacing w:before="0" w:after="0"/>
+      </w:pPr>
+    </w:p>
+    <w:p>
+      <w:pPr>
         <w:spacing w:before="160" w:after="80"/>
       </w:pPr>
       <w:r>
@@ -11359,6 +11749,21 @@
     </w:p>
     <w:p>
       <w:pPr>
+        <w:spacing w:before="0" w:after="0"/>
+      </w:pPr>
+    </w:p>
+    <w:p>
+      <w:pPr>
+        <w:spacing w:before="0" w:after="0"/>
+      </w:pPr>
+    </w:p>
+    <w:p>
+      <w:pPr>
+        <w:spacing w:before="0" w:after="0"/>
+      </w:pPr>
+    </w:p>
+    <w:p>
+      <w:pPr>
         <w:spacing w:before="160" w:after="80"/>
       </w:pPr>
       <w:r>
@@ -11906,6 +12311,31 @@
     </w:p>
     <w:p>
       <w:pPr>
+        <w:spacing w:before="0" w:after="0"/>
+      </w:pPr>
+    </w:p>
+    <w:p>
+      <w:pPr>
+        <w:spacing w:before="0" w:after="0"/>
+      </w:pPr>
+    </w:p>
+    <w:p>
+      <w:pPr>
+        <w:spacing w:before="0" w:after="0"/>
+      </w:pPr>
+    </w:p>
+    <w:p>
+      <w:pPr>
+        <w:spacing w:before="0" w:after="0"/>
+      </w:pPr>
+    </w:p>
+    <w:p>
+      <w:pPr>
+        <w:spacing w:before="0" w:after="0"/>
+      </w:pPr>
+    </w:p>
+    <w:p>
+      <w:pPr>
         <w:spacing w:before="160" w:after="80"/>
       </w:pPr>
       <w:r>
@@ -12219,6 +12649,21 @@
     </w:p>
     <w:p>
       <w:pPr>
+        <w:spacing w:before="0" w:after="0"/>
+      </w:pPr>
+    </w:p>
+    <w:p>
+      <w:pPr>
+        <w:spacing w:before="0" w:after="0"/>
+      </w:pPr>
+    </w:p>
+    <w:p>
+      <w:pPr>
+        <w:spacing w:before="0" w:after="0"/>
+      </w:pPr>
+    </w:p>
+    <w:p>
+      <w:pPr>
         <w:spacing w:before="160" w:after="80"/>
       </w:pPr>
       <w:r>
@@ -12541,6 +12986,21 @@
         </w:rPr>
         <w:t>。</w:t>
       </w:r>
+    </w:p>
+    <w:p>
+      <w:pPr>
+        <w:spacing w:before="0" w:after="0"/>
+      </w:pPr>
+    </w:p>
+    <w:p>
+      <w:pPr>
+        <w:spacing w:before="0" w:after="0"/>
+      </w:pPr>
+    </w:p>
+    <w:p>
+      <w:pPr>
+        <w:spacing w:before="0" w:after="0"/>
+      </w:pPr>
     </w:p>
     <w:p>
       <w:pPr>
@@ -13244,6 +13704,31 @@
     </w:p>
     <w:p>
       <w:pPr>
+        <w:spacing w:before="0" w:after="0"/>
+      </w:pPr>
+    </w:p>
+    <w:p>
+      <w:pPr>
+        <w:spacing w:before="0" w:after="0"/>
+      </w:pPr>
+    </w:p>
+    <w:p>
+      <w:pPr>
+        <w:spacing w:before="0" w:after="0"/>
+      </w:pPr>
+    </w:p>
+    <w:p>
+      <w:pPr>
+        <w:spacing w:before="0" w:after="0"/>
+      </w:pPr>
+    </w:p>
+    <w:p>
+      <w:pPr>
+        <w:spacing w:before="0" w:after="0"/>
+      </w:pPr>
+    </w:p>
+    <w:p>
+      <w:pPr>
         <w:spacing w:before="160" w:after="80"/>
       </w:pPr>
       <w:r>
@@ -14004,6 +14489,31 @@
     </w:p>
     <w:p>
       <w:pPr>
+        <w:spacing w:before="0" w:after="0"/>
+      </w:pPr>
+    </w:p>
+    <w:p>
+      <w:pPr>
+        <w:spacing w:before="0" w:after="0"/>
+      </w:pPr>
+    </w:p>
+    <w:p>
+      <w:pPr>
+        <w:spacing w:before="0" w:after="0"/>
+      </w:pPr>
+    </w:p>
+    <w:p>
+      <w:pPr>
+        <w:spacing w:before="0" w:after="0"/>
+      </w:pPr>
+    </w:p>
+    <w:p>
+      <w:pPr>
+        <w:spacing w:before="0" w:after="0"/>
+      </w:pPr>
+    </w:p>
+    <w:p>
+      <w:pPr>
         <w:spacing w:before="160" w:after="80"/>
       </w:pPr>
       <w:r>
@@ -14385,6 +14895,21 @@
     </w:p>
     <w:p>
       <w:pPr>
+        <w:spacing w:before="0" w:after="0"/>
+      </w:pPr>
+    </w:p>
+    <w:p>
+      <w:pPr>
+        <w:spacing w:before="0" w:after="0"/>
+      </w:pPr>
+    </w:p>
+    <w:p>
+      <w:pPr>
+        <w:spacing w:before="0" w:after="0"/>
+      </w:pPr>
+    </w:p>
+    <w:p>
+      <w:pPr>
         <w:spacing w:before="160" w:after="80"/>
       </w:pPr>
       <w:r>
@@ -15040,6 +15565,31 @@
     </w:p>
     <w:p>
       <w:pPr>
+        <w:spacing w:before="0" w:after="0"/>
+      </w:pPr>
+    </w:p>
+    <w:p>
+      <w:pPr>
+        <w:spacing w:before="0" w:after="0"/>
+      </w:pPr>
+    </w:p>
+    <w:p>
+      <w:pPr>
+        <w:spacing w:before="0" w:after="0"/>
+      </w:pPr>
+    </w:p>
+    <w:p>
+      <w:pPr>
+        <w:spacing w:before="0" w:after="0"/>
+      </w:pPr>
+    </w:p>
+    <w:p>
+      <w:pPr>
+        <w:spacing w:before="0" w:after="0"/>
+      </w:pPr>
+    </w:p>
+    <w:p>
+      <w:pPr>
         <w:spacing w:before="160" w:after="80"/>
       </w:pPr>
       <w:r>
@@ -15690,6 +16240,21 @@
         </w:rPr>
         <w:t>）</w:t>
       </w:r>
+    </w:p>
+    <w:p>
+      <w:pPr>
+        <w:spacing w:before="0" w:after="0"/>
+      </w:pPr>
+    </w:p>
+    <w:p>
+      <w:pPr>
+        <w:spacing w:before="0" w:after="0"/>
+      </w:pPr>
+    </w:p>
+    <w:p>
+      <w:pPr>
+        <w:spacing w:before="0" w:after="0"/>
+      </w:pPr>
     </w:p>
     <w:p>
       <w:pPr>
@@ -16276,6 +16841,31 @@
     </w:p>
     <w:p>
       <w:pPr>
+        <w:spacing w:before="0" w:after="0"/>
+      </w:pPr>
+    </w:p>
+    <w:p>
+      <w:pPr>
+        <w:spacing w:before="0" w:after="0"/>
+      </w:pPr>
+    </w:p>
+    <w:p>
+      <w:pPr>
+        <w:spacing w:before="0" w:after="0"/>
+      </w:pPr>
+    </w:p>
+    <w:p>
+      <w:pPr>
+        <w:spacing w:before="0" w:after="0"/>
+      </w:pPr>
+    </w:p>
+    <w:p>
+      <w:pPr>
+        <w:spacing w:before="0" w:after="0"/>
+      </w:pPr>
+    </w:p>
+    <w:p>
+      <w:pPr>
         <w:spacing w:before="160" w:after="80"/>
       </w:pPr>
       <w:r>
@@ -16641,6 +17231,21 @@
         </w:rPr>
         <w:t>）。</w:t>
       </w:r>
+    </w:p>
+    <w:p>
+      <w:pPr>
+        <w:spacing w:before="0" w:after="0"/>
+      </w:pPr>
+    </w:p>
+    <w:p>
+      <w:pPr>
+        <w:spacing w:before="0" w:after="0"/>
+      </w:pPr>
+    </w:p>
+    <w:p>
+      <w:pPr>
+        <w:spacing w:before="0" w:after="0"/>
+      </w:pPr>
     </w:p>
     <w:p>
       <w:pPr>
@@ -17093,6 +17698,21 @@
     </w:p>
     <w:p>
       <w:pPr>
+        <w:spacing w:before="0" w:after="0"/>
+      </w:pPr>
+    </w:p>
+    <w:p>
+      <w:pPr>
+        <w:spacing w:before="0" w:after="0"/>
+      </w:pPr>
+    </w:p>
+    <w:p>
+      <w:pPr>
+        <w:spacing w:before="0" w:after="0"/>
+      </w:pPr>
+    </w:p>
+    <w:p>
+      <w:pPr>
         <w:spacing w:before="160" w:after="80"/>
       </w:pPr>
       <w:r>
@@ -17585,6 +18205,21 @@
         </w:rPr>
         <w:t>）</w:t>
       </w:r>
+    </w:p>
+    <w:p>
+      <w:pPr>
+        <w:spacing w:before="0" w:after="0"/>
+      </w:pPr>
+    </w:p>
+    <w:p>
+      <w:pPr>
+        <w:spacing w:before="0" w:after="0"/>
+      </w:pPr>
+    </w:p>
+    <w:p>
+      <w:pPr>
+        <w:spacing w:before="0" w:after="0"/>
+      </w:pPr>
     </w:p>
     <w:p>
       <w:pPr>
@@ -18374,6 +19009,21 @@
     </w:p>
     <w:p>
       <w:pPr>
+        <w:spacing w:before="0" w:after="0"/>
+      </w:pPr>
+    </w:p>
+    <w:p>
+      <w:pPr>
+        <w:spacing w:before="0" w:after="0"/>
+      </w:pPr>
+    </w:p>
+    <w:p>
+      <w:pPr>
+        <w:spacing w:before="0" w:after="0"/>
+      </w:pPr>
+    </w:p>
+    <w:p>
+      <w:pPr>
         <w:spacing w:before="160" w:after="80"/>
       </w:pPr>
       <w:r>
@@ -18755,6 +19405,21 @@
         </w:rPr>
         <w:t>？</w:t>
       </w:r>
+    </w:p>
+    <w:p>
+      <w:pPr>
+        <w:spacing w:before="0" w:after="0"/>
+      </w:pPr>
+    </w:p>
+    <w:p>
+      <w:pPr>
+        <w:spacing w:before="0" w:after="0"/>
+      </w:pPr>
+    </w:p>
+    <w:p>
+      <w:pPr>
+        <w:spacing w:before="0" w:after="0"/>
+      </w:pPr>
     </w:p>
     <w:p>
       <w:pPr>
@@ -19467,6 +20132,31 @@
     </w:p>
     <w:p>
       <w:pPr>
+        <w:spacing w:before="0" w:after="0"/>
+      </w:pPr>
+    </w:p>
+    <w:p>
+      <w:pPr>
+        <w:spacing w:before="0" w:after="0"/>
+      </w:pPr>
+    </w:p>
+    <w:p>
+      <w:pPr>
+        <w:spacing w:before="0" w:after="0"/>
+      </w:pPr>
+    </w:p>
+    <w:p>
+      <w:pPr>
+        <w:spacing w:before="0" w:after="0"/>
+      </w:pPr>
+    </w:p>
+    <w:p>
+      <w:pPr>
+        <w:spacing w:before="0" w:after="0"/>
+      </w:pPr>
+    </w:p>
+    <w:p>
+      <w:pPr>
         <w:spacing w:before="160" w:after="80"/>
       </w:pPr>
       <w:r>
@@ -20037,6 +20727,46 @@
     </w:p>
     <w:p>
       <w:pPr>
+        <w:spacing w:before="0" w:after="0"/>
+      </w:pPr>
+    </w:p>
+    <w:p>
+      <w:pPr>
+        <w:spacing w:before="0" w:after="0"/>
+      </w:pPr>
+    </w:p>
+    <w:p>
+      <w:pPr>
+        <w:spacing w:before="0" w:after="0"/>
+      </w:pPr>
+    </w:p>
+    <w:p>
+      <w:pPr>
+        <w:spacing w:before="0" w:after="0"/>
+      </w:pPr>
+    </w:p>
+    <w:p>
+      <w:pPr>
+        <w:spacing w:before="0" w:after="0"/>
+      </w:pPr>
+    </w:p>
+    <w:p>
+      <w:pPr>
+        <w:spacing w:before="0" w:after="0"/>
+      </w:pPr>
+    </w:p>
+    <w:p>
+      <w:pPr>
+        <w:spacing w:before="0" w:after="0"/>
+      </w:pPr>
+    </w:p>
+    <w:p>
+      <w:pPr>
+        <w:spacing w:before="0" w:after="0"/>
+      </w:pPr>
+    </w:p>
+    <w:p>
+      <w:pPr>
         <w:spacing w:before="160" w:after="80"/>
       </w:pPr>
       <w:r>
@@ -20470,6 +21200,31 @@
         </w:rPr>
         <w:t>。</w:t>
       </w:r>
+    </w:p>
+    <w:p>
+      <w:pPr>
+        <w:spacing w:before="0" w:after="0"/>
+      </w:pPr>
+    </w:p>
+    <w:p>
+      <w:pPr>
+        <w:spacing w:before="0" w:after="0"/>
+      </w:pPr>
+    </w:p>
+    <w:p>
+      <w:pPr>
+        <w:spacing w:before="0" w:after="0"/>
+      </w:pPr>
+    </w:p>
+    <w:p>
+      <w:pPr>
+        <w:spacing w:before="0" w:after="0"/>
+      </w:pPr>
+    </w:p>
+    <w:p>
+      <w:pPr>
+        <w:spacing w:before="0" w:after="0"/>
+      </w:pPr>
     </w:p>
     <w:p>
       <w:pPr>
@@ -21166,6 +21921,31 @@
     </w:p>
     <w:p>
       <w:pPr>
+        <w:spacing w:before="0" w:after="0"/>
+      </w:pPr>
+    </w:p>
+    <w:p>
+      <w:pPr>
+        <w:spacing w:before="0" w:after="0"/>
+      </w:pPr>
+    </w:p>
+    <w:p>
+      <w:pPr>
+        <w:spacing w:before="0" w:after="0"/>
+      </w:pPr>
+    </w:p>
+    <w:p>
+      <w:pPr>
+        <w:spacing w:before="0" w:after="0"/>
+      </w:pPr>
+    </w:p>
+    <w:p>
+      <w:pPr>
+        <w:spacing w:before="0" w:after="0"/>
+      </w:pPr>
+    </w:p>
+    <w:p>
+      <w:pPr>
         <w:spacing w:before="160" w:after="80"/>
       </w:pPr>
       <w:r>
@@ -22122,6 +22902,21 @@
     </w:p>
     <w:p>
       <w:pPr>
+        <w:spacing w:before="0" w:after="0"/>
+      </w:pPr>
+    </w:p>
+    <w:p>
+      <w:pPr>
+        <w:spacing w:before="0" w:after="0"/>
+      </w:pPr>
+    </w:p>
+    <w:p>
+      <w:pPr>
+        <w:spacing w:before="0" w:after="0"/>
+      </w:pPr>
+    </w:p>
+    <w:p>
+      <w:pPr>
         <w:spacing w:before="160" w:after="80"/>
       </w:pPr>
       <w:r>
@@ -22555,6 +23350,31 @@
     </w:p>
     <w:p>
       <w:pPr>
+        <w:spacing w:before="0" w:after="0"/>
+      </w:pPr>
+    </w:p>
+    <w:p>
+      <w:pPr>
+        <w:spacing w:before="0" w:after="0"/>
+      </w:pPr>
+    </w:p>
+    <w:p>
+      <w:pPr>
+        <w:spacing w:before="0" w:after="0"/>
+      </w:pPr>
+    </w:p>
+    <w:p>
+      <w:pPr>
+        <w:spacing w:before="0" w:after="0"/>
+      </w:pPr>
+    </w:p>
+    <w:p>
+      <w:pPr>
+        <w:spacing w:before="0" w:after="0"/>
+      </w:pPr>
+    </w:p>
+    <w:p>
+      <w:pPr>
         <w:spacing w:before="160" w:after="80"/>
       </w:pPr>
       <w:r>
@@ -22993,6 +23813,31 @@
     </w:p>
     <w:p>
       <w:pPr>
+        <w:spacing w:before="0" w:after="0"/>
+      </w:pPr>
+    </w:p>
+    <w:p>
+      <w:pPr>
+        <w:spacing w:before="0" w:after="0"/>
+      </w:pPr>
+    </w:p>
+    <w:p>
+      <w:pPr>
+        <w:spacing w:before="0" w:after="0"/>
+      </w:pPr>
+    </w:p>
+    <w:p>
+      <w:pPr>
+        <w:spacing w:before="0" w:after="0"/>
+      </w:pPr>
+    </w:p>
+    <w:p>
+      <w:pPr>
+        <w:spacing w:before="0" w:after="0"/>
+      </w:pPr>
+    </w:p>
+    <w:p>
+      <w:pPr>
         <w:spacing w:before="160" w:after="80"/>
       </w:pPr>
       <w:r>
@@ -23334,6 +24179,21 @@
         </w:rPr>
         <w:t xml:space="preserve">后变为蓝色</w:t>
       </w:r>
+    </w:p>
+    <w:p>
+      <w:pPr>
+        <w:spacing w:before="0" w:after="0"/>
+      </w:pPr>
+    </w:p>
+    <w:p>
+      <w:pPr>
+        <w:spacing w:before="0" w:after="0"/>
+      </w:pPr>
+    </w:p>
+    <w:p>
+      <w:pPr>
+        <w:spacing w:before="0" w:after="0"/>
+      </w:pPr>
     </w:p>
     <w:p>
       <w:pPr>
@@ -24084,6 +24944,31 @@
     </w:p>
     <w:p>
       <w:pPr>
+        <w:spacing w:before="0" w:after="0"/>
+      </w:pPr>
+    </w:p>
+    <w:p>
+      <w:pPr>
+        <w:spacing w:before="0" w:after="0"/>
+      </w:pPr>
+    </w:p>
+    <w:p>
+      <w:pPr>
+        <w:spacing w:before="0" w:after="0"/>
+      </w:pPr>
+    </w:p>
+    <w:p>
+      <w:pPr>
+        <w:spacing w:before="0" w:after="0"/>
+      </w:pPr>
+    </w:p>
+    <w:p>
+      <w:pPr>
+        <w:spacing w:before="0" w:after="0"/>
+      </w:pPr>
+    </w:p>
+    <w:p>
+      <w:pPr>
         <w:spacing w:before="160" w:after="80"/>
       </w:pPr>
       <w:r>
@@ -24400,6 +25285,31 @@
         </w:rPr>
         <w:t>据此判断实际构型</w:t>
       </w:r>
+    </w:p>
+    <w:p>
+      <w:pPr>
+        <w:spacing w:before="0" w:after="0"/>
+      </w:pPr>
+    </w:p>
+    <w:p>
+      <w:pPr>
+        <w:spacing w:before="0" w:after="0"/>
+      </w:pPr>
+    </w:p>
+    <w:p>
+      <w:pPr>
+        <w:spacing w:before="0" w:after="0"/>
+      </w:pPr>
+    </w:p>
+    <w:p>
+      <w:pPr>
+        <w:spacing w:before="0" w:after="0"/>
+      </w:pPr>
+    </w:p>
+    <w:p>
+      <w:pPr>
+        <w:spacing w:before="0" w:after="0"/>
+      </w:pPr>
     </w:p>
     <w:p>
       <w:pPr>
@@ -24800,6 +25710,21 @@
     </w:p>
     <w:p>
       <w:pPr>
+        <w:spacing w:before="0" w:after="0"/>
+      </w:pPr>
+    </w:p>
+    <w:p>
+      <w:pPr>
+        <w:spacing w:before="0" w:after="0"/>
+      </w:pPr>
+    </w:p>
+    <w:p>
+      <w:pPr>
+        <w:spacing w:before="0" w:after="0"/>
+      </w:pPr>
+    </w:p>
+    <w:p>
+      <w:pPr>
         <w:spacing w:before="160" w:after="80"/>
       </w:pPr>
       <w:r>
@@ -25213,6 +26138,31 @@
     </w:p>
     <w:p>
       <w:pPr>
+        <w:spacing w:before="0" w:after="0"/>
+      </w:pPr>
+    </w:p>
+    <w:p>
+      <w:pPr>
+        <w:spacing w:before="0" w:after="0"/>
+      </w:pPr>
+    </w:p>
+    <w:p>
+      <w:pPr>
+        <w:spacing w:before="0" w:after="0"/>
+      </w:pPr>
+    </w:p>
+    <w:p>
+      <w:pPr>
+        <w:spacing w:before="0" w:after="0"/>
+      </w:pPr>
+    </w:p>
+    <w:p>
+      <w:pPr>
+        <w:spacing w:before="0" w:after="0"/>
+      </w:pPr>
+    </w:p>
+    <w:p>
+      <w:pPr>
         <w:spacing w:before="160" w:after="80"/>
       </w:pPr>
       <w:r>
@@ -26155,6 +27105,31 @@
     </w:p>
     <w:p>
       <w:pPr>
+        <w:spacing w:before="0" w:after="0"/>
+      </w:pPr>
+    </w:p>
+    <w:p>
+      <w:pPr>
+        <w:spacing w:before="0" w:after="0"/>
+      </w:pPr>
+    </w:p>
+    <w:p>
+      <w:pPr>
+        <w:spacing w:before="0" w:after="0"/>
+      </w:pPr>
+    </w:p>
+    <w:p>
+      <w:pPr>
+        <w:spacing w:before="0" w:after="0"/>
+      </w:pPr>
+    </w:p>
+    <w:p>
+      <w:pPr>
+        <w:spacing w:before="0" w:after="0"/>
+      </w:pPr>
+    </w:p>
+    <w:p>
+      <w:pPr>
         <w:spacing w:before="160" w:after="80"/>
       </w:pPr>
       <w:r>
@@ -26389,6 +27364,21 @@
         </w:rPr>
         <w:t>。</w:t>
       </w:r>
+    </w:p>
+    <w:p>
+      <w:pPr>
+        <w:spacing w:before="0" w:after="0"/>
+      </w:pPr>
+    </w:p>
+    <w:p>
+      <w:pPr>
+        <w:spacing w:before="0" w:after="0"/>
+      </w:pPr>
+    </w:p>
+    <w:p>
+      <w:pPr>
+        <w:spacing w:before="0" w:after="0"/>
+      </w:pPr>
     </w:p>
     <w:p>
       <w:pPr>
@@ -26848,6 +27838,21 @@
     </w:p>
     <w:p>
       <w:pPr>
+        <w:spacing w:before="0" w:after="0"/>
+      </w:pPr>
+    </w:p>
+    <w:p>
+      <w:pPr>
+        <w:spacing w:before="0" w:after="0"/>
+      </w:pPr>
+    </w:p>
+    <w:p>
+      <w:pPr>
+        <w:spacing w:before="0" w:after="0"/>
+      </w:pPr>
+    </w:p>
+    <w:p>
+      <w:pPr>
         <w:spacing w:before="160" w:after="80"/>
       </w:pPr>
       <w:r>
@@ -27070,6 +28075,31 @@
     </w:p>
     <w:p>
       <w:pPr>
+        <w:spacing w:before="0" w:after="0"/>
+      </w:pPr>
+    </w:p>
+    <w:p>
+      <w:pPr>
+        <w:spacing w:before="0" w:after="0"/>
+      </w:pPr>
+    </w:p>
+    <w:p>
+      <w:pPr>
+        <w:spacing w:before="0" w:after="0"/>
+      </w:pPr>
+    </w:p>
+    <w:p>
+      <w:pPr>
+        <w:spacing w:before="0" w:after="0"/>
+      </w:pPr>
+    </w:p>
+    <w:p>
+      <w:pPr>
+        <w:spacing w:before="0" w:after="0"/>
+      </w:pPr>
+    </w:p>
+    <w:p>
+      <w:pPr>
         <w:spacing w:before="160" w:after="80"/>
       </w:pPr>
       <w:r>
@@ -27314,6 +28344,21 @@
         </w:rPr>
         <w:t>。</w:t>
       </w:r>
+    </w:p>
+    <w:p>
+      <w:pPr>
+        <w:spacing w:before="0" w:after="0"/>
+      </w:pPr>
+    </w:p>
+    <w:p>
+      <w:pPr>
+        <w:spacing w:before="0" w:after="0"/>
+      </w:pPr>
+    </w:p>
+    <w:p>
+      <w:pPr>
+        <w:spacing w:before="0" w:after="0"/>
+      </w:pPr>
     </w:p>
     <w:p>
       <w:pPr>
@@ -27875,6 +28920,31 @@
         </w:rPr>
         <w:t>）</w:t>
       </w:r>
+    </w:p>
+    <w:p>
+      <w:pPr>
+        <w:spacing w:before="0" w:after="0"/>
+      </w:pPr>
+    </w:p>
+    <w:p>
+      <w:pPr>
+        <w:spacing w:before="0" w:after="0"/>
+      </w:pPr>
+    </w:p>
+    <w:p>
+      <w:pPr>
+        <w:spacing w:before="0" w:after="0"/>
+      </w:pPr>
+    </w:p>
+    <w:p>
+      <w:pPr>
+        <w:spacing w:before="0" w:after="0"/>
+      </w:pPr>
+    </w:p>
+    <w:p>
+      <w:pPr>
+        <w:spacing w:before="0" w:after="0"/>
+      </w:pPr>
     </w:p>
     <w:p>
       <w:pPr>
@@ -28387,6 +29457,21 @@
     </w:p>
     <w:p>
       <w:pPr>
+        <w:spacing w:before="0" w:after="0"/>
+      </w:pPr>
+    </w:p>
+    <w:p>
+      <w:pPr>
+        <w:spacing w:before="0" w:after="0"/>
+      </w:pPr>
+    </w:p>
+    <w:p>
+      <w:pPr>
+        <w:spacing w:before="0" w:after="0"/>
+      </w:pPr>
+    </w:p>
+    <w:p>
+      <w:pPr>
         <w:spacing w:before="160" w:after="80"/>
       </w:pPr>
       <w:r>
@@ -28917,6 +30002,31 @@
     </w:p>
     <w:p>
       <w:pPr>
+        <w:spacing w:before="0" w:after="0"/>
+      </w:pPr>
+    </w:p>
+    <w:p>
+      <w:pPr>
+        <w:spacing w:before="0" w:after="0"/>
+      </w:pPr>
+    </w:p>
+    <w:p>
+      <w:pPr>
+        <w:spacing w:before="0" w:after="0"/>
+      </w:pPr>
+    </w:p>
+    <w:p>
+      <w:pPr>
+        <w:spacing w:before="0" w:after="0"/>
+      </w:pPr>
+    </w:p>
+    <w:p>
+      <w:pPr>
+        <w:spacing w:before="0" w:after="0"/>
+      </w:pPr>
+    </w:p>
+    <w:p>
+      <w:pPr>
         <w:spacing w:before="160" w:after="80"/>
       </w:pPr>
       <w:r>
@@ -29254,6 +30364,31 @@
         </w:rPr>
         <w:t>？</w:t>
       </w:r>
+    </w:p>
+    <w:p>
+      <w:pPr>
+        <w:spacing w:before="0" w:after="0"/>
+      </w:pPr>
+    </w:p>
+    <w:p>
+      <w:pPr>
+        <w:spacing w:before="0" w:after="0"/>
+      </w:pPr>
+    </w:p>
+    <w:p>
+      <w:pPr>
+        <w:spacing w:before="0" w:after="0"/>
+      </w:pPr>
+    </w:p>
+    <w:p>
+      <w:pPr>
+        <w:spacing w:before="0" w:after="0"/>
+      </w:pPr>
+    </w:p>
+    <w:p>
+      <w:pPr>
+        <w:spacing w:before="0" w:after="0"/>
+      </w:pPr>
     </w:p>
     <w:p>
       <w:pPr>
@@ -29595,6 +30730,21 @@
     </w:p>
     <w:p>
       <w:pPr>
+        <w:spacing w:before="0" w:after="0"/>
+      </w:pPr>
+    </w:p>
+    <w:p>
+      <w:pPr>
+        <w:spacing w:before="0" w:after="0"/>
+      </w:pPr>
+    </w:p>
+    <w:p>
+      <w:pPr>
+        <w:spacing w:before="0" w:after="0"/>
+      </w:pPr>
+    </w:p>
+    <w:p>
+      <w:pPr>
         <w:spacing w:before="160" w:after="80"/>
       </w:pPr>
       <w:r>
@@ -29934,6 +31084,21 @@
         </w:rPr>
         <w:t>。</w:t>
       </w:r>
+    </w:p>
+    <w:p>
+      <w:pPr>
+        <w:spacing w:before="0" w:after="0"/>
+      </w:pPr>
+    </w:p>
+    <w:p>
+      <w:pPr>
+        <w:spacing w:before="0" w:after="0"/>
+      </w:pPr>
+    </w:p>
+    <w:p>
+      <w:pPr>
+        <w:spacing w:before="0" w:after="0"/>
+      </w:pPr>
     </w:p>
     <w:p>
       <w:pPr>
@@ -30239,6 +31404,21 @@
     </w:p>
     <w:p>
       <w:pPr>
+        <w:spacing w:before="0" w:after="0"/>
+      </w:pPr>
+    </w:p>
+    <w:p>
+      <w:pPr>
+        <w:spacing w:before="0" w:after="0"/>
+      </w:pPr>
+    </w:p>
+    <w:p>
+      <w:pPr>
+        <w:spacing w:before="0" w:after="0"/>
+      </w:pPr>
+    </w:p>
+    <w:p>
+      <w:pPr>
         <w:spacing w:before="160" w:after="80"/>
       </w:pPr>
       <w:r>
@@ -30684,6 +31864,21 @@
     </w:p>
     <w:p>
       <w:pPr>
+        <w:spacing w:before="0" w:after="0"/>
+      </w:pPr>
+    </w:p>
+    <w:p>
+      <w:pPr>
+        <w:spacing w:before="0" w:after="0"/>
+      </w:pPr>
+    </w:p>
+    <w:p>
+      <w:pPr>
+        <w:spacing w:before="0" w:after="0"/>
+      </w:pPr>
+    </w:p>
+    <w:p>
+      <w:pPr>
         <w:spacing w:before="160" w:after="80"/>
       </w:pPr>
       <w:r>
@@ -31520,6 +32715,31 @@
     </w:p>
     <w:p>
       <w:pPr>
+        <w:spacing w:before="0" w:after="0"/>
+      </w:pPr>
+    </w:p>
+    <w:p>
+      <w:pPr>
+        <w:spacing w:before="0" w:after="0"/>
+      </w:pPr>
+    </w:p>
+    <w:p>
+      <w:pPr>
+        <w:spacing w:before="0" w:after="0"/>
+      </w:pPr>
+    </w:p>
+    <w:p>
+      <w:pPr>
+        <w:spacing w:before="0" w:after="0"/>
+      </w:pPr>
+    </w:p>
+    <w:p>
+      <w:pPr>
+        <w:spacing w:before="0" w:after="0"/>
+      </w:pPr>
+    </w:p>
+    <w:p>
+      <w:pPr>
         <w:spacing w:before="160" w:after="80"/>
       </w:pPr>
       <w:r>
@@ -31850,6 +33070,31 @@
     </w:p>
     <w:p>
       <w:pPr>
+        <w:spacing w:before="0" w:after="0"/>
+      </w:pPr>
+    </w:p>
+    <w:p>
+      <w:pPr>
+        <w:spacing w:before="0" w:after="0"/>
+      </w:pPr>
+    </w:p>
+    <w:p>
+      <w:pPr>
+        <w:spacing w:before="0" w:after="0"/>
+      </w:pPr>
+    </w:p>
+    <w:p>
+      <w:pPr>
+        <w:spacing w:before="0" w:after="0"/>
+      </w:pPr>
+    </w:p>
+    <w:p>
+      <w:pPr>
+        <w:spacing w:before="0" w:after="0"/>
+      </w:pPr>
+    </w:p>
+    <w:p>
+      <w:pPr>
         <w:spacing w:before="160" w:after="80"/>
       </w:pPr>
       <w:r>
@@ -32441,6 +33686,31 @@
     </w:p>
     <w:p>
       <w:pPr>
+        <w:spacing w:before="0" w:after="0"/>
+      </w:pPr>
+    </w:p>
+    <w:p>
+      <w:pPr>
+        <w:spacing w:before="0" w:after="0"/>
+      </w:pPr>
+    </w:p>
+    <w:p>
+      <w:pPr>
+        <w:spacing w:before="0" w:after="0"/>
+      </w:pPr>
+    </w:p>
+    <w:p>
+      <w:pPr>
+        <w:spacing w:before="0" w:after="0"/>
+      </w:pPr>
+    </w:p>
+    <w:p>
+      <w:pPr>
+        <w:spacing w:before="0" w:after="0"/>
+      </w:pPr>
+    </w:p>
+    <w:p>
+      <w:pPr>
         <w:spacing w:before="160" w:after="80"/>
       </w:pPr>
       <w:r>
@@ -32786,6 +34056,31 @@
     </w:p>
     <w:p>
       <w:pPr>
+        <w:spacing w:before="0" w:after="0"/>
+      </w:pPr>
+    </w:p>
+    <w:p>
+      <w:pPr>
+        <w:spacing w:before="0" w:after="0"/>
+      </w:pPr>
+    </w:p>
+    <w:p>
+      <w:pPr>
+        <w:spacing w:before="0" w:after="0"/>
+      </w:pPr>
+    </w:p>
+    <w:p>
+      <w:pPr>
+        <w:spacing w:before="0" w:after="0"/>
+      </w:pPr>
+    </w:p>
+    <w:p>
+      <w:pPr>
+        <w:spacing w:before="0" w:after="0"/>
+      </w:pPr>
+    </w:p>
+    <w:p>
+      <w:pPr>
         <w:spacing w:before="160" w:after="80"/>
       </w:pPr>
       <w:r>
@@ -33147,6 +34442,31 @@
     </w:p>
     <w:p>
       <w:pPr>
+        <w:spacing w:before="0" w:after="0"/>
+      </w:pPr>
+    </w:p>
+    <w:p>
+      <w:pPr>
+        <w:spacing w:before="0" w:after="0"/>
+      </w:pPr>
+    </w:p>
+    <w:p>
+      <w:pPr>
+        <w:spacing w:before="0" w:after="0"/>
+      </w:pPr>
+    </w:p>
+    <w:p>
+      <w:pPr>
+        <w:spacing w:before="0" w:after="0"/>
+      </w:pPr>
+    </w:p>
+    <w:p>
+      <w:pPr>
+        <w:spacing w:before="0" w:after="0"/>
+      </w:pPr>
+    </w:p>
+    <w:p>
+      <w:pPr>
         <w:spacing w:before="160" w:after="80"/>
       </w:pPr>
       <w:r>
@@ -33372,6 +34692,31 @@
         </w:rPr>
         <w:t xml:space="preserve">画出立体结构</w:t>
       </w:r>
+    </w:p>
+    <w:p>
+      <w:pPr>
+        <w:spacing w:before="0" w:after="0"/>
+      </w:pPr>
+    </w:p>
+    <w:p>
+      <w:pPr>
+        <w:spacing w:before="0" w:after="0"/>
+      </w:pPr>
+    </w:p>
+    <w:p>
+      <w:pPr>
+        <w:spacing w:before="0" w:after="0"/>
+      </w:pPr>
+    </w:p>
+    <w:p>
+      <w:pPr>
+        <w:spacing w:before="0" w:after="0"/>
+      </w:pPr>
+    </w:p>
+    <w:p>
+      <w:pPr>
+        <w:spacing w:before="0" w:after="0"/>
+      </w:pPr>
     </w:p>
     <w:p>
       <w:pPr>
@@ -33658,6 +35003,31 @@
     </w:p>
     <w:p>
       <w:pPr>
+        <w:spacing w:before="0" w:after="0"/>
+      </w:pPr>
+    </w:p>
+    <w:p>
+      <w:pPr>
+        <w:spacing w:before="0" w:after="0"/>
+      </w:pPr>
+    </w:p>
+    <w:p>
+      <w:pPr>
+        <w:spacing w:before="0" w:after="0"/>
+      </w:pPr>
+    </w:p>
+    <w:p>
+      <w:pPr>
+        <w:spacing w:before="0" w:after="0"/>
+      </w:pPr>
+    </w:p>
+    <w:p>
+      <w:pPr>
+        <w:spacing w:before="0" w:after="0"/>
+      </w:pPr>
+    </w:p>
+    <w:p>
+      <w:pPr>
         <w:spacing w:before="160" w:after="80"/>
       </w:pPr>
       <w:r>
@@ -34262,6 +35632,21 @@
     </w:p>
     <w:p>
       <w:pPr>
+        <w:spacing w:before="0" w:after="0"/>
+      </w:pPr>
+    </w:p>
+    <w:p>
+      <w:pPr>
+        <w:spacing w:before="0" w:after="0"/>
+      </w:pPr>
+    </w:p>
+    <w:p>
+      <w:pPr>
+        <w:spacing w:before="0" w:after="0"/>
+      </w:pPr>
+    </w:p>
+    <w:p>
+      <w:pPr>
         <w:spacing w:before="160" w:after="80"/>
       </w:pPr>
       <w:r>
@@ -34559,6 +35944,31 @@
     </w:p>
     <w:p>
       <w:pPr>
+        <w:spacing w:before="0" w:after="0"/>
+      </w:pPr>
+    </w:p>
+    <w:p>
+      <w:pPr>
+        <w:spacing w:before="0" w:after="0"/>
+      </w:pPr>
+    </w:p>
+    <w:p>
+      <w:pPr>
+        <w:spacing w:before="0" w:after="0"/>
+      </w:pPr>
+    </w:p>
+    <w:p>
+      <w:pPr>
+        <w:spacing w:before="0" w:after="0"/>
+      </w:pPr>
+    </w:p>
+    <w:p>
+      <w:pPr>
+        <w:spacing w:before="0" w:after="0"/>
+      </w:pPr>
+    </w:p>
+    <w:p>
+      <w:pPr>
         <w:spacing w:before="160" w:after="80"/>
       </w:pPr>
       <w:r>
@@ -34867,6 +36277,31 @@
         </w:rPr>
         <w:t>？</w:t>
       </w:r>
+    </w:p>
+    <w:p>
+      <w:pPr>
+        <w:spacing w:before="0" w:after="0"/>
+      </w:pPr>
+    </w:p>
+    <w:p>
+      <w:pPr>
+        <w:spacing w:before="0" w:after="0"/>
+      </w:pPr>
+    </w:p>
+    <w:p>
+      <w:pPr>
+        <w:spacing w:before="0" w:after="0"/>
+      </w:pPr>
+    </w:p>
+    <w:p>
+      <w:pPr>
+        <w:spacing w:before="0" w:after="0"/>
+      </w:pPr>
+    </w:p>
+    <w:p>
+      <w:pPr>
+        <w:spacing w:before="0" w:after="0"/>
+      </w:pPr>
     </w:p>
     <w:p>
       <w:pPr>
@@ -35841,6 +37276,31 @@
     </w:p>
     <w:p>
       <w:pPr>
+        <w:spacing w:before="0" w:after="0"/>
+      </w:pPr>
+    </w:p>
+    <w:p>
+      <w:pPr>
+        <w:spacing w:before="0" w:after="0"/>
+      </w:pPr>
+    </w:p>
+    <w:p>
+      <w:pPr>
+        <w:spacing w:before="0" w:after="0"/>
+      </w:pPr>
+    </w:p>
+    <w:p>
+      <w:pPr>
+        <w:spacing w:before="0" w:after="0"/>
+      </w:pPr>
+    </w:p>
+    <w:p>
+      <w:pPr>
+        <w:spacing w:before="0" w:after="0"/>
+      </w:pPr>
+    </w:p>
+    <w:p>
+      <w:pPr>
         <w:spacing w:before="160" w:after="80"/>
       </w:pPr>
       <w:r>
@@ -36834,6 +38294,46 @@
         </w:rPr>
         <w:t>）。</w:t>
       </w:r>
+    </w:p>
+    <w:p>
+      <w:pPr>
+        <w:spacing w:before="0" w:after="0"/>
+      </w:pPr>
+    </w:p>
+    <w:p>
+      <w:pPr>
+        <w:spacing w:before="0" w:after="0"/>
+      </w:pPr>
+    </w:p>
+    <w:p>
+      <w:pPr>
+        <w:spacing w:before="0" w:after="0"/>
+      </w:pPr>
+    </w:p>
+    <w:p>
+      <w:pPr>
+        <w:spacing w:before="0" w:after="0"/>
+      </w:pPr>
+    </w:p>
+    <w:p>
+      <w:pPr>
+        <w:spacing w:before="0" w:after="0"/>
+      </w:pPr>
+    </w:p>
+    <w:p>
+      <w:pPr>
+        <w:spacing w:before="0" w:after="0"/>
+      </w:pPr>
+    </w:p>
+    <w:p>
+      <w:pPr>
+        <w:spacing w:before="0" w:after="0"/>
+      </w:pPr>
+    </w:p>
+    <w:p>
+      <w:pPr>
+        <w:spacing w:before="0" w:after="0"/>
+      </w:pPr>
     </w:p>
     <w:p>
       <w:pPr>
@@ -38284,6 +39784,31 @@
     </w:p>
     <w:p>
       <w:pPr>
+        <w:spacing w:before="0" w:after="0"/>
+      </w:pPr>
+    </w:p>
+    <w:p>
+      <w:pPr>
+        <w:spacing w:before="0" w:after="0"/>
+      </w:pPr>
+    </w:p>
+    <w:p>
+      <w:pPr>
+        <w:spacing w:before="0" w:after="0"/>
+      </w:pPr>
+    </w:p>
+    <w:p>
+      <w:pPr>
+        <w:spacing w:before="0" w:after="0"/>
+      </w:pPr>
+    </w:p>
+    <w:p>
+      <w:pPr>
+        <w:spacing w:before="0" w:after="0"/>
+      </w:pPr>
+    </w:p>
+    <w:p>
+      <w:pPr>
         <w:spacing w:before="160" w:after="80"/>
       </w:pPr>
       <w:r>
@@ -39459,6 +40984,46 @@
     </w:p>
     <w:p>
       <w:pPr>
+        <w:spacing w:before="0" w:after="0"/>
+      </w:pPr>
+    </w:p>
+    <w:p>
+      <w:pPr>
+        <w:spacing w:before="0" w:after="0"/>
+      </w:pPr>
+    </w:p>
+    <w:p>
+      <w:pPr>
+        <w:spacing w:before="0" w:after="0"/>
+      </w:pPr>
+    </w:p>
+    <w:p>
+      <w:pPr>
+        <w:spacing w:before="0" w:after="0"/>
+      </w:pPr>
+    </w:p>
+    <w:p>
+      <w:pPr>
+        <w:spacing w:before="0" w:after="0"/>
+      </w:pPr>
+    </w:p>
+    <w:p>
+      <w:pPr>
+        <w:spacing w:before="0" w:after="0"/>
+      </w:pPr>
+    </w:p>
+    <w:p>
+      <w:pPr>
+        <w:spacing w:before="0" w:after="0"/>
+      </w:pPr>
+    </w:p>
+    <w:p>
+      <w:pPr>
+        <w:spacing w:before="0" w:after="0"/>
+      </w:pPr>
+    </w:p>
+    <w:p>
+      <w:pPr>
         <w:spacing w:before="160" w:after="80"/>
       </w:pPr>
       <w:r>
@@ -39985,6 +41550,31 @@
     </w:p>
     <w:p>
       <w:pPr>
+        <w:spacing w:before="0" w:after="0"/>
+      </w:pPr>
+    </w:p>
+    <w:p>
+      <w:pPr>
+        <w:spacing w:before="0" w:after="0"/>
+      </w:pPr>
+    </w:p>
+    <w:p>
+      <w:pPr>
+        <w:spacing w:before="0" w:after="0"/>
+      </w:pPr>
+    </w:p>
+    <w:p>
+      <w:pPr>
+        <w:spacing w:before="0" w:after="0"/>
+      </w:pPr>
+    </w:p>
+    <w:p>
+      <w:pPr>
+        <w:spacing w:before="0" w:after="0"/>
+      </w:pPr>
+    </w:p>
+    <w:p>
+      <w:pPr>
         <w:spacing w:before="160" w:after="80"/>
       </w:pPr>
       <w:r>
@@ -40683,6 +42273,46 @@
     </w:p>
     <w:p>
       <w:pPr>
+        <w:spacing w:before="0" w:after="0"/>
+      </w:pPr>
+    </w:p>
+    <w:p>
+      <w:pPr>
+        <w:spacing w:before="0" w:after="0"/>
+      </w:pPr>
+    </w:p>
+    <w:p>
+      <w:pPr>
+        <w:spacing w:before="0" w:after="0"/>
+      </w:pPr>
+    </w:p>
+    <w:p>
+      <w:pPr>
+        <w:spacing w:before="0" w:after="0"/>
+      </w:pPr>
+    </w:p>
+    <w:p>
+      <w:pPr>
+        <w:spacing w:before="0" w:after="0"/>
+      </w:pPr>
+    </w:p>
+    <w:p>
+      <w:pPr>
+        <w:spacing w:before="0" w:after="0"/>
+      </w:pPr>
+    </w:p>
+    <w:p>
+      <w:pPr>
+        <w:spacing w:before="0" w:after="0"/>
+      </w:pPr>
+    </w:p>
+    <w:p>
+      <w:pPr>
+        <w:spacing w:before="0" w:after="0"/>
+      </w:pPr>
+    </w:p>
+    <w:p>
+      <w:pPr>
         <w:spacing w:before="160" w:after="80"/>
       </w:pPr>
       <w:r>
@@ -40894,6 +42524,21 @@
     </w:p>
     <w:p>
       <w:pPr>
+        <w:spacing w:before="0" w:after="0"/>
+      </w:pPr>
+    </w:p>
+    <w:p>
+      <w:pPr>
+        <w:spacing w:before="0" w:after="0"/>
+      </w:pPr>
+    </w:p>
+    <w:p>
+      <w:pPr>
+        <w:spacing w:before="0" w:after="0"/>
+      </w:pPr>
+    </w:p>
+    <w:p>
+      <w:pPr>
         <w:spacing w:before="160" w:after="80"/>
       </w:pPr>
       <w:r>
@@ -41111,6 +42756,31 @@
     </w:p>
     <w:p>
       <w:pPr>
+        <w:spacing w:before="0" w:after="0"/>
+      </w:pPr>
+    </w:p>
+    <w:p>
+      <w:pPr>
+        <w:spacing w:before="0" w:after="0"/>
+      </w:pPr>
+    </w:p>
+    <w:p>
+      <w:pPr>
+        <w:spacing w:before="0" w:after="0"/>
+      </w:pPr>
+    </w:p>
+    <w:p>
+      <w:pPr>
+        <w:spacing w:before="0" w:after="0"/>
+      </w:pPr>
+    </w:p>
+    <w:p>
+      <w:pPr>
+        <w:spacing w:before="0" w:after="0"/>
+      </w:pPr>
+    </w:p>
+    <w:p>
+      <w:pPr>
         <w:spacing w:before="160" w:after="80"/>
       </w:pPr>
       <w:r>
@@ -41321,6 +42991,21 @@
     </w:p>
     <w:p>
       <w:pPr>
+        <w:spacing w:before="0" w:after="0"/>
+      </w:pPr>
+    </w:p>
+    <w:p>
+      <w:pPr>
+        <w:spacing w:before="0" w:after="0"/>
+      </w:pPr>
+    </w:p>
+    <w:p>
+      <w:pPr>
+        <w:spacing w:before="0" w:after="0"/>
+      </w:pPr>
+    </w:p>
+    <w:p>
+      <w:pPr>
         <w:spacing w:before="160" w:after="80"/>
       </w:pPr>
       <w:r>
@@ -41550,6 +43235,21 @@
     </w:p>
     <w:p>
       <w:pPr>
+        <w:spacing w:before="0" w:after="0"/>
+      </w:pPr>
+    </w:p>
+    <w:p>
+      <w:pPr>
+        <w:spacing w:before="0" w:after="0"/>
+      </w:pPr>
+    </w:p>
+    <w:p>
+      <w:pPr>
+        <w:spacing w:before="0" w:after="0"/>
+      </w:pPr>
+    </w:p>
+    <w:p>
+      <w:pPr>
         <w:spacing w:before="160" w:after="80"/>
       </w:pPr>
       <w:r>
@@ -41899,6 +43599,31 @@
         </w:rPr>
         <w:t>。</w:t>
       </w:r>
+    </w:p>
+    <w:p>
+      <w:pPr>
+        <w:spacing w:before="0" w:after="0"/>
+      </w:pPr>
+    </w:p>
+    <w:p>
+      <w:pPr>
+        <w:spacing w:before="0" w:after="0"/>
+      </w:pPr>
+    </w:p>
+    <w:p>
+      <w:pPr>
+        <w:spacing w:before="0" w:after="0"/>
+      </w:pPr>
+    </w:p>
+    <w:p>
+      <w:pPr>
+        <w:spacing w:before="0" w:after="0"/>
+      </w:pPr>
+    </w:p>
+    <w:p>
+      <w:pPr>
+        <w:spacing w:before="0" w:after="0"/>
+      </w:pPr>
     </w:p>
     <w:p>
       <w:pPr>
@@ -42249,6 +43974,21 @@
     </w:p>
     <w:p>
       <w:pPr>
+        <w:spacing w:before="0" w:after="0"/>
+      </w:pPr>
+    </w:p>
+    <w:p>
+      <w:pPr>
+        <w:spacing w:before="0" w:after="0"/>
+      </w:pPr>
+    </w:p>
+    <w:p>
+      <w:pPr>
+        <w:spacing w:before="0" w:after="0"/>
+      </w:pPr>
+    </w:p>
+    <w:p>
+      <w:pPr>
         <w:spacing w:before="160" w:after="80"/>
       </w:pPr>
       <w:r>
@@ -42789,6 +44529,31 @@
         </w:rPr>
         <w:t xml:space="preserve">写出中心钌原子的杂化轨道类型</w:t>
       </w:r>
+    </w:p>
+    <w:p>
+      <w:pPr>
+        <w:spacing w:before="0" w:after="0"/>
+      </w:pPr>
+    </w:p>
+    <w:p>
+      <w:pPr>
+        <w:spacing w:before="0" w:after="0"/>
+      </w:pPr>
+    </w:p>
+    <w:p>
+      <w:pPr>
+        <w:spacing w:before="0" w:after="0"/>
+      </w:pPr>
+    </w:p>
+    <w:p>
+      <w:pPr>
+        <w:spacing w:before="0" w:after="0"/>
+      </w:pPr>
+    </w:p>
+    <w:p>
+      <w:pPr>
+        <w:spacing w:before="0" w:after="0"/>
+      </w:pPr>
     </w:p>
     <w:p>
       <w:pPr>
@@ -43467,6 +45232,31 @@
     </w:p>
     <w:p>
       <w:pPr>
+        <w:spacing w:before="0" w:after="0"/>
+      </w:pPr>
+    </w:p>
+    <w:p>
+      <w:pPr>
+        <w:spacing w:before="0" w:after="0"/>
+      </w:pPr>
+    </w:p>
+    <w:p>
+      <w:pPr>
+        <w:spacing w:before="0" w:after="0"/>
+      </w:pPr>
+    </w:p>
+    <w:p>
+      <w:pPr>
+        <w:spacing w:before="0" w:after="0"/>
+      </w:pPr>
+    </w:p>
+    <w:p>
+      <w:pPr>
+        <w:spacing w:before="0" w:after="0"/>
+      </w:pPr>
+    </w:p>
+    <w:p>
+      <w:pPr>
         <w:spacing w:before="160" w:after="80"/>
       </w:pPr>
       <w:r>
@@ -43893,6 +45683,31 @@
     </w:p>
     <w:p>
       <w:pPr>
+        <w:spacing w:before="0" w:after="0"/>
+      </w:pPr>
+    </w:p>
+    <w:p>
+      <w:pPr>
+        <w:spacing w:before="0" w:after="0"/>
+      </w:pPr>
+    </w:p>
+    <w:p>
+      <w:pPr>
+        <w:spacing w:before="0" w:after="0"/>
+      </w:pPr>
+    </w:p>
+    <w:p>
+      <w:pPr>
+        <w:spacing w:before="0" w:after="0"/>
+      </w:pPr>
+    </w:p>
+    <w:p>
+      <w:pPr>
+        <w:spacing w:before="0" w:after="0"/>
+      </w:pPr>
+    </w:p>
+    <w:p>
+      <w:pPr>
         <w:spacing w:before="160" w:after="80"/>
       </w:pPr>
       <w:r>
@@ -44305,6 +46120,31 @@
         </w:rPr>
         <w:t>）。</w:t>
       </w:r>
+    </w:p>
+    <w:p>
+      <w:pPr>
+        <w:spacing w:before="0" w:after="0"/>
+      </w:pPr>
+    </w:p>
+    <w:p>
+      <w:pPr>
+        <w:spacing w:before="0" w:after="0"/>
+      </w:pPr>
+    </w:p>
+    <w:p>
+      <w:pPr>
+        <w:spacing w:before="0" w:after="0"/>
+      </w:pPr>
+    </w:p>
+    <w:p>
+      <w:pPr>
+        <w:spacing w:before="0" w:after="0"/>
+      </w:pPr>
+    </w:p>
+    <w:p>
+      <w:pPr>
+        <w:spacing w:before="0" w:after="0"/>
+      </w:pPr>
     </w:p>
     <w:p>
       <w:pPr>

--- a/00-首页/题组Word/第一轮习题集/结构化学/配位化合物练习题组-学生版.docx
+++ b/00-首页/题组Word/第一轮习题集/结构化学/配位化合物练习题组-学生版.docx
@@ -56,6 +56,14 @@
         <w:tblStyle w:val="Table"/>
         <w:tblW w:type="pct" w:w="5000"/>
         <w:tblLayout w:type="fixed"/>
+        <w:tblBorders>
+          <w:top w:val="single" w:sz="12" w:space="0" w:color="000000"/>
+          <w:left w:val="none" w:sz="0" w:space="0" w:color="auto"/>
+          <w:bottom w:val="single" w:sz="12" w:space="0" w:color="000000"/>
+          <w:right w:val="none" w:sz="0" w:space="0" w:color="auto"/>
+          <w:insideH w:val="none" w:sz="0" w:space="0" w:color="auto"/>
+          <w:insideV w:val="none" w:sz="0" w:space="0" w:color="auto"/>
+        </w:tblBorders>
         <w:tblLook w:firstRow="1" w:lastRow="0" w:firstColumn="0" w:lastColumn="0" w:noHBand="0" w:noVBand="0" w:val="0020"/>
       </w:tblPr>
       <w:tblGrid>
@@ -69,7 +77,11 @@
           <w:tblHeader w:val="on"/>
         </w:trPr>
         <w:tc>
-          <w:tcPr/>
+          <w:tcPr>
+            <w:tcBorders>
+              <w:bottom w:val="single" w:sz="8" w:space="0" w:color="000000"/>
+            </w:tcBorders>
+          </w:tcPr>
           <w:p>
             <w:pPr>
               <w:pStyle w:val="Compact"/>
@@ -85,7 +97,11 @@
           </w:p>
         </w:tc>
         <w:tc>
-          <w:tcPr/>
+          <w:tcPr>
+            <w:tcBorders>
+              <w:bottom w:val="single" w:sz="8" w:space="0" w:color="000000"/>
+            </w:tcBorders>
+          </w:tcPr>
           <w:p>
             <w:pPr>
               <w:pStyle w:val="Compact"/>
@@ -101,7 +117,11 @@
           </w:p>
         </w:tc>
         <w:tc>
-          <w:tcPr/>
+          <w:tcPr>
+            <w:tcBorders>
+              <w:bottom w:val="single" w:sz="8" w:space="0" w:color="000000"/>
+            </w:tcBorders>
+          </w:tcPr>
           <w:p>
             <w:pPr>
               <w:pStyle w:val="Compact"/>
@@ -117,7 +137,11 @@
           </w:p>
         </w:tc>
         <w:tc>
-          <w:tcPr/>
+          <w:tcPr>
+            <w:tcBorders>
+              <w:bottom w:val="single" w:sz="8" w:space="0" w:color="000000"/>
+            </w:tcBorders>
+          </w:tcPr>
           <w:p>
             <w:pPr>
               <w:pStyle w:val="Compact"/>
@@ -4378,6 +4402,14 @@
       <w:tblPr>
         <w:tblStyle w:val="Table"/>
         <w:tblW w:type="auto" w:w="0"/>
+        <w:tblBorders>
+          <w:top w:val="single" w:sz="12" w:space="0" w:color="000000"/>
+          <w:left w:val="none" w:sz="0" w:space="0" w:color="auto"/>
+          <w:bottom w:val="single" w:sz="12" w:space="0" w:color="000000"/>
+          <w:right w:val="none" w:sz="0" w:space="0" w:color="auto"/>
+          <w:insideH w:val="none" w:sz="0" w:space="0" w:color="auto"/>
+          <w:insideV w:val="none" w:sz="0" w:space="0" w:color="auto"/>
+        </w:tblBorders>
         <w:tblLook w:firstRow="1" w:lastRow="0" w:firstColumn="0" w:lastColumn="0" w:noHBand="0" w:noVBand="0" w:val="0020"/>
       </w:tblPr>
       <w:tblGrid>
@@ -4391,7 +4423,11 @@
           <w:tblHeader w:val="on"/>
         </w:trPr>
         <w:tc>
-          <w:tcPr/>
+          <w:tcPr>
+            <w:tcBorders>
+              <w:bottom w:val="single" w:sz="8" w:space="0" w:color="000000"/>
+            </w:tcBorders>
+          </w:tcPr>
           <w:p>
             <w:pPr>
               <w:pStyle w:val="Compact"/>
@@ -4400,7 +4436,11 @@
           </w:p>
         </w:tc>
         <w:tc>
-          <w:tcPr/>
+          <w:tcPr>
+            <w:tcBorders>
+              <w:bottom w:val="single" w:sz="8" w:space="0" w:color="000000"/>
+            </w:tcBorders>
+          </w:tcPr>
           <w:p>
             <w:pPr>
               <w:pStyle w:val="Compact"/>
@@ -4409,7 +4449,11 @@
           </w:p>
         </w:tc>
         <w:tc>
-          <w:tcPr/>
+          <w:tcPr>
+            <w:tcBorders>
+              <w:bottom w:val="single" w:sz="8" w:space="0" w:color="000000"/>
+            </w:tcBorders>
+          </w:tcPr>
           <w:p>
             <w:pPr>
               <w:pStyle w:val="Compact"/>
@@ -4505,7 +4549,11 @@
           </w:p>
         </w:tc>
         <w:tc>
-          <w:tcPr/>
+          <w:tcPr>
+            <w:tcBorders>
+              <w:bottom w:val="single" w:sz="8" w:space="0" w:color="000000"/>
+            </w:tcBorders>
+          </w:tcPr>
           <w:p>
             <w:pPr>
               <w:pStyle w:val="Compact"/>
@@ -48404,7 +48452,7 @@
     <ns0:rPr>
       <ns0:rFonts ns0:ascii="Times New Roman" ns0:cs="Times New Roman" ns0:eastAsia="SimHei" ns0:hAnsi="Times New Roman"/>
       <ns0:b/>
-      <ns0:color ns0:val="17324D"/>
+      <ns0:color ns0:val="000000"/>
       <ns0:sz ns0:val="44"/>
       <ns0:szCs ns0:val="56"/>
     </ns0:rPr>
@@ -48546,7 +48594,7 @@
     <ns0:rPr>
       <ns0:rFonts ns0:ascii="Times New Roman" ns0:cs="Times New Roman" ns0:eastAsia="SimHei" ns0:hAnsi="Times New Roman"/>
       <ns0:b/>
-      <ns0:color ns0:val="17324D"/>
+      <ns0:color ns0:val="000000"/>
       <ns0:sz ns0:val="32"/>
       <ns0:szCs ns0:val="40"/>
     </ns0:rPr>
@@ -48570,7 +48618,7 @@
     <ns0:rPr>
       <ns0:rFonts ns0:ascii="Times New Roman" ns0:cs="Times New Roman" ns0:eastAsia="SimHei" ns0:hAnsi="Times New Roman"/>
       <ns0:b/>
-      <ns0:color ns0:val="17324D"/>
+      <ns0:color ns0:val="000000"/>
       <ns0:sz ns0:val="28"/>
       <ns0:szCs ns0:val="32"/>
     </ns0:rPr>
@@ -48594,7 +48642,7 @@
     <ns0:rPr>
       <ns0:rFonts ns0:ascii="Times New Roman" ns0:cs="Times New Roman" ns0:eastAsia="SimHei" ns0:hAnsi="Times New Roman"/>
       <ns0:b/>
-      <ns0:color ns0:val="17324D"/>
+      <ns0:color ns0:val="000000"/>
       <ns0:sz ns0:val="25"/>
       <ns0:szCs ns0:val="28"/>
     </ns0:rPr>
